--- a/TS Jatai Ghanam Project/TS 4.6/TS 4.6 Jatai Sanskrit Corrections.docx
+++ b/TS Jatai Ghanam Project/TS 4.6/TS 4.6 Jatai Sanskrit Corrections.docx
@@ -1,7 +1,3967 @@
 
 <file path=word/document.xml><?xml version="1.0" encoding="utf-8"?>
-<w:document xmlns:wpc="http://schemas.microsoft.com/office/word/2010/wordprocessingCanvas" xmlns:cx="http://schemas.microsoft.com/office/drawing/2014/chartex" xmlns:cx1="http://schemas.microsoft.com/office/drawing/2015/9/8/chartex" xmlns:cx2="http://schemas.microsoft.com/office/drawing/2015/10/21/chartex" xmlns:cx3="http://schemas.microsoft.com/office/drawing/2016/5/9/chartex" xmlns:cx4="http://schemas.microsoft.com/office/drawing/2016/5/10/chartex" xmlns:cx5="http://schemas.microsoft.com/office/drawing/2016/5/11/chartex" xmlns:cx6="http://schemas.microsoft.com/office/drawing/2016/5/12/chartex" xmlns:cx7="http://schemas.microsoft.com/office/drawing/2016/5/13/chartex" xmlns:cx8="http://schemas.microsoft.com/office/drawing/2016/5/14/chartex" xmlns:mc="http://schemas.openxmlformats.org/markup-compatibility/2006" xmlns:aink="http://schemas.microsoft.com/office/drawing/2016/ink" xmlns:am3d="http://schemas.microsoft.com/office/drawing/2017/model3d" xmlns:o="urn:schemas-microsoft-com:office:office" xmlns:oel="http://schemas.microsoft.com/office/2019/extlst" xmlns:r="http://schemas.openxmlformats.org/officeDocument/2006/relationships" xmlns:m="http://schemas.openxmlformats.org/officeDocument/2006/math" xmlns:v="urn:schemas-microsoft-com:vml" xmlns:wp14="http://schemas.microsoft.com/office/word/2010/wordprocessingDrawing" xmlns:wp="http://schemas.openxmlformats.org/drawingml/2006/wordprocessingDrawing" xmlns:w10="urn:schemas-microsoft-com:office:word" xmlns:w="http://schemas.openxmlformats.org/wordprocessingml/2006/main" xmlns:w14="http://schemas.microsoft.com/office/word/2010/wordml" xmlns:w15="http://schemas.microsoft.com/office/word/2012/wordml" xmlns:w16cex="http://schemas.microsoft.com/office/word/2018/wordml/cex" xmlns:w16cid="http://schemas.microsoft.com/office/word/2016/wordml/cid" xmlns:w16="http://schemas.microsoft.com/office/word/2018/wordml" xmlns:w16du="http://schemas.microsoft.com/office/word/2023/wordml/word16du" xmlns:w16sdtdh="http://schemas.microsoft.com/office/word/2020/wordml/sdtdatahash" xmlns:w16se="http://schemas.microsoft.com/office/word/2015/wordml/symex" xmlns:wpg="http://schemas.microsoft.com/office/word/2010/wordprocessingGroup" xmlns:wpi="http://schemas.microsoft.com/office/word/2010/wordprocessingInk" xmlns:wne="http://schemas.microsoft.com/office/word/2006/wordml" xmlns:wps="http://schemas.microsoft.com/office/word/2010/wordprocessingShape" mc:Ignorable="w14 w15 w16se w16cid w16 w16cex w16sdtdh w16du wp14">
+<w:document xmlns:wpc="http://schemas.microsoft.com/office/word/2010/wordprocessingCanvas" xmlns:cx="http://schemas.microsoft.com/office/drawing/2014/chartex" xmlns:cx1="http://schemas.microsoft.com/office/drawing/2015/9/8/chartex" xmlns:cx2="http://schemas.microsoft.com/office/drawing/2015/10/21/chartex" xmlns:cx3="http://schemas.microsoft.com/office/drawing/2016/5/9/chartex" xmlns:cx4="http://schemas.microsoft.com/office/drawing/2016/5/10/chartex" xmlns:cx5="http://schemas.microsoft.com/office/drawing/2016/5/11/chartex" xmlns:cx6="http://schemas.microsoft.com/office/drawing/2016/5/12/chartex" xmlns:cx7="http://schemas.microsoft.com/office/drawing/2016/5/13/chartex" xmlns:cx8="http://schemas.microsoft.com/office/drawing/2016/5/14/chartex" xmlns:mc="http://schemas.openxmlformats.org/markup-compatibility/2006" xmlns:aink="http://schemas.microsoft.com/office/drawing/2016/ink" xmlns:am3d="http://schemas.microsoft.com/office/drawing/2017/model3d" xmlns:o="urn:schemas-microsoft-com:office:office" xmlns:oel="http://schemas.microsoft.com/office/2019/extlst" xmlns:r="http://schemas.openxmlformats.org/officeDocument/2006/relationships" xmlns:m="http://schemas.openxmlformats.org/officeDocument/2006/math" xmlns:v="urn:schemas-microsoft-com:vml" xmlns:wp14="http://schemas.microsoft.com/office/word/2010/wordprocessingDrawing" xmlns:wp="http://schemas.openxmlformats.org/drawingml/2006/wordprocessingDrawing" xmlns:w10="urn:schemas-microsoft-com:office:word" xmlns:w="http://schemas.openxmlformats.org/wordprocessingml/2006/main" xmlns:w14="http://schemas.microsoft.com/office/word/2010/wordml" xmlns:w15="http://schemas.microsoft.com/office/word/2012/wordml" xmlns:w16cex="http://schemas.microsoft.com/office/word/2018/wordml/cex" xmlns:w16cid="http://schemas.microsoft.com/office/word/2016/wordml/cid" xmlns:w16="http://schemas.microsoft.com/office/word/2018/wordml" xmlns:w16du="http://schemas.microsoft.com/office/word/2023/wordml/word16du" xmlns:w16sdtdh="http://schemas.microsoft.com/office/word/2020/wordml/sdtdatahash" xmlns:w16sdtfl="http://schemas.microsoft.com/office/word/2024/wordml/sdtformatlock" xmlns:w16se="http://schemas.microsoft.com/office/word/2015/wordml/symex" xmlns:wpg="http://schemas.microsoft.com/office/word/2010/wordprocessingGroup" xmlns:wpi="http://schemas.microsoft.com/office/word/2010/wordprocessingInk" xmlns:wne="http://schemas.microsoft.com/office/word/2006/wordml" xmlns:wps="http://schemas.microsoft.com/office/word/2010/wordprocessingShape" mc:Ignorable="w14 w15 w16se w16cid w16 w16cex w16sdtdh w16sdtfl w16du wp14">
   <w:body>
+    <w:p>
+      <w:pPr>
+        <w:spacing w:before="0" w:line="240" w:lineRule="auto"/>
+        <w:jc w:val="center"/>
+        <w:rPr>
+          <w:b/>
+          <w:bCs/>
+          <w:sz w:val="32"/>
+          <w:szCs w:val="32"/>
+          <w:u w:val="single"/>
+        </w:rPr>
+      </w:pPr>
+      <w:r>
+        <w:rPr>
+          <w:b/>
+          <w:bCs/>
+          <w:sz w:val="32"/>
+          <w:szCs w:val="32"/>
+          <w:u w:val="single"/>
+        </w:rPr>
+        <w:t xml:space="preserve">TS </w:t>
+      </w:r>
+      <w:r>
+        <w:rPr>
+          <w:b/>
+          <w:bCs/>
+          <w:sz w:val="32"/>
+          <w:szCs w:val="32"/>
+          <w:u w:val="single"/>
+        </w:rPr>
+        <w:t xml:space="preserve">Jatai </w:t>
+      </w:r>
+      <w:r>
+        <w:rPr>
+          <w:b/>
+          <w:bCs/>
+          <w:sz w:val="32"/>
+          <w:szCs w:val="32"/>
+          <w:u w:val="single"/>
+        </w:rPr>
+        <w:t xml:space="preserve"> </w:t>
+      </w:r>
+      <w:r>
+        <w:rPr>
+          <w:b/>
+          <w:bCs/>
+          <w:sz w:val="32"/>
+          <w:szCs w:val="32"/>
+          <w:u w:val="single"/>
+        </w:rPr>
+        <w:t xml:space="preserve">– TS </w:t>
+      </w:r>
+      <w:r>
+        <w:rPr>
+          <w:b/>
+          <w:bCs/>
+          <w:sz w:val="32"/>
+          <w:szCs w:val="32"/>
+          <w:u w:val="single"/>
+        </w:rPr>
+        <w:t>4.6</w:t>
+      </w:r>
+      <w:r>
+        <w:rPr>
+          <w:b/>
+          <w:bCs/>
+          <w:sz w:val="32"/>
+          <w:szCs w:val="32"/>
+          <w:u w:val="single"/>
+        </w:rPr>
+        <w:t xml:space="preserve"> </w:t>
+      </w:r>
+      <w:r>
+        <w:rPr>
+          <w:b/>
+          <w:bCs/>
+          <w:sz w:val="32"/>
+          <w:szCs w:val="32"/>
+          <w:u w:val="single"/>
+        </w:rPr>
+        <w:t>Sanskrit</w:t>
+      </w:r>
+      <w:r>
+        <w:rPr>
+          <w:b/>
+          <w:bCs/>
+          <w:sz w:val="32"/>
+          <w:szCs w:val="32"/>
+          <w:u w:val="single"/>
+        </w:rPr>
+        <w:t xml:space="preserve"> Corrections –</w:t>
+      </w:r>
+      <w:r>
+        <w:rPr>
+          <w:b/>
+          <w:bCs/>
+          <w:sz w:val="32"/>
+          <w:szCs w:val="32"/>
+          <w:u w:val="single"/>
+        </w:rPr>
+        <w:t xml:space="preserve"> </w:t>
+      </w:r>
+      <w:r>
+        <w:rPr>
+          <w:b/>
+          <w:bCs/>
+          <w:sz w:val="32"/>
+          <w:szCs w:val="32"/>
+          <w:u w:val="single"/>
+        </w:rPr>
+        <w:t xml:space="preserve">Observed till </w:t>
+      </w:r>
+      <w:r>
+        <w:rPr>
+          <w:b/>
+          <w:bCs/>
+          <w:sz w:val="32"/>
+          <w:szCs w:val="32"/>
+          <w:u w:val="single"/>
+        </w:rPr>
+        <w:t>31st Oct 2026</w:t>
+      </w:r>
+    </w:p>
+    <w:p>
+      <w:pPr>
+        <w:spacing w:before="0" w:line="240" w:lineRule="auto"/>
+        <w:jc w:val="center"/>
+        <w:rPr>
+          <w:b/>
+          <w:bCs/>
+          <w:sz w:val="28"/>
+          <w:szCs w:val="32"/>
+        </w:rPr>
+      </w:pPr>
+      <w:r>
+        <w:rPr>
+          <w:b/>
+          <w:bCs/>
+          <w:sz w:val="28"/>
+          <w:szCs w:val="32"/>
+        </w:rPr>
+        <w:t>(ignore those which are already incorporated in your book’s version and date)</w:t>
+      </w:r>
+    </w:p>
+    <w:tbl>
+      <w:tblPr>
+        <w:tblW w:w="14537" w:type="dxa"/>
+        <w:tblInd w:w="-792" w:type="dxa"/>
+        <w:tblBorders>
+          <w:top w:val="single" w:sz="4" w:space="0" w:color="000000"/>
+          <w:left w:val="single" w:sz="4" w:space="0" w:color="000000"/>
+          <w:bottom w:val="single" w:sz="4" w:space="0" w:color="000000"/>
+          <w:right w:val="single" w:sz="4" w:space="0" w:color="000000"/>
+          <w:insideH w:val="single" w:sz="4" w:space="0" w:color="000000"/>
+          <w:insideV w:val="single" w:sz="4" w:space="0" w:color="000000"/>
+        </w:tblBorders>
+        <w:tblLook w:val="04A0" w:firstRow="1" w:lastRow="0" w:firstColumn="1" w:lastColumn="0" w:noHBand="0" w:noVBand="1"/>
+      </w:tblPr>
+      <w:tblGrid>
+        <w:gridCol w:w="7166"/>
+        <w:gridCol w:w="7371"/>
+      </w:tblGrid>
+      <w:tr>
+        <w:tc>
+          <w:tcPr>
+            <w:tcW w:w="7166" w:type="dxa"/>
+          </w:tcPr>
+          <w:p>
+            <w:pPr>
+              <w:spacing w:before="0" w:line="240" w:lineRule="auto"/>
+              <w:jc w:val="center"/>
+              <w:rPr>
+                <w:b/>
+                <w:sz w:val="32"/>
+                <w:szCs w:val="32"/>
+              </w:rPr>
+            </w:pPr>
+            <w:r>
+              <w:rPr>
+                <w:b/>
+                <w:sz w:val="32"/>
+                <w:szCs w:val="32"/>
+              </w:rPr>
+              <w:t>As Printed</w:t>
+            </w:r>
+          </w:p>
+        </w:tc>
+        <w:tc>
+          <w:tcPr>
+            <w:tcW w:w="7371" w:type="dxa"/>
+          </w:tcPr>
+          <w:p>
+            <w:pPr>
+              <w:spacing w:before="0" w:line="240" w:lineRule="auto"/>
+              <w:ind w:right="-18"/>
+              <w:jc w:val="center"/>
+              <w:rPr>
+                <w:b/>
+                <w:sz w:val="32"/>
+                <w:szCs w:val="32"/>
+              </w:rPr>
+            </w:pPr>
+            <w:r>
+              <w:rPr>
+                <w:b/>
+                <w:sz w:val="32"/>
+                <w:szCs w:val="32"/>
+              </w:rPr>
+              <w:t>To be read as or corrected as</w:t>
+            </w:r>
+            <w:r>
+              <w:rPr>
+                <w:b/>
+                <w:sz w:val="32"/>
+                <w:szCs w:val="32"/>
+              </w:rPr>
+              <w:t xml:space="preserve"> </w:t>
+            </w:r>
+          </w:p>
+        </w:tc>
+      </w:tr>
+      <w:tr>
+        <w:trPr>
+          <w:trHeight w:val="3039"/>
+        </w:trPr>
+        <w:tc>
+          <w:tcPr>
+            <w:tcW w:w="7166" w:type="dxa"/>
+            <w:tcBorders>
+              <w:top w:val="single" w:sz="4" w:space="0" w:color="000000"/>
+              <w:left w:val="single" w:sz="4" w:space="0" w:color="000000"/>
+              <w:bottom w:val="single" w:sz="4" w:space="0" w:color="000000"/>
+              <w:right w:val="single" w:sz="4" w:space="0" w:color="000000"/>
+            </w:tcBorders>
+          </w:tcPr>
+          <w:p>
+            <w:pPr>
+              <w:widowControl w:val="0"/>
+              <w:autoSpaceDE w:val="0"/>
+              <w:autoSpaceDN w:val="0"/>
+              <w:adjustRightInd w:val="0"/>
+              <w:spacing w:line="240" w:lineRule="auto"/>
+              <w:rPr>
+                <w:rFonts w:ascii="BRH Devanagari Extra" w:hAnsi="BRH Devanagari Extra" w:cs="BRH Devanagari Extra"/>
+                <w:color w:val="000000"/>
+                <w:sz w:val="32"/>
+                <w:szCs w:val="32"/>
+              </w:rPr>
+            </w:pPr>
+            <w:r>
+              <w:rPr>
+                <w:rFonts w:ascii="BRH Devanagari Extra" w:hAnsi="BRH Devanagari Extra" w:cs="BRH Devanagari Extra"/>
+                <w:color w:val="000000"/>
+                <w:sz w:val="32"/>
+                <w:szCs w:val="32"/>
+              </w:rPr>
+              <w:t>(</w:t>
+            </w:r>
+            <w:r>
+              <w:rPr>
+                <w:rFonts w:cs="BRH Devanagari Extra"/>
+                <w:color w:val="000000"/>
+                <w:szCs w:val="32"/>
+              </w:rPr>
+              <w:t>6</w:t>
+            </w:r>
+            <w:r>
+              <w:rPr>
+                <w:rFonts w:ascii="BRH Devanagari Extra" w:hAnsi="BRH Devanagari Extra" w:cs="BRH Devanagari Extra"/>
+                <w:color w:val="000000"/>
+                <w:sz w:val="32"/>
+                <w:szCs w:val="32"/>
+              </w:rPr>
+              <w:t>)</w:t>
+            </w:r>
+            <w:r>
+              <w:rPr>
+                <w:rFonts w:cs="BRH Devanagari Extra"/>
+                <w:color w:val="000000"/>
+                <w:szCs w:val="32"/>
+              </w:rPr>
+              <w:t>[P4</w:t>
+            </w:r>
+            <w:r>
+              <w:rPr>
+                <w:rFonts w:ascii="BRH Devanagari Extra" w:hAnsi="BRH Devanagari Extra" w:cs="BRH Devanagari Extra"/>
+                <w:color w:val="000000"/>
+                <w:sz w:val="32"/>
+                <w:szCs w:val="32"/>
+              </w:rPr>
+              <w:t xml:space="preserve">] </w:t>
+            </w:r>
+            <w:r>
+              <w:rPr>
+                <w:rFonts w:cs="BRH Devanagari Extra"/>
+                <w:color w:val="000000"/>
+                <w:szCs w:val="32"/>
+              </w:rPr>
+              <w:t>4</w:t>
+            </w:r>
+            <w:r>
+              <w:rPr>
+                <w:rFonts w:ascii="BRH Devanagari Extra" w:hAnsi="BRH Devanagari Extra" w:cs="BRH Devanagari Extra"/>
+                <w:color w:val="000000"/>
+                <w:sz w:val="32"/>
+                <w:szCs w:val="32"/>
+              </w:rPr>
+              <w:t>.</w:t>
+            </w:r>
+            <w:r>
+              <w:rPr>
+                <w:rFonts w:cs="BRH Devanagari Extra"/>
+                <w:color w:val="000000"/>
+                <w:szCs w:val="32"/>
+              </w:rPr>
+              <w:t>6</w:t>
+            </w:r>
+            <w:r>
+              <w:rPr>
+                <w:rFonts w:ascii="BRH Devanagari Extra" w:hAnsi="BRH Devanagari Extra" w:cs="BRH Devanagari Extra"/>
+                <w:color w:val="000000"/>
+                <w:sz w:val="32"/>
+                <w:szCs w:val="32"/>
+              </w:rPr>
+              <w:t>.</w:t>
+            </w:r>
+            <w:r>
+              <w:rPr>
+                <w:rFonts w:cs="BRH Devanagari Extra"/>
+                <w:color w:val="000000"/>
+                <w:szCs w:val="32"/>
+              </w:rPr>
+              <w:t>1</w:t>
+            </w:r>
+            <w:r>
+              <w:rPr>
+                <w:rFonts w:ascii="BRH Devanagari Extra" w:hAnsi="BRH Devanagari Extra" w:cs="BRH Devanagari Extra"/>
+                <w:color w:val="000000"/>
+                <w:sz w:val="32"/>
+                <w:szCs w:val="32"/>
+              </w:rPr>
+              <w:t>.</w:t>
+            </w:r>
+            <w:r>
+              <w:rPr>
+                <w:rFonts w:cs="BRH Devanagari Extra"/>
+                <w:color w:val="000000"/>
+                <w:szCs w:val="32"/>
+              </w:rPr>
+              <w:t>4</w:t>
+            </w:r>
+            <w:r>
+              <w:rPr>
+                <w:rFonts w:ascii="BRH Devanagari Extra" w:hAnsi="BRH Devanagari Extra" w:cs="BRH Devanagari Extra"/>
+                <w:color w:val="000000"/>
+                <w:sz w:val="32"/>
+                <w:szCs w:val="32"/>
+              </w:rPr>
+              <w:t>(</w:t>
+            </w:r>
+            <w:r>
+              <w:rPr>
+                <w:rFonts w:cs="BRH Devanagari Extra"/>
+                <w:color w:val="000000"/>
+                <w:szCs w:val="32"/>
+              </w:rPr>
+              <w:t>4</w:t>
+            </w:r>
+            <w:r>
+              <w:rPr>
+                <w:rFonts w:ascii="BRH Devanagari Extra" w:hAnsi="BRH Devanagari Extra" w:cs="BRH Devanagari Extra"/>
+                <w:color w:val="000000"/>
+                <w:sz w:val="32"/>
+                <w:szCs w:val="32"/>
+              </w:rPr>
+              <w:t>)-  uÉOèû | oÉ</w:t>
+            </w:r>
+            <w:r>
+              <w:rPr>
+                <w:rFonts w:ascii="BRH Malayalam Extra" w:hAnsi="BRH Malayalam Extra" w:cs="BRH Devanagari Extra"/>
+                <w:color w:val="000000"/>
+                <w:szCs w:val="32"/>
+              </w:rPr>
+              <w:t>–</w:t>
+            </w:r>
+            <w:r>
+              <w:rPr>
+                <w:rFonts w:ascii="BRH Devanagari Extra" w:hAnsi="BRH Devanagari Extra" w:cs="BRH Devanagari Extra"/>
+                <w:color w:val="000000"/>
+                <w:sz w:val="32"/>
+                <w:szCs w:val="32"/>
+              </w:rPr>
+              <w:t>Uç</w:t>
+            </w:r>
+            <w:r>
+              <w:rPr>
+                <w:rFonts w:ascii="BRH Malayalam Extra" w:hAnsi="BRH Malayalam Extra" w:cs="BRH Devanagari Extra"/>
+                <w:color w:val="000000"/>
+                <w:szCs w:val="32"/>
+              </w:rPr>
+              <w:t>–</w:t>
+            </w:r>
+            <w:r>
+              <w:rPr>
+                <w:rFonts w:ascii="BRH Devanagari Extra" w:hAnsi="BRH Devanagari Extra" w:cs="BRH Devanagari Extra"/>
+                <w:color w:val="000000"/>
+                <w:sz w:val="32"/>
+                <w:szCs w:val="32"/>
+              </w:rPr>
+              <w:t>.ÌWû</w:t>
+            </w:r>
+            <w:r>
+              <w:rPr>
+                <w:rFonts w:ascii="BRH Malayalam Extra" w:hAnsi="BRH Malayalam Extra" w:cs="BRH Devanagari Extra"/>
+                <w:color w:val="000000"/>
+                <w:szCs w:val="32"/>
+              </w:rPr>
+              <w:t>–</w:t>
+            </w:r>
+            <w:r>
+              <w:rPr>
+                <w:rFonts w:ascii="BRH Devanagari Extra" w:hAnsi="BRH Devanagari Extra" w:cs="BRH Devanagari Extra"/>
+                <w:color w:val="000000"/>
+                <w:sz w:val="32"/>
+                <w:szCs w:val="32"/>
+              </w:rPr>
+              <w:t xml:space="preserve">wÉSåÿ | </w:t>
+            </w:r>
+          </w:p>
+          <w:p>
+            <w:pPr>
+              <w:widowControl w:val="0"/>
+              <w:autoSpaceDE w:val="0"/>
+              <w:autoSpaceDN w:val="0"/>
+              <w:adjustRightInd w:val="0"/>
+              <w:spacing w:line="240" w:lineRule="auto"/>
+              <w:rPr>
+                <w:rFonts w:ascii="BRH Devanagari Extra" w:hAnsi="BRH Devanagari Extra" w:cs="BRH Devanagari Extra"/>
+                <w:color w:val="000000"/>
+                <w:sz w:val="32"/>
+                <w:szCs w:val="32"/>
+              </w:rPr>
+            </w:pPr>
+            <w:r>
+              <w:rPr>
+                <w:rFonts w:ascii="BRH Devanagari Extra" w:hAnsi="BRH Devanagari Extra" w:cs="BRH Devanagari Extra"/>
+                <w:color w:val="000000"/>
+                <w:sz w:val="32"/>
+                <w:szCs w:val="32"/>
+              </w:rPr>
+              <w:t>uÉQèû oÉþ</w:t>
+            </w:r>
+            <w:r>
+              <w:rPr>
+                <w:rFonts w:ascii="BRH Devanagari Extra" w:hAnsi="BRH Devanagari Extra" w:cs="BRH Devanagari Extra"/>
+                <w:color w:val="000000"/>
+                <w:sz w:val="32"/>
+                <w:szCs w:val="32"/>
+                <w:highlight w:val="yellow"/>
+              </w:rPr>
+              <w:t>Uç.ÌW</w:t>
+            </w:r>
+            <w:r>
+              <w:rPr>
+                <w:rFonts w:ascii="BRH Malayalam Extra" w:hAnsi="BRH Malayalam Extra" w:cs="BRH Devanagari Extra"/>
+                <w:color w:val="000000"/>
+                <w:szCs w:val="32"/>
+              </w:rPr>
+              <w:t>–</w:t>
+            </w:r>
+            <w:r>
+              <w:rPr>
+                <w:rFonts w:ascii="BRH Devanagari Extra" w:hAnsi="BRH Devanagari Extra" w:cs="BRH Devanagari Extra"/>
+                <w:color w:val="000000"/>
+                <w:sz w:val="32"/>
+                <w:szCs w:val="32"/>
+              </w:rPr>
+              <w:t>wÉSåþ oÉUç.ÌWû</w:t>
+            </w:r>
+            <w:r>
+              <w:rPr>
+                <w:rFonts w:ascii="BRH Malayalam Extra" w:hAnsi="BRH Malayalam Extra" w:cs="BRH Devanagari Extra"/>
+                <w:color w:val="000000"/>
+                <w:szCs w:val="32"/>
+              </w:rPr>
+              <w:t>–</w:t>
+            </w:r>
+            <w:r>
+              <w:rPr>
+                <w:rFonts w:ascii="BRH Devanagari Extra" w:hAnsi="BRH Devanagari Extra" w:cs="BRH Devanagari Extra"/>
+                <w:color w:val="000000"/>
+                <w:sz w:val="32"/>
+                <w:szCs w:val="32"/>
+              </w:rPr>
+              <w:t>wÉSå</w:t>
+            </w:r>
+            <w:r>
+              <w:rPr>
+                <w:rFonts w:ascii="BRH Malayalam Extra" w:hAnsi="BRH Malayalam Extra" w:cs="BRH Devanagari Extra"/>
+                <w:color w:val="000000"/>
+                <w:szCs w:val="32"/>
+              </w:rPr>
+              <w:t>–</w:t>
+            </w:r>
+            <w:r>
+              <w:rPr>
+                <w:rFonts w:ascii="BRH Devanagari Extra" w:hAnsi="BRH Devanagari Extra" w:cs="BRH Devanagari Extra"/>
+                <w:color w:val="000000"/>
+                <w:sz w:val="32"/>
+                <w:szCs w:val="32"/>
+              </w:rPr>
+              <w:t xml:space="preserve"> uÉQèû uÉQèû oÉ</w:t>
+            </w:r>
+            <w:r>
+              <w:rPr>
+                <w:rFonts w:ascii="BRH Devanagari Extra" w:hAnsi="BRH Devanagari Extra" w:cs="BRH Devanagari Extra"/>
+                <w:color w:val="000000"/>
+                <w:sz w:val="32"/>
+                <w:szCs w:val="32"/>
+                <w:highlight w:val="yellow"/>
+              </w:rPr>
+              <w:t>þUç.ÌWû</w:t>
+            </w:r>
+            <w:r>
+              <w:rPr>
+                <w:rFonts w:ascii="BRH Malayalam Extra" w:hAnsi="BRH Malayalam Extra" w:cs="BRH Devanagari Extra"/>
+                <w:color w:val="000000"/>
+                <w:szCs w:val="32"/>
+                <w:highlight w:val="yellow"/>
+              </w:rPr>
+              <w:t>–</w:t>
+            </w:r>
+            <w:r>
+              <w:rPr>
+                <w:rFonts w:ascii="BRH Devanagari Extra" w:hAnsi="BRH Devanagari Extra" w:cs="BRH Devanagari Extra"/>
+                <w:color w:val="000000"/>
+                <w:sz w:val="32"/>
+                <w:szCs w:val="32"/>
+              </w:rPr>
+              <w:t xml:space="preserve">wÉSåÿ | </w:t>
+            </w:r>
+          </w:p>
+          <w:p>
+            <w:pPr>
+              <w:widowControl w:val="0"/>
+              <w:autoSpaceDE w:val="0"/>
+              <w:autoSpaceDN w:val="0"/>
+              <w:adjustRightInd w:val="0"/>
+              <w:spacing w:line="240" w:lineRule="auto"/>
+              <w:rPr>
+                <w:rFonts w:ascii="BRH Devanagari Extra" w:hAnsi="BRH Devanagari Extra" w:cs="BRH Devanagari Extra"/>
+                <w:color w:val="000000"/>
+                <w:sz w:val="32"/>
+                <w:szCs w:val="32"/>
+              </w:rPr>
+            </w:pPr>
+            <w:r>
+              <w:rPr>
+                <w:rFonts w:ascii="BRH Devanagari Extra" w:hAnsi="BRH Devanagari Extra" w:cs="BRH Devanagari Extra"/>
+                <w:color w:val="000000"/>
+                <w:sz w:val="32"/>
+                <w:szCs w:val="32"/>
+              </w:rPr>
+              <w:t>(</w:t>
+            </w:r>
+            <w:r>
+              <w:rPr>
+                <w:rFonts w:cs="BRH Devanagari Extra"/>
+                <w:color w:val="000000"/>
+                <w:szCs w:val="32"/>
+              </w:rPr>
+              <w:t>7</w:t>
+            </w:r>
+            <w:r>
+              <w:rPr>
+                <w:rFonts w:ascii="BRH Devanagari Extra" w:hAnsi="BRH Devanagari Extra" w:cs="BRH Devanagari Extra"/>
+                <w:color w:val="000000"/>
+                <w:sz w:val="32"/>
+                <w:szCs w:val="32"/>
+              </w:rPr>
+              <w:t>)</w:t>
+            </w:r>
+            <w:r>
+              <w:rPr>
+                <w:rFonts w:cs="BRH Devanagari Extra"/>
+                <w:color w:val="000000"/>
+                <w:szCs w:val="32"/>
+              </w:rPr>
+              <w:t>[P4</w:t>
+            </w:r>
+            <w:r>
+              <w:rPr>
+                <w:rFonts w:ascii="BRH Devanagari Extra" w:hAnsi="BRH Devanagari Extra" w:cs="BRH Devanagari Extra"/>
+                <w:color w:val="000000"/>
+                <w:sz w:val="32"/>
+                <w:szCs w:val="32"/>
+              </w:rPr>
+              <w:t xml:space="preserve">] </w:t>
+            </w:r>
+            <w:r>
+              <w:rPr>
+                <w:rFonts w:cs="BRH Devanagari Extra"/>
+                <w:color w:val="000000"/>
+                <w:szCs w:val="32"/>
+              </w:rPr>
+              <w:t>4</w:t>
+            </w:r>
+            <w:r>
+              <w:rPr>
+                <w:rFonts w:ascii="BRH Devanagari Extra" w:hAnsi="BRH Devanagari Extra" w:cs="BRH Devanagari Extra"/>
+                <w:color w:val="000000"/>
+                <w:sz w:val="32"/>
+                <w:szCs w:val="32"/>
+              </w:rPr>
+              <w:t>.</w:t>
+            </w:r>
+            <w:r>
+              <w:rPr>
+                <w:rFonts w:cs="BRH Devanagari Extra"/>
+                <w:color w:val="000000"/>
+                <w:szCs w:val="32"/>
+              </w:rPr>
+              <w:t>6</w:t>
+            </w:r>
+            <w:r>
+              <w:rPr>
+                <w:rFonts w:ascii="BRH Devanagari Extra" w:hAnsi="BRH Devanagari Extra" w:cs="BRH Devanagari Extra"/>
+                <w:color w:val="000000"/>
+                <w:sz w:val="32"/>
+                <w:szCs w:val="32"/>
+              </w:rPr>
+              <w:t>.</w:t>
+            </w:r>
+            <w:r>
+              <w:rPr>
+                <w:rFonts w:cs="BRH Devanagari Extra"/>
+                <w:color w:val="000000"/>
+                <w:szCs w:val="32"/>
+              </w:rPr>
+              <w:t>1</w:t>
+            </w:r>
+            <w:r>
+              <w:rPr>
+                <w:rFonts w:ascii="BRH Devanagari Extra" w:hAnsi="BRH Devanagari Extra" w:cs="BRH Devanagari Extra"/>
+                <w:color w:val="000000"/>
+                <w:sz w:val="32"/>
+                <w:szCs w:val="32"/>
+              </w:rPr>
+              <w:t>.</w:t>
+            </w:r>
+            <w:r>
+              <w:rPr>
+                <w:rFonts w:cs="BRH Devanagari Extra"/>
+                <w:color w:val="000000"/>
+                <w:szCs w:val="32"/>
+              </w:rPr>
+              <w:t>4</w:t>
+            </w:r>
+            <w:r>
+              <w:rPr>
+                <w:rFonts w:ascii="BRH Devanagari Extra" w:hAnsi="BRH Devanagari Extra" w:cs="BRH Devanagari Extra"/>
+                <w:color w:val="000000"/>
+                <w:sz w:val="32"/>
+                <w:szCs w:val="32"/>
+              </w:rPr>
+              <w:t>(</w:t>
+            </w:r>
+            <w:r>
+              <w:rPr>
+                <w:rFonts w:cs="BRH Devanagari Extra"/>
+                <w:color w:val="000000"/>
+                <w:szCs w:val="32"/>
+              </w:rPr>
+              <w:t>5</w:t>
+            </w:r>
+            <w:r>
+              <w:rPr>
+                <w:rFonts w:ascii="BRH Devanagari Extra" w:hAnsi="BRH Devanagari Extra" w:cs="BRH Devanagari Extra"/>
+                <w:color w:val="000000"/>
+                <w:sz w:val="32"/>
+                <w:szCs w:val="32"/>
+              </w:rPr>
+              <w:t>)-  oÉ</w:t>
+            </w:r>
+            <w:r>
+              <w:rPr>
+                <w:rFonts w:ascii="BRH Malayalam Extra" w:hAnsi="BRH Malayalam Extra" w:cs="BRH Devanagari Extra"/>
+                <w:color w:val="000000"/>
+                <w:szCs w:val="32"/>
+              </w:rPr>
+              <w:t>–</w:t>
+            </w:r>
+            <w:r>
+              <w:rPr>
+                <w:rFonts w:ascii="BRH Devanagari Extra" w:hAnsi="BRH Devanagari Extra" w:cs="BRH Devanagari Extra"/>
+                <w:color w:val="000000"/>
+                <w:sz w:val="32"/>
+                <w:szCs w:val="32"/>
+              </w:rPr>
+              <w:t>Uç</w:t>
+            </w:r>
+            <w:r>
+              <w:rPr>
+                <w:rFonts w:ascii="BRH Malayalam Extra" w:hAnsi="BRH Malayalam Extra" w:cs="BRH Devanagari Extra"/>
+                <w:color w:val="000000"/>
+                <w:szCs w:val="32"/>
+              </w:rPr>
+              <w:t>–</w:t>
+            </w:r>
+            <w:r>
+              <w:rPr>
+                <w:rFonts w:ascii="BRH Devanagari Extra" w:hAnsi="BRH Devanagari Extra" w:cs="BRH Devanagari Extra"/>
+                <w:color w:val="000000"/>
+                <w:sz w:val="32"/>
+                <w:szCs w:val="32"/>
+              </w:rPr>
+              <w:t>.ÌWû</w:t>
+            </w:r>
+            <w:r>
+              <w:rPr>
+                <w:rFonts w:ascii="BRH Malayalam Extra" w:hAnsi="BRH Malayalam Extra" w:cs="BRH Devanagari Extra"/>
+                <w:color w:val="000000"/>
+                <w:szCs w:val="32"/>
+              </w:rPr>
+              <w:t>–</w:t>
+            </w:r>
+            <w:r>
+              <w:rPr>
+                <w:rFonts w:ascii="BRH Devanagari Extra" w:hAnsi="BRH Devanagari Extra" w:cs="BRH Devanagari Extra"/>
+                <w:color w:val="000000"/>
+                <w:sz w:val="32"/>
+                <w:szCs w:val="32"/>
+              </w:rPr>
+              <w:t xml:space="preserve">wÉSåÿ | uÉOèû </w:t>
+            </w:r>
+          </w:p>
+          <w:p>
+            <w:pPr>
+              <w:widowControl w:val="0"/>
+              <w:autoSpaceDE w:val="0"/>
+              <w:autoSpaceDN w:val="0"/>
+              <w:adjustRightInd w:val="0"/>
+              <w:spacing w:line="240" w:lineRule="auto"/>
+              <w:rPr>
+                <w:rFonts w:ascii="BRH Devanagari Extra" w:hAnsi="BRH Devanagari Extra" w:cs="BRH Devanagari Extra"/>
+                <w:color w:val="000000"/>
+                <w:sz w:val="32"/>
+                <w:szCs w:val="32"/>
+              </w:rPr>
+            </w:pPr>
+            <w:r>
+              <w:rPr>
+                <w:rFonts w:ascii="BRH Devanagari Extra" w:hAnsi="BRH Devanagari Extra" w:cs="BRH Devanagari Extra"/>
+                <w:color w:val="000000"/>
+                <w:sz w:val="32"/>
+                <w:szCs w:val="32"/>
+              </w:rPr>
+              <w:t>oÉ</w:t>
+            </w:r>
+            <w:r>
+              <w:rPr>
+                <w:rFonts w:ascii="BRH Malayalam Extra" w:hAnsi="BRH Malayalam Extra" w:cs="BRH Devanagari Extra"/>
+                <w:color w:val="000000"/>
+                <w:szCs w:val="32"/>
+              </w:rPr>
+              <w:t>–</w:t>
+            </w:r>
+            <w:r>
+              <w:rPr>
+                <w:rFonts w:ascii="BRH Devanagari Extra" w:hAnsi="BRH Devanagari Extra" w:cs="BRH Devanagari Extra"/>
+                <w:color w:val="000000"/>
+                <w:sz w:val="32"/>
+                <w:szCs w:val="32"/>
+              </w:rPr>
+              <w:t>Uç</w:t>
+            </w:r>
+            <w:r>
+              <w:rPr>
+                <w:rFonts w:ascii="BRH Malayalam Extra" w:hAnsi="BRH Malayalam Extra" w:cs="BRH Devanagari Extra"/>
+                <w:color w:val="000000"/>
+                <w:szCs w:val="32"/>
+              </w:rPr>
+              <w:t>–</w:t>
+            </w:r>
+            <w:r>
+              <w:rPr>
+                <w:rFonts w:ascii="BRH Devanagari Extra" w:hAnsi="BRH Devanagari Extra" w:cs="BRH Devanagari Extra"/>
+                <w:color w:val="000000"/>
+                <w:sz w:val="32"/>
+                <w:szCs w:val="32"/>
+              </w:rPr>
+              <w:t>.ÌWû</w:t>
+            </w:r>
+            <w:r>
+              <w:rPr>
+                <w:rFonts w:ascii="BRH Malayalam Extra" w:hAnsi="BRH Malayalam Extra" w:cs="BRH Devanagari Extra"/>
+                <w:color w:val="000000"/>
+                <w:szCs w:val="32"/>
+              </w:rPr>
+              <w:t>–</w:t>
+            </w:r>
+            <w:r>
+              <w:rPr>
+                <w:rFonts w:ascii="BRH Devanagari Extra" w:hAnsi="BRH Devanagari Extra" w:cs="BRH Devanagari Extra"/>
+                <w:color w:val="000000"/>
+                <w:sz w:val="32"/>
+                <w:szCs w:val="32"/>
+              </w:rPr>
+              <w:t>wÉSå</w:t>
+            </w:r>
+            <w:r>
+              <w:rPr>
+                <w:rFonts w:ascii="BRH Malayalam Extra" w:hAnsi="BRH Malayalam Extra" w:cs="BRH Devanagari Extra"/>
+                <w:color w:val="000000"/>
+                <w:szCs w:val="32"/>
+              </w:rPr>
+              <w:t>–</w:t>
+            </w:r>
+            <w:r>
+              <w:rPr>
+                <w:rFonts w:ascii="BRH Devanagari Extra" w:hAnsi="BRH Devanagari Extra" w:cs="BRH Devanagari Extra"/>
+                <w:color w:val="000000"/>
+                <w:sz w:val="32"/>
+                <w:szCs w:val="32"/>
+              </w:rPr>
+              <w:t xml:space="preserve"> uÉQèû uÉQèû oÉþ</w:t>
+            </w:r>
+            <w:r>
+              <w:rPr>
+                <w:rFonts w:ascii="BRH Devanagari Extra" w:hAnsi="BRH Devanagari Extra" w:cs="BRH Devanagari Extra"/>
+                <w:color w:val="000000"/>
+                <w:sz w:val="32"/>
+                <w:szCs w:val="32"/>
+                <w:highlight w:val="yellow"/>
+              </w:rPr>
+              <w:t>Uç.ÌW</w:t>
+            </w:r>
+            <w:r>
+              <w:rPr>
+                <w:rFonts w:ascii="BRH Devanagari Extra" w:hAnsi="BRH Devanagari Extra" w:cs="BRH Devanagari Extra"/>
+                <w:color w:val="000000"/>
+                <w:sz w:val="32"/>
+                <w:szCs w:val="32"/>
+              </w:rPr>
+              <w:t>û</w:t>
+            </w:r>
+            <w:r>
+              <w:rPr>
+                <w:rFonts w:ascii="BRH Malayalam Extra" w:hAnsi="BRH Malayalam Extra" w:cs="BRH Devanagari Extra"/>
+                <w:color w:val="000000"/>
+                <w:szCs w:val="32"/>
+              </w:rPr>
+              <w:t>–</w:t>
+            </w:r>
+            <w:r>
+              <w:rPr>
+                <w:rFonts w:ascii="BRH Devanagari Extra" w:hAnsi="BRH Devanagari Extra" w:cs="BRH Devanagari Extra"/>
+                <w:color w:val="000000"/>
+                <w:sz w:val="32"/>
+                <w:szCs w:val="32"/>
+              </w:rPr>
+              <w:t>wÉSåþ oÉUç.ÌWû</w:t>
+            </w:r>
+            <w:r>
+              <w:rPr>
+                <w:rFonts w:ascii="BRH Malayalam Extra" w:hAnsi="BRH Malayalam Extra" w:cs="BRH Devanagari Extra"/>
+                <w:color w:val="000000"/>
+                <w:szCs w:val="32"/>
+              </w:rPr>
+              <w:t>–</w:t>
+            </w:r>
+            <w:r>
+              <w:rPr>
+                <w:rFonts w:ascii="BRH Devanagari Extra" w:hAnsi="BRH Devanagari Extra" w:cs="BRH Devanagari Extra"/>
+                <w:color w:val="000000"/>
+                <w:sz w:val="32"/>
+                <w:szCs w:val="32"/>
+              </w:rPr>
+              <w:t>wÉSå</w:t>
+            </w:r>
+            <w:r>
+              <w:rPr>
+                <w:rFonts w:ascii="BRH Malayalam Extra" w:hAnsi="BRH Malayalam Extra" w:cs="BRH Devanagari Extra"/>
+                <w:color w:val="000000"/>
+                <w:szCs w:val="32"/>
+              </w:rPr>
+              <w:t>–</w:t>
+            </w:r>
+            <w:r>
+              <w:rPr>
+                <w:rFonts w:ascii="BRH Devanagari Extra" w:hAnsi="BRH Devanagari Extra" w:cs="BRH Devanagari Extra"/>
+                <w:color w:val="000000"/>
+                <w:sz w:val="32"/>
+                <w:szCs w:val="32"/>
+              </w:rPr>
+              <w:t xml:space="preserve"> uÉOèû |</w:t>
+            </w:r>
+            <w:r>
+              <w:rPr>
+                <w:rFonts w:ascii="BRH Devanagari Extra" w:hAnsi="BRH Devanagari Extra" w:cs="BRH Devanagari Extra"/>
+                <w:color w:val="000000"/>
+                <w:sz w:val="32"/>
+                <w:szCs w:val="32"/>
+              </w:rPr>
+              <w:t xml:space="preserve"> </w:t>
+            </w:r>
+          </w:p>
+        </w:tc>
+        <w:tc>
+          <w:tcPr>
+            <w:tcW w:w="7371" w:type="dxa"/>
+            <w:tcBorders>
+              <w:top w:val="single" w:sz="4" w:space="0" w:color="000000"/>
+              <w:left w:val="single" w:sz="4" w:space="0" w:color="000000"/>
+              <w:bottom w:val="single" w:sz="4" w:space="0" w:color="000000"/>
+              <w:right w:val="single" w:sz="4" w:space="0" w:color="000000"/>
+            </w:tcBorders>
+          </w:tcPr>
+          <w:p>
+            <w:pPr>
+              <w:widowControl w:val="0"/>
+              <w:autoSpaceDE w:val="0"/>
+              <w:autoSpaceDN w:val="0"/>
+              <w:adjustRightInd w:val="0"/>
+              <w:spacing w:line="240" w:lineRule="auto"/>
+              <w:rPr>
+                <w:rFonts w:ascii="BRH Devanagari Extra" w:hAnsi="BRH Devanagari Extra" w:cs="BRH Devanagari Extra"/>
+                <w:color w:val="000000"/>
+                <w:sz w:val="32"/>
+                <w:szCs w:val="32"/>
+              </w:rPr>
+            </w:pPr>
+            <w:r>
+              <w:rPr>
+                <w:rFonts w:cs="BRH Devanagari Extra"/>
+                <w:color w:val="000000"/>
+                <w:szCs w:val="32"/>
+              </w:rPr>
+              <w:t>6</w:t>
+            </w:r>
+            <w:r>
+              <w:rPr>
+                <w:rFonts w:ascii="BRH Devanagari Extra" w:hAnsi="BRH Devanagari Extra" w:cs="BRH Devanagari Extra"/>
+                <w:color w:val="000000"/>
+                <w:sz w:val="32"/>
+                <w:szCs w:val="32"/>
+              </w:rPr>
+              <w:t>)</w:t>
+            </w:r>
+            <w:r>
+              <w:rPr>
+                <w:rFonts w:cs="BRH Devanagari Extra"/>
+                <w:color w:val="000000"/>
+                <w:szCs w:val="32"/>
+              </w:rPr>
+              <w:t>[P4</w:t>
+            </w:r>
+            <w:r>
+              <w:rPr>
+                <w:rFonts w:ascii="BRH Devanagari Extra" w:hAnsi="BRH Devanagari Extra" w:cs="BRH Devanagari Extra"/>
+                <w:color w:val="000000"/>
+                <w:sz w:val="32"/>
+                <w:szCs w:val="32"/>
+              </w:rPr>
+              <w:t xml:space="preserve">] </w:t>
+            </w:r>
+            <w:r>
+              <w:rPr>
+                <w:rFonts w:cs="BRH Devanagari Extra"/>
+                <w:color w:val="000000"/>
+                <w:szCs w:val="32"/>
+              </w:rPr>
+              <w:t>4</w:t>
+            </w:r>
+            <w:r>
+              <w:rPr>
+                <w:rFonts w:ascii="BRH Devanagari Extra" w:hAnsi="BRH Devanagari Extra" w:cs="BRH Devanagari Extra"/>
+                <w:color w:val="000000"/>
+                <w:sz w:val="32"/>
+                <w:szCs w:val="32"/>
+              </w:rPr>
+              <w:t>.</w:t>
+            </w:r>
+            <w:r>
+              <w:rPr>
+                <w:rFonts w:cs="BRH Devanagari Extra"/>
+                <w:color w:val="000000"/>
+                <w:szCs w:val="32"/>
+              </w:rPr>
+              <w:t>6</w:t>
+            </w:r>
+            <w:r>
+              <w:rPr>
+                <w:rFonts w:ascii="BRH Devanagari Extra" w:hAnsi="BRH Devanagari Extra" w:cs="BRH Devanagari Extra"/>
+                <w:color w:val="000000"/>
+                <w:sz w:val="32"/>
+                <w:szCs w:val="32"/>
+              </w:rPr>
+              <w:t>.</w:t>
+            </w:r>
+            <w:r>
+              <w:rPr>
+                <w:rFonts w:cs="BRH Devanagari Extra"/>
+                <w:color w:val="000000"/>
+                <w:szCs w:val="32"/>
+              </w:rPr>
+              <w:t>1</w:t>
+            </w:r>
+            <w:r>
+              <w:rPr>
+                <w:rFonts w:ascii="BRH Devanagari Extra" w:hAnsi="BRH Devanagari Extra" w:cs="BRH Devanagari Extra"/>
+                <w:color w:val="000000"/>
+                <w:sz w:val="32"/>
+                <w:szCs w:val="32"/>
+              </w:rPr>
+              <w:t>.</w:t>
+            </w:r>
+            <w:r>
+              <w:rPr>
+                <w:rFonts w:cs="BRH Devanagari Extra"/>
+                <w:color w:val="000000"/>
+                <w:szCs w:val="32"/>
+              </w:rPr>
+              <w:t>4</w:t>
+            </w:r>
+            <w:r>
+              <w:rPr>
+                <w:rFonts w:ascii="BRH Devanagari Extra" w:hAnsi="BRH Devanagari Extra" w:cs="BRH Devanagari Extra"/>
+                <w:color w:val="000000"/>
+                <w:sz w:val="32"/>
+                <w:szCs w:val="32"/>
+              </w:rPr>
+              <w:t>(</w:t>
+            </w:r>
+            <w:r>
+              <w:rPr>
+                <w:rFonts w:cs="BRH Devanagari Extra"/>
+                <w:color w:val="000000"/>
+                <w:szCs w:val="32"/>
+              </w:rPr>
+              <w:t>4</w:t>
+            </w:r>
+            <w:r>
+              <w:rPr>
+                <w:rFonts w:ascii="BRH Devanagari Extra" w:hAnsi="BRH Devanagari Extra" w:cs="BRH Devanagari Extra"/>
+                <w:color w:val="000000"/>
+                <w:sz w:val="32"/>
+                <w:szCs w:val="32"/>
+              </w:rPr>
+              <w:t>)-  uÉOèû | oÉ</w:t>
+            </w:r>
+            <w:r>
+              <w:rPr>
+                <w:rFonts w:ascii="BRH Malayalam Extra" w:hAnsi="BRH Malayalam Extra" w:cs="BRH Devanagari Extra"/>
+                <w:color w:val="000000"/>
+                <w:szCs w:val="32"/>
+              </w:rPr>
+              <w:t>–</w:t>
+            </w:r>
+            <w:r>
+              <w:rPr>
+                <w:rFonts w:ascii="BRH Devanagari Extra" w:hAnsi="BRH Devanagari Extra" w:cs="BRH Devanagari Extra"/>
+                <w:color w:val="000000"/>
+                <w:sz w:val="32"/>
+                <w:szCs w:val="32"/>
+              </w:rPr>
+              <w:t>Uç</w:t>
+            </w:r>
+            <w:r>
+              <w:rPr>
+                <w:rFonts w:ascii="BRH Malayalam Extra" w:hAnsi="BRH Malayalam Extra" w:cs="BRH Devanagari Extra"/>
+                <w:color w:val="000000"/>
+                <w:szCs w:val="32"/>
+              </w:rPr>
+              <w:t>–</w:t>
+            </w:r>
+            <w:r>
+              <w:rPr>
+                <w:rFonts w:ascii="BRH Devanagari Extra" w:hAnsi="BRH Devanagari Extra" w:cs="BRH Devanagari Extra"/>
+                <w:color w:val="000000"/>
+                <w:sz w:val="32"/>
+                <w:szCs w:val="32"/>
+              </w:rPr>
+              <w:t>.ÌWû</w:t>
+            </w:r>
+            <w:r>
+              <w:rPr>
+                <w:rFonts w:ascii="BRH Malayalam Extra" w:hAnsi="BRH Malayalam Extra" w:cs="BRH Devanagari Extra"/>
+                <w:color w:val="000000"/>
+                <w:szCs w:val="32"/>
+              </w:rPr>
+              <w:t>–</w:t>
+            </w:r>
+            <w:r>
+              <w:rPr>
+                <w:rFonts w:ascii="BRH Devanagari Extra" w:hAnsi="BRH Devanagari Extra" w:cs="BRH Devanagari Extra"/>
+                <w:color w:val="000000"/>
+                <w:sz w:val="32"/>
+                <w:szCs w:val="32"/>
+              </w:rPr>
+              <w:t xml:space="preserve">wÉSåÿ | </w:t>
+            </w:r>
+          </w:p>
+          <w:p>
+            <w:pPr>
+              <w:widowControl w:val="0"/>
+              <w:autoSpaceDE w:val="0"/>
+              <w:autoSpaceDN w:val="0"/>
+              <w:adjustRightInd w:val="0"/>
+              <w:spacing w:line="240" w:lineRule="auto"/>
+              <w:rPr>
+                <w:rFonts w:ascii="BRH Devanagari Extra" w:hAnsi="BRH Devanagari Extra" w:cs="BRH Devanagari Extra"/>
+                <w:color w:val="000000"/>
+                <w:sz w:val="32"/>
+                <w:szCs w:val="32"/>
+              </w:rPr>
+            </w:pPr>
+            <w:r>
+              <w:rPr>
+                <w:rFonts w:ascii="BRH Devanagari Extra" w:hAnsi="BRH Devanagari Extra" w:cs="BRH Devanagari Extra"/>
+                <w:color w:val="000000"/>
+                <w:sz w:val="32"/>
+                <w:szCs w:val="32"/>
+              </w:rPr>
+              <w:t>uÉQèû oÉ</w:t>
+            </w:r>
+            <w:r>
+              <w:rPr>
+                <w:rFonts w:ascii="BRH Devanagari Extra" w:hAnsi="BRH Devanagari Extra" w:cs="BRH Devanagari Extra"/>
+                <w:color w:val="000000"/>
+                <w:sz w:val="32"/>
+                <w:szCs w:val="32"/>
+                <w:highlight w:val="green"/>
+              </w:rPr>
+              <w:t>þÌW</w:t>
+            </w:r>
+            <w:r>
+              <w:rPr>
+                <w:rFonts w:ascii="BRH Devanagari Extra" w:hAnsi="BRH Devanagari Extra" w:cs="BRH Devanagari Extra"/>
+                <w:color w:val="000000"/>
+                <w:sz w:val="32"/>
+                <w:szCs w:val="32"/>
+              </w:rPr>
+              <w:t>ûï</w:t>
+            </w:r>
+            <w:r>
+              <w:rPr>
+                <w:rFonts w:ascii="BRH Malayalam Extra" w:hAnsi="BRH Malayalam Extra" w:cs="BRH Devanagari Extra"/>
+                <w:color w:val="000000"/>
+                <w:szCs w:val="32"/>
+              </w:rPr>
+              <w:t>–</w:t>
+            </w:r>
+            <w:r>
+              <w:rPr>
+                <w:rFonts w:ascii="BRH Devanagari Extra" w:hAnsi="BRH Devanagari Extra" w:cs="BRH Devanagari Extra"/>
+                <w:color w:val="000000"/>
+                <w:sz w:val="32"/>
+                <w:szCs w:val="32"/>
+              </w:rPr>
+              <w:t>wÉSåþ oÉUç.ÌWû</w:t>
+            </w:r>
+            <w:r>
+              <w:rPr>
+                <w:rFonts w:ascii="BRH Malayalam Extra" w:hAnsi="BRH Malayalam Extra" w:cs="BRH Devanagari Extra"/>
+                <w:color w:val="000000"/>
+                <w:szCs w:val="32"/>
+              </w:rPr>
+              <w:t>–</w:t>
+            </w:r>
+            <w:r>
+              <w:rPr>
+                <w:rFonts w:ascii="BRH Devanagari Extra" w:hAnsi="BRH Devanagari Extra" w:cs="BRH Devanagari Extra"/>
+                <w:color w:val="000000"/>
+                <w:sz w:val="32"/>
+                <w:szCs w:val="32"/>
+              </w:rPr>
+              <w:t>wÉSå</w:t>
+            </w:r>
+            <w:r>
+              <w:rPr>
+                <w:rFonts w:ascii="BRH Malayalam Extra" w:hAnsi="BRH Malayalam Extra" w:cs="BRH Devanagari Extra"/>
+                <w:color w:val="000000"/>
+                <w:szCs w:val="32"/>
+              </w:rPr>
+              <w:t>–</w:t>
+            </w:r>
+            <w:r>
+              <w:rPr>
+                <w:rFonts w:ascii="BRH Devanagari Extra" w:hAnsi="BRH Devanagari Extra" w:cs="BRH Devanagari Extra"/>
+                <w:color w:val="000000"/>
+                <w:sz w:val="32"/>
+                <w:szCs w:val="32"/>
+              </w:rPr>
+              <w:t xml:space="preserve"> uÉQèû uÉQèû oÉþ</w:t>
+            </w:r>
+            <w:r>
+              <w:rPr>
+                <w:rFonts w:ascii="BRH Devanagari Extra" w:hAnsi="BRH Devanagari Extra" w:cs="BRH Devanagari Extra"/>
+                <w:color w:val="000000"/>
+                <w:sz w:val="32"/>
+                <w:szCs w:val="32"/>
+                <w:highlight w:val="green"/>
+              </w:rPr>
+              <w:t>ÌW</w:t>
+            </w:r>
+            <w:r>
+              <w:rPr>
+                <w:rFonts w:ascii="BRH Devanagari Extra" w:hAnsi="BRH Devanagari Extra" w:cs="BRH Devanagari Extra"/>
+                <w:color w:val="000000"/>
+                <w:sz w:val="32"/>
+                <w:szCs w:val="32"/>
+              </w:rPr>
+              <w:t>ïû</w:t>
+            </w:r>
+            <w:r>
+              <w:rPr>
+                <w:rFonts w:ascii="BRH Malayalam Extra" w:hAnsi="BRH Malayalam Extra" w:cs="BRH Devanagari Extra"/>
+                <w:color w:val="000000"/>
+                <w:szCs w:val="32"/>
+              </w:rPr>
+              <w:t>–</w:t>
+            </w:r>
+            <w:r>
+              <w:rPr>
+                <w:rFonts w:ascii="BRH Devanagari Extra" w:hAnsi="BRH Devanagari Extra" w:cs="BRH Devanagari Extra"/>
+                <w:color w:val="000000"/>
+                <w:sz w:val="32"/>
+                <w:szCs w:val="32"/>
+              </w:rPr>
+              <w:t xml:space="preserve">wÉSåÿ | </w:t>
+            </w:r>
+          </w:p>
+          <w:p>
+            <w:pPr>
+              <w:widowControl w:val="0"/>
+              <w:autoSpaceDE w:val="0"/>
+              <w:autoSpaceDN w:val="0"/>
+              <w:adjustRightInd w:val="0"/>
+              <w:spacing w:line="240" w:lineRule="auto"/>
+              <w:rPr>
+                <w:rFonts w:ascii="BRH Devanagari Extra" w:hAnsi="BRH Devanagari Extra" w:cs="BRH Devanagari Extra"/>
+                <w:color w:val="000000"/>
+                <w:sz w:val="32"/>
+                <w:szCs w:val="32"/>
+              </w:rPr>
+            </w:pPr>
+            <w:r>
+              <w:rPr>
+                <w:rFonts w:ascii="BRH Devanagari Extra" w:hAnsi="BRH Devanagari Extra" w:cs="BRH Devanagari Extra"/>
+                <w:color w:val="000000"/>
+                <w:sz w:val="32"/>
+                <w:szCs w:val="32"/>
+              </w:rPr>
+              <w:t>(</w:t>
+            </w:r>
+            <w:r>
+              <w:rPr>
+                <w:rFonts w:cs="BRH Devanagari Extra"/>
+                <w:color w:val="000000"/>
+                <w:szCs w:val="32"/>
+              </w:rPr>
+              <w:t>7</w:t>
+            </w:r>
+            <w:r>
+              <w:rPr>
+                <w:rFonts w:ascii="BRH Devanagari Extra" w:hAnsi="BRH Devanagari Extra" w:cs="BRH Devanagari Extra"/>
+                <w:color w:val="000000"/>
+                <w:sz w:val="32"/>
+                <w:szCs w:val="32"/>
+              </w:rPr>
+              <w:t>)</w:t>
+            </w:r>
+            <w:r>
+              <w:rPr>
+                <w:rFonts w:cs="BRH Devanagari Extra"/>
+                <w:color w:val="000000"/>
+                <w:szCs w:val="32"/>
+              </w:rPr>
+              <w:t>[P4</w:t>
+            </w:r>
+            <w:r>
+              <w:rPr>
+                <w:rFonts w:ascii="BRH Devanagari Extra" w:hAnsi="BRH Devanagari Extra" w:cs="BRH Devanagari Extra"/>
+                <w:color w:val="000000"/>
+                <w:sz w:val="32"/>
+                <w:szCs w:val="32"/>
+              </w:rPr>
+              <w:t xml:space="preserve">] </w:t>
+            </w:r>
+            <w:r>
+              <w:rPr>
+                <w:rFonts w:cs="BRH Devanagari Extra"/>
+                <w:color w:val="000000"/>
+                <w:szCs w:val="32"/>
+              </w:rPr>
+              <w:t>4</w:t>
+            </w:r>
+            <w:r>
+              <w:rPr>
+                <w:rFonts w:ascii="BRH Devanagari Extra" w:hAnsi="BRH Devanagari Extra" w:cs="BRH Devanagari Extra"/>
+                <w:color w:val="000000"/>
+                <w:sz w:val="32"/>
+                <w:szCs w:val="32"/>
+              </w:rPr>
+              <w:t>.</w:t>
+            </w:r>
+            <w:r>
+              <w:rPr>
+                <w:rFonts w:cs="BRH Devanagari Extra"/>
+                <w:color w:val="000000"/>
+                <w:szCs w:val="32"/>
+              </w:rPr>
+              <w:t>6</w:t>
+            </w:r>
+            <w:r>
+              <w:rPr>
+                <w:rFonts w:ascii="BRH Devanagari Extra" w:hAnsi="BRH Devanagari Extra" w:cs="BRH Devanagari Extra"/>
+                <w:color w:val="000000"/>
+                <w:sz w:val="32"/>
+                <w:szCs w:val="32"/>
+              </w:rPr>
+              <w:t>.</w:t>
+            </w:r>
+            <w:r>
+              <w:rPr>
+                <w:rFonts w:cs="BRH Devanagari Extra"/>
+                <w:color w:val="000000"/>
+                <w:szCs w:val="32"/>
+              </w:rPr>
+              <w:t>1</w:t>
+            </w:r>
+            <w:r>
+              <w:rPr>
+                <w:rFonts w:ascii="BRH Devanagari Extra" w:hAnsi="BRH Devanagari Extra" w:cs="BRH Devanagari Extra"/>
+                <w:color w:val="000000"/>
+                <w:sz w:val="32"/>
+                <w:szCs w:val="32"/>
+              </w:rPr>
+              <w:t>.</w:t>
+            </w:r>
+            <w:r>
+              <w:rPr>
+                <w:rFonts w:cs="BRH Devanagari Extra"/>
+                <w:color w:val="000000"/>
+                <w:szCs w:val="32"/>
+              </w:rPr>
+              <w:t>4</w:t>
+            </w:r>
+            <w:r>
+              <w:rPr>
+                <w:rFonts w:ascii="BRH Devanagari Extra" w:hAnsi="BRH Devanagari Extra" w:cs="BRH Devanagari Extra"/>
+                <w:color w:val="000000"/>
+                <w:sz w:val="32"/>
+                <w:szCs w:val="32"/>
+              </w:rPr>
+              <w:t>(</w:t>
+            </w:r>
+            <w:r>
+              <w:rPr>
+                <w:rFonts w:cs="BRH Devanagari Extra"/>
+                <w:color w:val="000000"/>
+                <w:szCs w:val="32"/>
+              </w:rPr>
+              <w:t>5</w:t>
+            </w:r>
+            <w:r>
+              <w:rPr>
+                <w:rFonts w:ascii="BRH Devanagari Extra" w:hAnsi="BRH Devanagari Extra" w:cs="BRH Devanagari Extra"/>
+                <w:color w:val="000000"/>
+                <w:sz w:val="32"/>
+                <w:szCs w:val="32"/>
+              </w:rPr>
+              <w:t>)-  oÉ</w:t>
+            </w:r>
+            <w:r>
+              <w:rPr>
+                <w:rFonts w:ascii="BRH Malayalam Extra" w:hAnsi="BRH Malayalam Extra" w:cs="BRH Devanagari Extra"/>
+                <w:color w:val="000000"/>
+                <w:szCs w:val="32"/>
+              </w:rPr>
+              <w:t>–</w:t>
+            </w:r>
+            <w:r>
+              <w:rPr>
+                <w:rFonts w:ascii="BRH Devanagari Extra" w:hAnsi="BRH Devanagari Extra" w:cs="BRH Devanagari Extra"/>
+                <w:color w:val="000000"/>
+                <w:sz w:val="32"/>
+                <w:szCs w:val="32"/>
+              </w:rPr>
+              <w:t>Uç</w:t>
+            </w:r>
+            <w:r>
+              <w:rPr>
+                <w:rFonts w:ascii="BRH Malayalam Extra" w:hAnsi="BRH Malayalam Extra" w:cs="BRH Devanagari Extra"/>
+                <w:color w:val="000000"/>
+                <w:szCs w:val="32"/>
+              </w:rPr>
+              <w:t>–</w:t>
+            </w:r>
+            <w:r>
+              <w:rPr>
+                <w:rFonts w:ascii="BRH Devanagari Extra" w:hAnsi="BRH Devanagari Extra" w:cs="BRH Devanagari Extra"/>
+                <w:color w:val="000000"/>
+                <w:sz w:val="32"/>
+                <w:szCs w:val="32"/>
+              </w:rPr>
+              <w:t>.ÌWû</w:t>
+            </w:r>
+            <w:r>
+              <w:rPr>
+                <w:rFonts w:ascii="BRH Malayalam Extra" w:hAnsi="BRH Malayalam Extra" w:cs="BRH Devanagari Extra"/>
+                <w:color w:val="000000"/>
+                <w:szCs w:val="32"/>
+              </w:rPr>
+              <w:t>–</w:t>
+            </w:r>
+            <w:r>
+              <w:rPr>
+                <w:rFonts w:ascii="BRH Devanagari Extra" w:hAnsi="BRH Devanagari Extra" w:cs="BRH Devanagari Extra"/>
+                <w:color w:val="000000"/>
+                <w:sz w:val="32"/>
+                <w:szCs w:val="32"/>
+              </w:rPr>
+              <w:t xml:space="preserve">wÉSåÿ | uÉOèû </w:t>
+            </w:r>
+          </w:p>
+          <w:p>
+            <w:pPr>
+              <w:widowControl w:val="0"/>
+              <w:autoSpaceDE w:val="0"/>
+              <w:autoSpaceDN w:val="0"/>
+              <w:adjustRightInd w:val="0"/>
+              <w:spacing w:line="240" w:lineRule="auto"/>
+              <w:rPr>
+                <w:rFonts w:ascii="BRH Devanagari Extra" w:hAnsi="BRH Devanagari Extra" w:cs="BRH Devanagari Extra"/>
+                <w:color w:val="000000"/>
+                <w:sz w:val="32"/>
+                <w:szCs w:val="32"/>
+              </w:rPr>
+            </w:pPr>
+            <w:r>
+              <w:rPr>
+                <w:rFonts w:ascii="BRH Devanagari Extra" w:hAnsi="BRH Devanagari Extra" w:cs="BRH Devanagari Extra"/>
+                <w:color w:val="000000"/>
+                <w:sz w:val="32"/>
+                <w:szCs w:val="32"/>
+              </w:rPr>
+              <w:t>oÉ</w:t>
+            </w:r>
+            <w:r>
+              <w:rPr>
+                <w:rFonts w:ascii="BRH Malayalam Extra" w:hAnsi="BRH Malayalam Extra" w:cs="BRH Devanagari Extra"/>
+                <w:color w:val="000000"/>
+                <w:szCs w:val="32"/>
+              </w:rPr>
+              <w:t>–</w:t>
+            </w:r>
+            <w:r>
+              <w:rPr>
+                <w:rFonts w:ascii="BRH Devanagari Extra" w:hAnsi="BRH Devanagari Extra" w:cs="BRH Devanagari Extra"/>
+                <w:color w:val="000000"/>
+                <w:sz w:val="32"/>
+                <w:szCs w:val="32"/>
+              </w:rPr>
+              <w:t>Uç</w:t>
+            </w:r>
+            <w:r>
+              <w:rPr>
+                <w:rFonts w:ascii="BRH Malayalam Extra" w:hAnsi="BRH Malayalam Extra" w:cs="BRH Devanagari Extra"/>
+                <w:color w:val="000000"/>
+                <w:szCs w:val="32"/>
+              </w:rPr>
+              <w:t>–</w:t>
+            </w:r>
+            <w:r>
+              <w:rPr>
+                <w:rFonts w:ascii="BRH Devanagari Extra" w:hAnsi="BRH Devanagari Extra" w:cs="BRH Devanagari Extra"/>
+                <w:color w:val="000000"/>
+                <w:sz w:val="32"/>
+                <w:szCs w:val="32"/>
+              </w:rPr>
+              <w:t>.ÌWû</w:t>
+            </w:r>
+            <w:r>
+              <w:rPr>
+                <w:rFonts w:ascii="BRH Malayalam Extra" w:hAnsi="BRH Malayalam Extra" w:cs="BRH Devanagari Extra"/>
+                <w:color w:val="000000"/>
+                <w:szCs w:val="32"/>
+              </w:rPr>
+              <w:t>–</w:t>
+            </w:r>
+            <w:r>
+              <w:rPr>
+                <w:rFonts w:ascii="BRH Devanagari Extra" w:hAnsi="BRH Devanagari Extra" w:cs="BRH Devanagari Extra"/>
+                <w:color w:val="000000"/>
+                <w:sz w:val="32"/>
+                <w:szCs w:val="32"/>
+              </w:rPr>
+              <w:t>wÉSå</w:t>
+            </w:r>
+            <w:r>
+              <w:rPr>
+                <w:rFonts w:ascii="BRH Malayalam Extra" w:hAnsi="BRH Malayalam Extra" w:cs="BRH Devanagari Extra"/>
+                <w:color w:val="000000"/>
+                <w:szCs w:val="32"/>
+              </w:rPr>
+              <w:t>–</w:t>
+            </w:r>
+            <w:r>
+              <w:rPr>
+                <w:rFonts w:ascii="BRH Devanagari Extra" w:hAnsi="BRH Devanagari Extra" w:cs="BRH Devanagari Extra"/>
+                <w:color w:val="000000"/>
+                <w:sz w:val="32"/>
+                <w:szCs w:val="32"/>
+              </w:rPr>
+              <w:t xml:space="preserve"> uÉQèû uÉQèû oÉ</w:t>
+            </w:r>
+            <w:r>
+              <w:rPr>
+                <w:rFonts w:ascii="BRH Devanagari Extra" w:hAnsi="BRH Devanagari Extra" w:cs="BRH Devanagari Extra"/>
+                <w:color w:val="000000"/>
+                <w:sz w:val="32"/>
+                <w:szCs w:val="32"/>
+                <w:highlight w:val="green"/>
+              </w:rPr>
+              <w:t>þÌW</w:t>
+            </w:r>
+            <w:r>
+              <w:rPr>
+                <w:rFonts w:ascii="BRH Devanagari Extra" w:hAnsi="BRH Devanagari Extra" w:cs="BRH Devanagari Extra"/>
+                <w:color w:val="000000"/>
+                <w:sz w:val="32"/>
+                <w:szCs w:val="32"/>
+              </w:rPr>
+              <w:t>ïû</w:t>
+            </w:r>
+            <w:r>
+              <w:rPr>
+                <w:rFonts w:ascii="BRH Malayalam Extra" w:hAnsi="BRH Malayalam Extra" w:cs="BRH Devanagari Extra"/>
+                <w:color w:val="000000"/>
+                <w:szCs w:val="32"/>
+              </w:rPr>
+              <w:t>–</w:t>
+            </w:r>
+            <w:r>
+              <w:rPr>
+                <w:rFonts w:ascii="BRH Devanagari Extra" w:hAnsi="BRH Devanagari Extra" w:cs="BRH Devanagari Extra"/>
+                <w:color w:val="000000"/>
+                <w:sz w:val="32"/>
+                <w:szCs w:val="32"/>
+              </w:rPr>
+              <w:t>wÉSåþ oÉUç.ÌWû</w:t>
+            </w:r>
+            <w:r>
+              <w:rPr>
+                <w:rFonts w:ascii="BRH Malayalam Extra" w:hAnsi="BRH Malayalam Extra" w:cs="BRH Devanagari Extra"/>
+                <w:color w:val="000000"/>
+                <w:szCs w:val="32"/>
+              </w:rPr>
+              <w:t>–</w:t>
+            </w:r>
+            <w:r>
+              <w:rPr>
+                <w:rFonts w:ascii="BRH Devanagari Extra" w:hAnsi="BRH Devanagari Extra" w:cs="BRH Devanagari Extra"/>
+                <w:color w:val="000000"/>
+                <w:sz w:val="32"/>
+                <w:szCs w:val="32"/>
+              </w:rPr>
+              <w:t>wÉSå</w:t>
+            </w:r>
+            <w:r>
+              <w:rPr>
+                <w:rFonts w:ascii="BRH Malayalam Extra" w:hAnsi="BRH Malayalam Extra" w:cs="BRH Devanagari Extra"/>
+                <w:color w:val="000000"/>
+                <w:szCs w:val="32"/>
+              </w:rPr>
+              <w:t>–</w:t>
+            </w:r>
+            <w:r>
+              <w:rPr>
+                <w:rFonts w:ascii="BRH Devanagari Extra" w:hAnsi="BRH Devanagari Extra" w:cs="BRH Devanagari Extra"/>
+                <w:color w:val="000000"/>
+                <w:sz w:val="32"/>
+                <w:szCs w:val="32"/>
+              </w:rPr>
+              <w:t xml:space="preserve"> uÉOèû |</w:t>
+            </w:r>
+            <w:r>
+              <w:rPr>
+                <w:rFonts w:ascii="BRH Devanagari Extra" w:hAnsi="BRH Devanagari Extra" w:cs="BRH Devanagari Extra"/>
+                <w:color w:val="000000"/>
+                <w:sz w:val="32"/>
+                <w:szCs w:val="32"/>
+              </w:rPr>
+              <w:t xml:space="preserve"> </w:t>
+            </w:r>
+          </w:p>
+        </w:tc>
+      </w:tr>
+      <w:tr>
+        <w:trPr>
+          <w:trHeight w:val="2614"/>
+        </w:trPr>
+        <w:tc>
+          <w:tcPr>
+            <w:tcW w:w="7166" w:type="dxa"/>
+            <w:tcBorders>
+              <w:top w:val="single" w:sz="4" w:space="0" w:color="000000"/>
+              <w:left w:val="single" w:sz="4" w:space="0" w:color="000000"/>
+              <w:bottom w:val="single" w:sz="4" w:space="0" w:color="000000"/>
+              <w:right w:val="single" w:sz="4" w:space="0" w:color="000000"/>
+            </w:tcBorders>
+          </w:tcPr>
+          <w:p>
+            <w:pPr>
+              <w:widowControl w:val="0"/>
+              <w:autoSpaceDE w:val="0"/>
+              <w:autoSpaceDN w:val="0"/>
+              <w:adjustRightInd w:val="0"/>
+              <w:spacing w:before="0" w:line="240" w:lineRule="auto"/>
+              <w:rPr>
+                <w:rFonts w:ascii="BRH Devanagari Extra" w:hAnsi="BRH Devanagari Extra" w:cs="BRH Devanagari Extra"/>
+                <w:color w:val="000000"/>
+                <w:sz w:val="32"/>
+                <w:szCs w:val="32"/>
+              </w:rPr>
+            </w:pPr>
+            <w:r>
+              <w:rPr>
+                <w:rFonts w:ascii="BRH Devanagari Extra" w:hAnsi="BRH Devanagari Extra" w:cs="BRH Devanagari Extra"/>
+                <w:color w:val="000000"/>
+                <w:sz w:val="32"/>
+                <w:szCs w:val="32"/>
+              </w:rPr>
+              <w:t>(</w:t>
+            </w:r>
+            <w:r>
+              <w:rPr>
+                <w:rFonts w:cs="BRH Devanagari Extra"/>
+                <w:color w:val="000000"/>
+                <w:szCs w:val="32"/>
+              </w:rPr>
+              <w:t>21</w:t>
+            </w:r>
+            <w:r>
+              <w:rPr>
+                <w:rFonts w:ascii="BRH Devanagari Extra" w:hAnsi="BRH Devanagari Extra" w:cs="BRH Devanagari Extra"/>
+                <w:color w:val="000000"/>
+                <w:sz w:val="32"/>
+                <w:szCs w:val="32"/>
+              </w:rPr>
+              <w:t>)</w:t>
+            </w:r>
+            <w:r>
+              <w:rPr>
+                <w:rFonts w:cs="BRH Devanagari Extra"/>
+                <w:color w:val="000000"/>
+                <w:szCs w:val="32"/>
+              </w:rPr>
+              <w:t>[P7</w:t>
+            </w:r>
+            <w:r>
+              <w:rPr>
+                <w:rFonts w:ascii="BRH Devanagari Extra" w:hAnsi="BRH Devanagari Extra" w:cs="BRH Devanagari Extra"/>
+                <w:color w:val="000000"/>
+                <w:sz w:val="32"/>
+                <w:szCs w:val="32"/>
+              </w:rPr>
+              <w:t xml:space="preserve">] </w:t>
+            </w:r>
+            <w:r>
+              <w:rPr>
+                <w:rFonts w:cs="BRH Devanagari Extra"/>
+                <w:color w:val="000000"/>
+                <w:szCs w:val="32"/>
+              </w:rPr>
+              <w:t>4</w:t>
+            </w:r>
+            <w:r>
+              <w:rPr>
+                <w:rFonts w:ascii="BRH Devanagari Extra" w:hAnsi="BRH Devanagari Extra" w:cs="BRH Devanagari Extra"/>
+                <w:color w:val="000000"/>
+                <w:sz w:val="32"/>
+                <w:szCs w:val="32"/>
+              </w:rPr>
+              <w:t>.</w:t>
+            </w:r>
+            <w:r>
+              <w:rPr>
+                <w:rFonts w:cs="BRH Devanagari Extra"/>
+                <w:color w:val="000000"/>
+                <w:szCs w:val="32"/>
+              </w:rPr>
+              <w:t>6</w:t>
+            </w:r>
+            <w:r>
+              <w:rPr>
+                <w:rFonts w:ascii="BRH Devanagari Extra" w:hAnsi="BRH Devanagari Extra" w:cs="BRH Devanagari Extra"/>
+                <w:color w:val="000000"/>
+                <w:sz w:val="32"/>
+                <w:szCs w:val="32"/>
+              </w:rPr>
+              <w:t>.</w:t>
+            </w:r>
+            <w:r>
+              <w:rPr>
+                <w:rFonts w:cs="BRH Devanagari Extra"/>
+                <w:color w:val="000000"/>
+                <w:szCs w:val="32"/>
+              </w:rPr>
+              <w:t>2</w:t>
+            </w:r>
+            <w:r>
+              <w:rPr>
+                <w:rFonts w:ascii="BRH Devanagari Extra" w:hAnsi="BRH Devanagari Extra" w:cs="BRH Devanagari Extra"/>
+                <w:color w:val="000000"/>
+                <w:sz w:val="32"/>
+                <w:szCs w:val="32"/>
+              </w:rPr>
+              <w:t>.</w:t>
+            </w:r>
+            <w:r>
+              <w:rPr>
+                <w:rFonts w:cs="BRH Devanagari Extra"/>
+                <w:color w:val="000000"/>
+                <w:szCs w:val="32"/>
+              </w:rPr>
+              <w:t>2</w:t>
+            </w:r>
+            <w:r>
+              <w:rPr>
+                <w:rFonts w:ascii="BRH Devanagari Extra" w:hAnsi="BRH Devanagari Extra" w:cs="BRH Devanagari Extra"/>
+                <w:color w:val="000000"/>
+                <w:sz w:val="32"/>
+                <w:szCs w:val="32"/>
+              </w:rPr>
+              <w:t>(</w:t>
+            </w:r>
+            <w:r>
+              <w:rPr>
+                <w:rFonts w:cs="BRH Devanagari Extra"/>
+                <w:color w:val="000000"/>
+                <w:szCs w:val="32"/>
+              </w:rPr>
+              <w:t>19</w:t>
+            </w:r>
+            <w:r>
+              <w:rPr>
+                <w:rFonts w:ascii="BRH Devanagari Extra" w:hAnsi="BRH Devanagari Extra" w:cs="BRH Devanagari Extra"/>
+                <w:color w:val="000000"/>
+                <w:sz w:val="32"/>
+                <w:szCs w:val="32"/>
+              </w:rPr>
+              <w:t>)-  eÉ</w:t>
+            </w:r>
+            <w:r>
+              <w:rPr>
+                <w:rFonts w:ascii="BRH Malayalam Extra" w:hAnsi="BRH Malayalam Extra" w:cs="BRH Devanagari Extra"/>
+                <w:color w:val="000000"/>
+                <w:szCs w:val="32"/>
+              </w:rPr>
+              <w:t>–</w:t>
+            </w:r>
+            <w:r>
+              <w:rPr>
+                <w:rFonts w:ascii="BRH Devanagari Extra" w:hAnsi="BRH Devanagari Extra" w:cs="BRH Devanagari Extra"/>
+                <w:color w:val="000000"/>
+                <w:sz w:val="32"/>
+                <w:szCs w:val="32"/>
+              </w:rPr>
+              <w:t>ËU</w:t>
+            </w:r>
+            <w:r>
+              <w:rPr>
+                <w:rFonts w:ascii="BRH Malayalam Extra" w:hAnsi="BRH Malayalam Extra" w:cs="BRH Devanagari Extra"/>
+                <w:color w:val="000000"/>
+                <w:szCs w:val="32"/>
+              </w:rPr>
+              <w:t>–</w:t>
+            </w:r>
+            <w:r>
+              <w:rPr>
+                <w:rFonts w:ascii="BRH Devanagari Extra" w:hAnsi="BRH Devanagari Extra" w:cs="BRH Devanagari Extra"/>
+                <w:color w:val="000000"/>
+                <w:sz w:val="32"/>
+                <w:szCs w:val="32"/>
+              </w:rPr>
+              <w:t xml:space="preserve">iÉÉUþÈ | </w:t>
+            </w:r>
+            <w:r>
+              <w:rPr>
+                <w:rFonts w:ascii="BRH Devanagari Extra" w:hAnsi="BRH Devanagari Extra" w:cs="BRH Devanagari Extra"/>
+                <w:color w:val="000000"/>
+                <w:sz w:val="32"/>
+                <w:szCs w:val="32"/>
+                <w:highlight w:val="yellow"/>
+              </w:rPr>
+              <w:t>lÉ</w:t>
+            </w:r>
+            <w:r>
+              <w:rPr>
+                <w:rFonts w:ascii="BRH Malayalam Extra" w:hAnsi="BRH Malayalam Extra" w:cs="BRH Devanagari Extra"/>
+                <w:color w:val="000000"/>
+                <w:szCs w:val="32"/>
+              </w:rPr>
+              <w:t>–</w:t>
+            </w:r>
+            <w:r>
+              <w:rPr>
+                <w:rFonts w:ascii="BRH Devanagari Extra" w:hAnsi="BRH Devanagari Extra" w:cs="BRH Devanagari Extra"/>
+                <w:color w:val="000000"/>
+                <w:sz w:val="32"/>
+                <w:szCs w:val="32"/>
+              </w:rPr>
+              <w:t xml:space="preserve"> |</w:t>
+            </w:r>
+          </w:p>
+          <w:p>
+            <w:pPr>
+              <w:widowControl w:val="0"/>
+              <w:autoSpaceDE w:val="0"/>
+              <w:autoSpaceDN w:val="0"/>
+              <w:adjustRightInd w:val="0"/>
+              <w:spacing w:before="0" w:line="240" w:lineRule="auto"/>
+              <w:rPr>
+                <w:rFonts w:ascii="BRH Devanagari Extra" w:hAnsi="BRH Devanagari Extra" w:cs="BRH Devanagari Extra"/>
+                <w:color w:val="000000"/>
+                <w:sz w:val="32"/>
+                <w:szCs w:val="32"/>
+              </w:rPr>
+            </w:pPr>
+            <w:r>
+              <w:rPr>
+                <w:rFonts w:ascii="BRH Devanagari Extra" w:hAnsi="BRH Devanagari Extra" w:cs="BRH Devanagari Extra"/>
+                <w:color w:val="000000"/>
+                <w:sz w:val="32"/>
+                <w:szCs w:val="32"/>
+              </w:rPr>
+              <w:t>eÉ</w:t>
+            </w:r>
+            <w:r>
+              <w:rPr>
+                <w:rFonts w:ascii="BRH Malayalam Extra" w:hAnsi="BRH Malayalam Extra" w:cs="BRH Devanagari Extra"/>
+                <w:color w:val="000000"/>
+                <w:szCs w:val="32"/>
+              </w:rPr>
+              <w:t>–</w:t>
+            </w:r>
+            <w:r>
+              <w:rPr>
+                <w:rFonts w:ascii="BRH Devanagari Extra" w:hAnsi="BRH Devanagari Extra" w:cs="BRH Devanagari Extra"/>
+                <w:color w:val="000000"/>
+                <w:sz w:val="32"/>
+                <w:szCs w:val="32"/>
+              </w:rPr>
+              <w:t>ËU</w:t>
+            </w:r>
+            <w:r>
+              <w:rPr>
+                <w:rFonts w:ascii="BRH Malayalam Extra" w:hAnsi="BRH Malayalam Extra" w:cs="BRH Devanagari Extra"/>
+                <w:color w:val="000000"/>
+                <w:szCs w:val="32"/>
+              </w:rPr>
+              <w:t>–</w:t>
+            </w:r>
+            <w:r>
+              <w:rPr>
+                <w:rFonts w:ascii="BRH Devanagari Extra" w:hAnsi="BRH Devanagari Extra" w:cs="BRH Devanagari Extra"/>
+                <w:color w:val="000000"/>
+                <w:sz w:val="32"/>
+                <w:szCs w:val="32"/>
+              </w:rPr>
+              <w:t>iÉÉ</w:t>
+            </w:r>
+            <w:r>
+              <w:rPr>
+                <w:rFonts w:ascii="BRH Devanagari Extra" w:hAnsi="BRH Devanagari Extra" w:cs="BRH Devanagari Extra"/>
+                <w:color w:val="000000"/>
+                <w:sz w:val="32"/>
+                <w:szCs w:val="32"/>
+                <w:highlight w:val="yellow"/>
+              </w:rPr>
+              <w:t>UÉåþ</w:t>
+            </w:r>
+            <w:r>
+              <w:rPr>
+                <w:rFonts w:ascii="BRH Devanagari Extra" w:hAnsi="BRH Devanagari Extra" w:cs="BRH Devanagari Extra"/>
+                <w:color w:val="000000"/>
+                <w:sz w:val="32"/>
+                <w:szCs w:val="32"/>
+              </w:rPr>
+              <w:t xml:space="preserve"> lÉ lÉ eÉËU</w:t>
+            </w:r>
+            <w:r>
+              <w:rPr>
+                <w:rFonts w:ascii="BRH Malayalam Extra" w:hAnsi="BRH Malayalam Extra" w:cs="BRH Devanagari Extra"/>
+                <w:color w:val="000000"/>
+                <w:szCs w:val="32"/>
+              </w:rPr>
+              <w:t>–</w:t>
+            </w:r>
+            <w:r>
+              <w:rPr>
+                <w:rFonts w:ascii="BRH Devanagari Extra" w:hAnsi="BRH Devanagari Extra" w:cs="BRH Devanagari Extra"/>
+                <w:color w:val="000000"/>
+                <w:sz w:val="32"/>
+                <w:szCs w:val="32"/>
+              </w:rPr>
+              <w:t>iÉÉUÉåþ eÉËU</w:t>
+            </w:r>
+            <w:r>
+              <w:rPr>
+                <w:rFonts w:ascii="BRH Malayalam Extra" w:hAnsi="BRH Malayalam Extra" w:cs="BRH Devanagari Extra"/>
+                <w:color w:val="000000"/>
+                <w:szCs w:val="32"/>
+              </w:rPr>
+              <w:t>–</w:t>
+            </w:r>
+            <w:r>
+              <w:rPr>
+                <w:rFonts w:ascii="BRH Devanagari Extra" w:hAnsi="BRH Devanagari Extra" w:cs="BRH Devanagari Extra"/>
+                <w:color w:val="000000"/>
+                <w:sz w:val="32"/>
+                <w:szCs w:val="32"/>
+              </w:rPr>
+              <w:t>iÉÉ</w:t>
+            </w:r>
+            <w:r>
+              <w:rPr>
+                <w:rFonts w:ascii="BRH Devanagari Extra" w:hAnsi="BRH Devanagari Extra" w:cs="BRH Devanagari Extra"/>
+                <w:color w:val="000000"/>
+                <w:sz w:val="32"/>
+                <w:szCs w:val="32"/>
+                <w:highlight w:val="yellow"/>
+              </w:rPr>
+              <w:t>UÉ</w:t>
+            </w:r>
+            <w:r>
+              <w:rPr>
+                <w:rFonts w:ascii="BRH Devanagari Extra" w:hAnsi="BRH Devanagari Extra" w:cs="BRH Devanagari Extra"/>
+                <w:color w:val="000000"/>
+                <w:sz w:val="32"/>
+                <w:szCs w:val="32"/>
+              </w:rPr>
+              <w:t xml:space="preserve">åþ lÉ | </w:t>
+            </w:r>
+          </w:p>
+          <w:p>
+            <w:pPr>
+              <w:widowControl w:val="0"/>
+              <w:autoSpaceDE w:val="0"/>
+              <w:autoSpaceDN w:val="0"/>
+              <w:adjustRightInd w:val="0"/>
+              <w:spacing w:before="0" w:line="240" w:lineRule="auto"/>
+              <w:rPr>
+                <w:rFonts w:ascii="BRH Devanagari Extra" w:hAnsi="BRH Devanagari Extra" w:cs="BRH Devanagari Extra"/>
+                <w:color w:val="000000"/>
+                <w:sz w:val="32"/>
+                <w:szCs w:val="32"/>
+              </w:rPr>
+            </w:pPr>
+            <w:r>
+              <w:rPr>
+                <w:rFonts w:ascii="BRH Devanagari Extra" w:hAnsi="BRH Devanagari Extra" w:cs="BRH Devanagari Extra"/>
+                <w:color w:val="000000"/>
+                <w:sz w:val="32"/>
+                <w:szCs w:val="32"/>
+              </w:rPr>
+              <w:t>(</w:t>
+            </w:r>
+            <w:r>
+              <w:rPr>
+                <w:rFonts w:cs="BRH Devanagari Extra"/>
+                <w:color w:val="000000"/>
+                <w:szCs w:val="32"/>
+              </w:rPr>
+              <w:t>22</w:t>
+            </w:r>
+            <w:r>
+              <w:rPr>
+                <w:rFonts w:ascii="BRH Devanagari Extra" w:hAnsi="BRH Devanagari Extra" w:cs="BRH Devanagari Extra"/>
+                <w:color w:val="000000"/>
+                <w:sz w:val="32"/>
+                <w:szCs w:val="32"/>
+              </w:rPr>
+              <w:t>)</w:t>
+            </w:r>
+            <w:r>
+              <w:rPr>
+                <w:rFonts w:cs="BRH Devanagari Extra"/>
+                <w:color w:val="000000"/>
+                <w:szCs w:val="32"/>
+              </w:rPr>
+              <w:t>[P7</w:t>
+            </w:r>
+            <w:r>
+              <w:rPr>
+                <w:rFonts w:ascii="BRH Devanagari Extra" w:hAnsi="BRH Devanagari Extra" w:cs="BRH Devanagari Extra"/>
+                <w:color w:val="000000"/>
+                <w:sz w:val="32"/>
+                <w:szCs w:val="32"/>
+              </w:rPr>
+              <w:t xml:space="preserve">] </w:t>
+            </w:r>
+            <w:r>
+              <w:rPr>
+                <w:rFonts w:cs="BRH Devanagari Extra"/>
+                <w:color w:val="000000"/>
+                <w:szCs w:val="32"/>
+              </w:rPr>
+              <w:t>4</w:t>
+            </w:r>
+            <w:r>
+              <w:rPr>
+                <w:rFonts w:ascii="BRH Devanagari Extra" w:hAnsi="BRH Devanagari Extra" w:cs="BRH Devanagari Extra"/>
+                <w:color w:val="000000"/>
+                <w:sz w:val="32"/>
+                <w:szCs w:val="32"/>
+              </w:rPr>
+              <w:t>.</w:t>
+            </w:r>
+            <w:r>
+              <w:rPr>
+                <w:rFonts w:cs="BRH Devanagari Extra"/>
+                <w:color w:val="000000"/>
+                <w:szCs w:val="32"/>
+              </w:rPr>
+              <w:t>6</w:t>
+            </w:r>
+            <w:r>
+              <w:rPr>
+                <w:rFonts w:ascii="BRH Devanagari Extra" w:hAnsi="BRH Devanagari Extra" w:cs="BRH Devanagari Extra"/>
+                <w:color w:val="000000"/>
+                <w:sz w:val="32"/>
+                <w:szCs w:val="32"/>
+              </w:rPr>
+              <w:t>.</w:t>
+            </w:r>
+            <w:r>
+              <w:rPr>
+                <w:rFonts w:cs="BRH Devanagari Extra"/>
+                <w:color w:val="000000"/>
+                <w:szCs w:val="32"/>
+              </w:rPr>
+              <w:t>2</w:t>
+            </w:r>
+            <w:r>
+              <w:rPr>
+                <w:rFonts w:ascii="BRH Devanagari Extra" w:hAnsi="BRH Devanagari Extra" w:cs="BRH Devanagari Extra"/>
+                <w:color w:val="000000"/>
+                <w:sz w:val="32"/>
+                <w:szCs w:val="32"/>
+              </w:rPr>
+              <w:t>.</w:t>
+            </w:r>
+            <w:r>
+              <w:rPr>
+                <w:rFonts w:cs="BRH Devanagari Extra"/>
+                <w:color w:val="000000"/>
+                <w:szCs w:val="32"/>
+              </w:rPr>
+              <w:t>2</w:t>
+            </w:r>
+            <w:r>
+              <w:rPr>
+                <w:rFonts w:ascii="BRH Devanagari Extra" w:hAnsi="BRH Devanagari Extra" w:cs="BRH Devanagari Extra"/>
+                <w:color w:val="000000"/>
+                <w:sz w:val="32"/>
+                <w:szCs w:val="32"/>
+              </w:rPr>
+              <w:t>(</w:t>
+            </w:r>
+            <w:r>
+              <w:rPr>
+                <w:rFonts w:cs="BRH Devanagari Extra"/>
+                <w:color w:val="000000"/>
+                <w:szCs w:val="32"/>
+              </w:rPr>
+              <w:t>20</w:t>
+            </w:r>
+            <w:r>
+              <w:rPr>
+                <w:rFonts w:ascii="BRH Devanagari Extra" w:hAnsi="BRH Devanagari Extra" w:cs="BRH Devanagari Extra"/>
+                <w:color w:val="000000"/>
+                <w:sz w:val="32"/>
+                <w:szCs w:val="32"/>
+              </w:rPr>
+              <w:t xml:space="preserve">)-  </w:t>
+            </w:r>
+            <w:r>
+              <w:rPr>
+                <w:rFonts w:ascii="BRH Devanagari Extra" w:hAnsi="BRH Devanagari Extra" w:cs="BRH Devanagari Extra"/>
+                <w:color w:val="000000"/>
+                <w:sz w:val="32"/>
+                <w:szCs w:val="32"/>
+                <w:highlight w:val="yellow"/>
+              </w:rPr>
+              <w:t>lÉ</w:t>
+            </w:r>
+            <w:r>
+              <w:rPr>
+                <w:rFonts w:ascii="BRH Malayalam Extra" w:hAnsi="BRH Malayalam Extra" w:cs="BRH Devanagari Extra"/>
+                <w:color w:val="000000"/>
+                <w:szCs w:val="32"/>
+                <w:highlight w:val="yellow"/>
+              </w:rPr>
+              <w:t>–</w:t>
+            </w:r>
+            <w:r>
+              <w:rPr>
+                <w:rFonts w:ascii="BRH Devanagari Extra" w:hAnsi="BRH Devanagari Extra" w:cs="BRH Devanagari Extra"/>
+                <w:color w:val="000000"/>
+                <w:sz w:val="32"/>
+                <w:szCs w:val="32"/>
+              </w:rPr>
+              <w:t xml:space="preserve"> | pÉÔ</w:t>
+            </w:r>
+            <w:r>
+              <w:rPr>
+                <w:rFonts w:ascii="BRH Malayalam Extra" w:hAnsi="BRH Malayalam Extra" w:cs="BRH Devanagari Extra"/>
+                <w:color w:val="000000"/>
+                <w:szCs w:val="32"/>
+              </w:rPr>
+              <w:t>–</w:t>
+            </w:r>
+            <w:r>
+              <w:rPr>
+                <w:rFonts w:ascii="BRH Devanagari Extra" w:hAnsi="BRH Devanagari Extra" w:cs="BRH Devanagari Extra"/>
+                <w:color w:val="000000"/>
+                <w:sz w:val="32"/>
+                <w:szCs w:val="32"/>
+              </w:rPr>
+              <w:t>lÉÉ ||</w:t>
+            </w:r>
+          </w:p>
+          <w:p>
+            <w:pPr>
+              <w:widowControl w:val="0"/>
+              <w:autoSpaceDE w:val="0"/>
+              <w:autoSpaceDN w:val="0"/>
+              <w:adjustRightInd w:val="0"/>
+              <w:spacing w:before="0" w:line="240" w:lineRule="auto"/>
+              <w:rPr>
+                <w:rFonts w:cs="BRH Malayalam Extra"/>
+                <w:color w:val="FF0000"/>
+                <w:szCs w:val="40"/>
+              </w:rPr>
+            </w:pPr>
+            <w:r>
+              <w:rPr>
+                <w:rFonts w:ascii="BRH Devanagari Extra" w:hAnsi="BRH Devanagari Extra" w:cs="BRH Devanagari Extra"/>
+                <w:color w:val="000000"/>
+                <w:sz w:val="32"/>
+                <w:szCs w:val="32"/>
+                <w:highlight w:val="yellow"/>
+              </w:rPr>
+              <w:t>lÉ</w:t>
+            </w:r>
+            <w:r>
+              <w:rPr>
+                <w:rFonts w:ascii="BRH Malayalam Extra" w:hAnsi="BRH Malayalam Extra" w:cs="BRH Devanagari Extra"/>
+                <w:color w:val="000000"/>
+                <w:szCs w:val="32"/>
+              </w:rPr>
+              <w:t>–</w:t>
+            </w:r>
+            <w:r>
+              <w:rPr>
+                <w:rFonts w:ascii="BRH Devanagari Extra" w:hAnsi="BRH Devanagari Extra" w:cs="BRH Devanagari Extra"/>
+                <w:color w:val="000000"/>
+                <w:sz w:val="32"/>
+                <w:szCs w:val="32"/>
+              </w:rPr>
+              <w:t xml:space="preserve"> pÉÔ</w:t>
+            </w:r>
+            <w:r>
+              <w:rPr>
+                <w:rFonts w:ascii="BRH Malayalam Extra" w:hAnsi="BRH Malayalam Extra" w:cs="BRH Devanagari Extra"/>
+                <w:color w:val="000000"/>
+                <w:szCs w:val="32"/>
+              </w:rPr>
+              <w:t>–</w:t>
+            </w:r>
+            <w:r>
+              <w:rPr>
+                <w:rFonts w:ascii="BRH Devanagari Extra" w:hAnsi="BRH Devanagari Extra" w:cs="BRH Devanagari Extra"/>
+                <w:color w:val="000000"/>
+                <w:sz w:val="32"/>
+                <w:szCs w:val="32"/>
+              </w:rPr>
+              <w:t>lÉÉ pÉÔ</w:t>
+            </w:r>
+            <w:r>
+              <w:rPr>
+                <w:rFonts w:ascii="BRH Malayalam Extra" w:hAnsi="BRH Malayalam Extra" w:cs="BRH Devanagari Extra"/>
+                <w:color w:val="000000"/>
+                <w:szCs w:val="32"/>
+              </w:rPr>
+              <w:t>–</w:t>
+            </w:r>
+            <w:r>
+              <w:rPr>
+                <w:rFonts w:ascii="BRH Devanagari Extra" w:hAnsi="BRH Devanagari Extra" w:cs="BRH Devanagari Extra"/>
+                <w:color w:val="000000"/>
+                <w:sz w:val="32"/>
+                <w:szCs w:val="32"/>
+              </w:rPr>
+              <w:t xml:space="preserve">lÉÉ </w:t>
+            </w:r>
+            <w:r>
+              <w:rPr>
+                <w:rFonts w:ascii="BRH Devanagari Extra" w:hAnsi="BRH Devanagari Extra" w:cs="BRH Devanagari Extra"/>
+                <w:color w:val="000000"/>
+                <w:sz w:val="32"/>
+                <w:szCs w:val="32"/>
+                <w:highlight w:val="yellow"/>
+              </w:rPr>
+              <w:t>lÉþ</w:t>
+            </w:r>
+            <w:r>
+              <w:rPr>
+                <w:rFonts w:ascii="BRH Devanagari Extra" w:hAnsi="BRH Devanagari Extra" w:cs="BRH Devanagari Extra"/>
+                <w:color w:val="000000"/>
+                <w:sz w:val="32"/>
+                <w:szCs w:val="32"/>
+              </w:rPr>
+              <w:t xml:space="preserve"> lÉ pÉÔ</w:t>
+            </w:r>
+            <w:r>
+              <w:rPr>
+                <w:rFonts w:ascii="BRH Malayalam Extra" w:hAnsi="BRH Malayalam Extra" w:cs="BRH Devanagari Extra"/>
+                <w:color w:val="000000"/>
+                <w:szCs w:val="32"/>
+              </w:rPr>
+              <w:t>–</w:t>
+            </w:r>
+            <w:r>
+              <w:rPr>
+                <w:rFonts w:ascii="BRH Devanagari Extra" w:hAnsi="BRH Devanagari Extra" w:cs="BRH Devanagari Extra"/>
+                <w:color w:val="000000"/>
+                <w:sz w:val="32"/>
+                <w:szCs w:val="32"/>
+              </w:rPr>
+              <w:t xml:space="preserve">lÉÉ | </w:t>
+            </w:r>
+          </w:p>
+        </w:tc>
+        <w:tc>
+          <w:tcPr>
+            <w:tcW w:w="7371" w:type="dxa"/>
+            <w:tcBorders>
+              <w:top w:val="single" w:sz="4" w:space="0" w:color="000000"/>
+              <w:left w:val="single" w:sz="4" w:space="0" w:color="000000"/>
+              <w:bottom w:val="single" w:sz="4" w:space="0" w:color="000000"/>
+              <w:right w:val="single" w:sz="4" w:space="0" w:color="000000"/>
+            </w:tcBorders>
+          </w:tcPr>
+          <w:p>
+            <w:pPr>
+              <w:widowControl w:val="0"/>
+              <w:autoSpaceDE w:val="0"/>
+              <w:autoSpaceDN w:val="0"/>
+              <w:adjustRightInd w:val="0"/>
+              <w:spacing w:before="0" w:line="240" w:lineRule="auto"/>
+              <w:rPr>
+                <w:rFonts w:ascii="BRH Devanagari Extra" w:hAnsi="BRH Devanagari Extra" w:cs="BRH Devanagari Extra"/>
+                <w:color w:val="000000"/>
+                <w:sz w:val="32"/>
+                <w:szCs w:val="32"/>
+              </w:rPr>
+            </w:pPr>
+            <w:r>
+              <w:rPr>
+                <w:rFonts w:ascii="BRH Devanagari Extra" w:hAnsi="BRH Devanagari Extra" w:cs="BRH Devanagari Extra"/>
+                <w:color w:val="000000"/>
+                <w:sz w:val="32"/>
+                <w:szCs w:val="32"/>
+              </w:rPr>
+              <w:t>(</w:t>
+            </w:r>
+            <w:r>
+              <w:rPr>
+                <w:rFonts w:cs="BRH Devanagari Extra"/>
+                <w:color w:val="000000"/>
+                <w:szCs w:val="32"/>
+              </w:rPr>
+              <w:t>21</w:t>
+            </w:r>
+            <w:r>
+              <w:rPr>
+                <w:rFonts w:ascii="BRH Devanagari Extra" w:hAnsi="BRH Devanagari Extra" w:cs="BRH Devanagari Extra"/>
+                <w:color w:val="000000"/>
+                <w:sz w:val="32"/>
+                <w:szCs w:val="32"/>
+              </w:rPr>
+              <w:t>)</w:t>
+            </w:r>
+            <w:r>
+              <w:rPr>
+                <w:rFonts w:cs="BRH Devanagari Extra"/>
+                <w:color w:val="000000"/>
+                <w:szCs w:val="32"/>
+              </w:rPr>
+              <w:t>[P7</w:t>
+            </w:r>
+            <w:r>
+              <w:rPr>
+                <w:rFonts w:ascii="BRH Devanagari Extra" w:hAnsi="BRH Devanagari Extra" w:cs="BRH Devanagari Extra"/>
+                <w:color w:val="000000"/>
+                <w:sz w:val="32"/>
+                <w:szCs w:val="32"/>
+              </w:rPr>
+              <w:t xml:space="preserve">] </w:t>
+            </w:r>
+            <w:r>
+              <w:rPr>
+                <w:rFonts w:cs="BRH Devanagari Extra"/>
+                <w:color w:val="000000"/>
+                <w:szCs w:val="32"/>
+              </w:rPr>
+              <w:t>4</w:t>
+            </w:r>
+            <w:r>
+              <w:rPr>
+                <w:rFonts w:ascii="BRH Devanagari Extra" w:hAnsi="BRH Devanagari Extra" w:cs="BRH Devanagari Extra"/>
+                <w:color w:val="000000"/>
+                <w:sz w:val="32"/>
+                <w:szCs w:val="32"/>
+              </w:rPr>
+              <w:t>.</w:t>
+            </w:r>
+            <w:r>
+              <w:rPr>
+                <w:rFonts w:cs="BRH Devanagari Extra"/>
+                <w:color w:val="000000"/>
+                <w:szCs w:val="32"/>
+              </w:rPr>
+              <w:t>6</w:t>
+            </w:r>
+            <w:r>
+              <w:rPr>
+                <w:rFonts w:ascii="BRH Devanagari Extra" w:hAnsi="BRH Devanagari Extra" w:cs="BRH Devanagari Extra"/>
+                <w:color w:val="000000"/>
+                <w:sz w:val="32"/>
+                <w:szCs w:val="32"/>
+              </w:rPr>
+              <w:t>.</w:t>
+            </w:r>
+            <w:r>
+              <w:rPr>
+                <w:rFonts w:cs="BRH Devanagari Extra"/>
+                <w:color w:val="000000"/>
+                <w:szCs w:val="32"/>
+              </w:rPr>
+              <w:t>2</w:t>
+            </w:r>
+            <w:r>
+              <w:rPr>
+                <w:rFonts w:ascii="BRH Devanagari Extra" w:hAnsi="BRH Devanagari Extra" w:cs="BRH Devanagari Extra"/>
+                <w:color w:val="000000"/>
+                <w:sz w:val="32"/>
+                <w:szCs w:val="32"/>
+              </w:rPr>
+              <w:t>.</w:t>
+            </w:r>
+            <w:r>
+              <w:rPr>
+                <w:rFonts w:cs="BRH Devanagari Extra"/>
+                <w:color w:val="000000"/>
+                <w:szCs w:val="32"/>
+              </w:rPr>
+              <w:t>2</w:t>
+            </w:r>
+            <w:r>
+              <w:rPr>
+                <w:rFonts w:ascii="BRH Devanagari Extra" w:hAnsi="BRH Devanagari Extra" w:cs="BRH Devanagari Extra"/>
+                <w:color w:val="000000"/>
+                <w:sz w:val="32"/>
+                <w:szCs w:val="32"/>
+              </w:rPr>
+              <w:t>(</w:t>
+            </w:r>
+            <w:r>
+              <w:rPr>
+                <w:rFonts w:cs="BRH Devanagari Extra"/>
+                <w:color w:val="000000"/>
+                <w:szCs w:val="32"/>
+              </w:rPr>
+              <w:t>19</w:t>
+            </w:r>
+            <w:r>
+              <w:rPr>
+                <w:rFonts w:ascii="BRH Devanagari Extra" w:hAnsi="BRH Devanagari Extra" w:cs="BRH Devanagari Extra"/>
+                <w:color w:val="000000"/>
+                <w:sz w:val="32"/>
+                <w:szCs w:val="32"/>
+              </w:rPr>
+              <w:t>)-  eÉ</w:t>
+            </w:r>
+            <w:r>
+              <w:rPr>
+                <w:rFonts w:ascii="BRH Malayalam Extra" w:hAnsi="BRH Malayalam Extra" w:cs="BRH Devanagari Extra"/>
+                <w:color w:val="000000"/>
+                <w:szCs w:val="32"/>
+              </w:rPr>
+              <w:t>–</w:t>
+            </w:r>
+            <w:r>
+              <w:rPr>
+                <w:rFonts w:ascii="BRH Devanagari Extra" w:hAnsi="BRH Devanagari Extra" w:cs="BRH Devanagari Extra"/>
+                <w:color w:val="000000"/>
+                <w:sz w:val="32"/>
+                <w:szCs w:val="32"/>
+              </w:rPr>
+              <w:t>ËU</w:t>
+            </w:r>
+            <w:r>
+              <w:rPr>
+                <w:rFonts w:ascii="BRH Malayalam Extra" w:hAnsi="BRH Malayalam Extra" w:cs="BRH Devanagari Extra"/>
+                <w:color w:val="000000"/>
+                <w:szCs w:val="32"/>
+              </w:rPr>
+              <w:t>–</w:t>
+            </w:r>
+            <w:r>
+              <w:rPr>
+                <w:rFonts w:ascii="BRH Devanagari Extra" w:hAnsi="BRH Devanagari Extra" w:cs="BRH Devanagari Extra"/>
+                <w:color w:val="000000"/>
+                <w:sz w:val="32"/>
+                <w:szCs w:val="32"/>
+              </w:rPr>
+              <w:t xml:space="preserve">iÉÉUþÈ | </w:t>
+            </w:r>
+            <w:r>
+              <w:rPr>
+                <w:rFonts w:ascii="BRH Devanagari Extra" w:hAnsi="BRH Devanagari Extra" w:cs="BRH Devanagari Extra"/>
+                <w:color w:val="000000"/>
+                <w:sz w:val="32"/>
+                <w:szCs w:val="32"/>
+                <w:highlight w:val="green"/>
+              </w:rPr>
+              <w:t>lÉ</w:t>
+            </w:r>
+            <w:r>
+              <w:rPr>
+                <w:rFonts w:ascii="BRH Devanagari Extra" w:hAnsi="BRH Devanagari Extra" w:cs="BRH Devanagari Extra"/>
+                <w:color w:val="000000"/>
+                <w:sz w:val="32"/>
+                <w:szCs w:val="32"/>
+              </w:rPr>
+              <w:t xml:space="preserve"> |</w:t>
+            </w:r>
+          </w:p>
+          <w:p>
+            <w:pPr>
+              <w:widowControl w:val="0"/>
+              <w:autoSpaceDE w:val="0"/>
+              <w:autoSpaceDN w:val="0"/>
+              <w:adjustRightInd w:val="0"/>
+              <w:spacing w:before="0" w:line="240" w:lineRule="auto"/>
+              <w:rPr>
+                <w:rFonts w:ascii="BRH Devanagari Extra" w:hAnsi="BRH Devanagari Extra" w:cs="BRH Devanagari Extra"/>
+                <w:color w:val="000000"/>
+                <w:sz w:val="32"/>
+                <w:szCs w:val="32"/>
+              </w:rPr>
+            </w:pPr>
+            <w:r>
+              <w:rPr>
+                <w:rFonts w:ascii="BRH Devanagari Extra" w:hAnsi="BRH Devanagari Extra" w:cs="BRH Devanagari Extra"/>
+                <w:color w:val="000000"/>
+                <w:sz w:val="32"/>
+                <w:szCs w:val="32"/>
+              </w:rPr>
+              <w:t>eÉ</w:t>
+            </w:r>
+            <w:r>
+              <w:rPr>
+                <w:rFonts w:ascii="BRH Malayalam Extra" w:hAnsi="BRH Malayalam Extra" w:cs="BRH Devanagari Extra"/>
+                <w:color w:val="000000"/>
+                <w:szCs w:val="32"/>
+              </w:rPr>
+              <w:t>–</w:t>
+            </w:r>
+            <w:r>
+              <w:rPr>
+                <w:rFonts w:ascii="BRH Devanagari Extra" w:hAnsi="BRH Devanagari Extra" w:cs="BRH Devanagari Extra"/>
+                <w:color w:val="000000"/>
+                <w:sz w:val="32"/>
+                <w:szCs w:val="32"/>
+              </w:rPr>
+              <w:t>ËU</w:t>
+            </w:r>
+            <w:r>
+              <w:rPr>
+                <w:rFonts w:ascii="BRH Malayalam Extra" w:hAnsi="BRH Malayalam Extra" w:cs="BRH Devanagari Extra"/>
+                <w:color w:val="000000"/>
+                <w:szCs w:val="32"/>
+              </w:rPr>
+              <w:t>–</w:t>
+            </w:r>
+            <w:r>
+              <w:rPr>
+                <w:rFonts w:ascii="BRH Devanagari Extra" w:hAnsi="BRH Devanagari Extra" w:cs="BRH Devanagari Extra"/>
+                <w:color w:val="000000"/>
+                <w:sz w:val="32"/>
+                <w:szCs w:val="32"/>
+              </w:rPr>
+              <w:t>iÉÉ</w:t>
+            </w:r>
+            <w:r>
+              <w:rPr>
+                <w:rFonts w:ascii="BRH Devanagari Extra" w:hAnsi="BRH Devanagari Extra" w:cs="BRH Devanagari Extra"/>
+                <w:color w:val="000000"/>
+                <w:sz w:val="32"/>
+                <w:szCs w:val="32"/>
+                <w:highlight w:val="green"/>
+              </w:rPr>
+              <w:t>UÉ</w:t>
+            </w:r>
+            <w:r>
+              <w:rPr>
+                <w:rFonts w:ascii="BRH Malayalam Extra" w:hAnsi="BRH Malayalam Extra" w:cs="BRH Devanagari Extra"/>
+                <w:color w:val="000000"/>
+                <w:szCs w:val="32"/>
+              </w:rPr>
+              <w:t>–</w:t>
+            </w:r>
+            <w:r>
+              <w:rPr>
+                <w:rFonts w:ascii="BRH Devanagari Extra" w:hAnsi="BRH Devanagari Extra" w:cs="BRH Devanagari Extra"/>
+                <w:color w:val="000000"/>
+                <w:sz w:val="32"/>
+                <w:szCs w:val="32"/>
+              </w:rPr>
+              <w:t xml:space="preserve"> lÉ lÉ eÉËU</w:t>
+            </w:r>
+            <w:r>
+              <w:rPr>
+                <w:rFonts w:ascii="BRH Malayalam Extra" w:hAnsi="BRH Malayalam Extra" w:cs="BRH Devanagari Extra"/>
+                <w:color w:val="000000"/>
+                <w:szCs w:val="32"/>
+              </w:rPr>
+              <w:t>–</w:t>
+            </w:r>
+            <w:r>
+              <w:rPr>
+                <w:rFonts w:ascii="BRH Devanagari Extra" w:hAnsi="BRH Devanagari Extra" w:cs="BRH Devanagari Extra"/>
+                <w:color w:val="000000"/>
+                <w:sz w:val="32"/>
+                <w:szCs w:val="32"/>
+              </w:rPr>
+              <w:t>iÉÉUÉåþ eÉËU</w:t>
+            </w:r>
+            <w:r>
+              <w:rPr>
+                <w:rFonts w:ascii="BRH Malayalam Extra" w:hAnsi="BRH Malayalam Extra" w:cs="BRH Devanagari Extra"/>
+                <w:color w:val="000000"/>
+                <w:szCs w:val="32"/>
+              </w:rPr>
+              <w:t>–</w:t>
+            </w:r>
+            <w:r>
+              <w:rPr>
+                <w:rFonts w:ascii="BRH Devanagari Extra" w:hAnsi="BRH Devanagari Extra" w:cs="BRH Devanagari Extra"/>
+                <w:color w:val="000000"/>
+                <w:sz w:val="32"/>
+                <w:szCs w:val="32"/>
+              </w:rPr>
+              <w:t>iÉ</w:t>
+            </w:r>
+            <w:r>
+              <w:rPr>
+                <w:rFonts w:ascii="BRH Devanagari Extra" w:hAnsi="BRH Devanagari Extra" w:cs="BRH Devanagari Extra"/>
+                <w:color w:val="000000"/>
+                <w:sz w:val="32"/>
+                <w:szCs w:val="32"/>
+                <w:highlight w:val="green"/>
+              </w:rPr>
+              <w:t>ÉU</w:t>
+            </w:r>
+            <w:r>
+              <w:rPr>
+                <w:rFonts w:ascii="BRH Devanagari Extra" w:hAnsi="BRH Devanagari Extra" w:cs="BRH Devanagari Extra"/>
+                <w:color w:val="000000"/>
+                <w:sz w:val="32"/>
+                <w:szCs w:val="32"/>
+                <w:highlight w:val="yellow"/>
+              </w:rPr>
+              <w:t>É</w:t>
+            </w:r>
+            <w:r>
+              <w:rPr>
+                <w:rFonts w:ascii="BRH Malayalam Extra" w:hAnsi="BRH Malayalam Extra" w:cs="BRH Devanagari Extra"/>
+                <w:color w:val="000000"/>
+                <w:szCs w:val="32"/>
+              </w:rPr>
+              <w:t>–</w:t>
+            </w:r>
+            <w:r>
+              <w:rPr>
+                <w:rFonts w:ascii="BRH Devanagari Extra" w:hAnsi="BRH Devanagari Extra" w:cs="BRH Devanagari Extra"/>
+                <w:color w:val="000000"/>
+                <w:sz w:val="32"/>
+                <w:szCs w:val="32"/>
+              </w:rPr>
+              <w:t xml:space="preserve"> lÉ | </w:t>
+            </w:r>
+          </w:p>
+          <w:p>
+            <w:pPr>
+              <w:widowControl w:val="0"/>
+              <w:autoSpaceDE w:val="0"/>
+              <w:autoSpaceDN w:val="0"/>
+              <w:adjustRightInd w:val="0"/>
+              <w:spacing w:before="0" w:line="240" w:lineRule="auto"/>
+              <w:rPr>
+                <w:rFonts w:ascii="BRH Devanagari Extra" w:hAnsi="BRH Devanagari Extra" w:cs="BRH Devanagari Extra"/>
+                <w:color w:val="000000"/>
+                <w:sz w:val="32"/>
+                <w:szCs w:val="32"/>
+              </w:rPr>
+            </w:pPr>
+            <w:r>
+              <w:rPr>
+                <w:rFonts w:ascii="BRH Devanagari Extra" w:hAnsi="BRH Devanagari Extra" w:cs="BRH Devanagari Extra"/>
+                <w:color w:val="000000"/>
+                <w:sz w:val="32"/>
+                <w:szCs w:val="32"/>
+              </w:rPr>
+              <w:t>(</w:t>
+            </w:r>
+            <w:r>
+              <w:rPr>
+                <w:rFonts w:cs="BRH Devanagari Extra"/>
+                <w:color w:val="000000"/>
+                <w:szCs w:val="32"/>
+              </w:rPr>
+              <w:t>22</w:t>
+            </w:r>
+            <w:r>
+              <w:rPr>
+                <w:rFonts w:ascii="BRH Devanagari Extra" w:hAnsi="BRH Devanagari Extra" w:cs="BRH Devanagari Extra"/>
+                <w:color w:val="000000"/>
+                <w:sz w:val="32"/>
+                <w:szCs w:val="32"/>
+              </w:rPr>
+              <w:t>)</w:t>
+            </w:r>
+            <w:r>
+              <w:rPr>
+                <w:rFonts w:cs="BRH Devanagari Extra"/>
+                <w:color w:val="000000"/>
+                <w:szCs w:val="32"/>
+              </w:rPr>
+              <w:t>[P7</w:t>
+            </w:r>
+            <w:r>
+              <w:rPr>
+                <w:rFonts w:ascii="BRH Devanagari Extra" w:hAnsi="BRH Devanagari Extra" w:cs="BRH Devanagari Extra"/>
+                <w:color w:val="000000"/>
+                <w:sz w:val="32"/>
+                <w:szCs w:val="32"/>
+              </w:rPr>
+              <w:t xml:space="preserve">] </w:t>
+            </w:r>
+            <w:r>
+              <w:rPr>
+                <w:rFonts w:cs="BRH Devanagari Extra"/>
+                <w:color w:val="000000"/>
+                <w:szCs w:val="32"/>
+              </w:rPr>
+              <w:t>4</w:t>
+            </w:r>
+            <w:r>
+              <w:rPr>
+                <w:rFonts w:ascii="BRH Devanagari Extra" w:hAnsi="BRH Devanagari Extra" w:cs="BRH Devanagari Extra"/>
+                <w:color w:val="000000"/>
+                <w:sz w:val="32"/>
+                <w:szCs w:val="32"/>
+              </w:rPr>
+              <w:t>.</w:t>
+            </w:r>
+            <w:r>
+              <w:rPr>
+                <w:rFonts w:cs="BRH Devanagari Extra"/>
+                <w:color w:val="000000"/>
+                <w:szCs w:val="32"/>
+              </w:rPr>
+              <w:t>6</w:t>
+            </w:r>
+            <w:r>
+              <w:rPr>
+                <w:rFonts w:ascii="BRH Devanagari Extra" w:hAnsi="BRH Devanagari Extra" w:cs="BRH Devanagari Extra"/>
+                <w:color w:val="000000"/>
+                <w:sz w:val="32"/>
+                <w:szCs w:val="32"/>
+              </w:rPr>
+              <w:t>.</w:t>
+            </w:r>
+            <w:r>
+              <w:rPr>
+                <w:rFonts w:cs="BRH Devanagari Extra"/>
+                <w:color w:val="000000"/>
+                <w:szCs w:val="32"/>
+              </w:rPr>
+              <w:t>2</w:t>
+            </w:r>
+            <w:r>
+              <w:rPr>
+                <w:rFonts w:ascii="BRH Devanagari Extra" w:hAnsi="BRH Devanagari Extra" w:cs="BRH Devanagari Extra"/>
+                <w:color w:val="000000"/>
+                <w:sz w:val="32"/>
+                <w:szCs w:val="32"/>
+              </w:rPr>
+              <w:t>.</w:t>
+            </w:r>
+            <w:r>
+              <w:rPr>
+                <w:rFonts w:cs="BRH Devanagari Extra"/>
+                <w:color w:val="000000"/>
+                <w:szCs w:val="32"/>
+              </w:rPr>
+              <w:t>2</w:t>
+            </w:r>
+            <w:r>
+              <w:rPr>
+                <w:rFonts w:ascii="BRH Devanagari Extra" w:hAnsi="BRH Devanagari Extra" w:cs="BRH Devanagari Extra"/>
+                <w:color w:val="000000"/>
+                <w:sz w:val="32"/>
+                <w:szCs w:val="32"/>
+              </w:rPr>
+              <w:t>(</w:t>
+            </w:r>
+            <w:r>
+              <w:rPr>
+                <w:rFonts w:cs="BRH Devanagari Extra"/>
+                <w:color w:val="000000"/>
+                <w:szCs w:val="32"/>
+              </w:rPr>
+              <w:t>20</w:t>
+            </w:r>
+            <w:r>
+              <w:rPr>
+                <w:rFonts w:ascii="BRH Devanagari Extra" w:hAnsi="BRH Devanagari Extra" w:cs="BRH Devanagari Extra"/>
+                <w:color w:val="000000"/>
+                <w:sz w:val="32"/>
+                <w:szCs w:val="32"/>
+              </w:rPr>
+              <w:t xml:space="preserve">)-  </w:t>
+            </w:r>
+            <w:r>
+              <w:rPr>
+                <w:rFonts w:ascii="BRH Devanagari Extra" w:hAnsi="BRH Devanagari Extra" w:cs="BRH Devanagari Extra"/>
+                <w:color w:val="000000"/>
+                <w:sz w:val="32"/>
+                <w:szCs w:val="32"/>
+                <w:highlight w:val="green"/>
+              </w:rPr>
+              <w:t>lÉ</w:t>
+            </w:r>
+            <w:r>
+              <w:rPr>
+                <w:rFonts w:ascii="BRH Devanagari Extra" w:hAnsi="BRH Devanagari Extra" w:cs="BRH Devanagari Extra"/>
+                <w:color w:val="000000"/>
+                <w:sz w:val="32"/>
+                <w:szCs w:val="32"/>
+              </w:rPr>
+              <w:t xml:space="preserve"> | pÉÔ</w:t>
+            </w:r>
+            <w:r>
+              <w:rPr>
+                <w:rFonts w:ascii="BRH Malayalam Extra" w:hAnsi="BRH Malayalam Extra" w:cs="BRH Devanagari Extra"/>
+                <w:color w:val="000000"/>
+                <w:szCs w:val="32"/>
+              </w:rPr>
+              <w:t>–</w:t>
+            </w:r>
+            <w:r>
+              <w:rPr>
+                <w:rFonts w:ascii="BRH Devanagari Extra" w:hAnsi="BRH Devanagari Extra" w:cs="BRH Devanagari Extra"/>
+                <w:color w:val="000000"/>
+                <w:sz w:val="32"/>
+                <w:szCs w:val="32"/>
+              </w:rPr>
+              <w:t>lÉÉ ||</w:t>
+            </w:r>
+          </w:p>
+          <w:p>
+            <w:pPr>
+              <w:widowControl w:val="0"/>
+              <w:autoSpaceDE w:val="0"/>
+              <w:autoSpaceDN w:val="0"/>
+              <w:adjustRightInd w:val="0"/>
+              <w:spacing w:before="0" w:line="240" w:lineRule="auto"/>
+              <w:rPr>
+                <w:rFonts w:cs="BRH Malayalam Extra"/>
+                <w:color w:val="FF0000"/>
+                <w:szCs w:val="40"/>
+              </w:rPr>
+            </w:pPr>
+            <w:r>
+              <w:rPr>
+                <w:rFonts w:ascii="BRH Devanagari Extra" w:hAnsi="BRH Devanagari Extra" w:cs="BRH Devanagari Extra"/>
+                <w:color w:val="000000"/>
+                <w:sz w:val="32"/>
+                <w:szCs w:val="32"/>
+                <w:highlight w:val="green"/>
+              </w:rPr>
+              <w:t>lÉ</w:t>
+            </w:r>
+            <w:r>
+              <w:rPr>
+                <w:rFonts w:ascii="BRH Devanagari Extra" w:hAnsi="BRH Devanagari Extra" w:cs="BRH Devanagari Extra"/>
+                <w:color w:val="000000"/>
+                <w:sz w:val="32"/>
+                <w:szCs w:val="32"/>
+              </w:rPr>
+              <w:t xml:space="preserve"> pÉÔ</w:t>
+            </w:r>
+            <w:r>
+              <w:rPr>
+                <w:rFonts w:ascii="BRH Malayalam Extra" w:hAnsi="BRH Malayalam Extra" w:cs="BRH Devanagari Extra"/>
+                <w:color w:val="000000"/>
+                <w:szCs w:val="32"/>
+              </w:rPr>
+              <w:t>–</w:t>
+            </w:r>
+            <w:r>
+              <w:rPr>
+                <w:rFonts w:ascii="BRH Devanagari Extra" w:hAnsi="BRH Devanagari Extra" w:cs="BRH Devanagari Extra"/>
+                <w:color w:val="000000"/>
+                <w:sz w:val="32"/>
+                <w:szCs w:val="32"/>
+              </w:rPr>
+              <w:t>lÉÉ pÉÔ</w:t>
+            </w:r>
+            <w:r>
+              <w:rPr>
+                <w:rFonts w:ascii="BRH Malayalam Extra" w:hAnsi="BRH Malayalam Extra" w:cs="BRH Devanagari Extra"/>
+                <w:color w:val="000000"/>
+                <w:szCs w:val="32"/>
+              </w:rPr>
+              <w:t>–</w:t>
+            </w:r>
+            <w:r>
+              <w:rPr>
+                <w:rFonts w:ascii="BRH Devanagari Extra" w:hAnsi="BRH Devanagari Extra" w:cs="BRH Devanagari Extra"/>
+                <w:color w:val="000000"/>
+                <w:sz w:val="32"/>
+                <w:szCs w:val="32"/>
+              </w:rPr>
+              <w:t xml:space="preserve">lÉÉ </w:t>
+            </w:r>
+            <w:r>
+              <w:rPr>
+                <w:rFonts w:ascii="BRH Devanagari Extra" w:hAnsi="BRH Devanagari Extra" w:cs="BRH Devanagari Extra"/>
+                <w:color w:val="000000"/>
+                <w:sz w:val="32"/>
+                <w:szCs w:val="32"/>
+                <w:highlight w:val="green"/>
+              </w:rPr>
+              <w:t>lÉ</w:t>
+            </w:r>
+            <w:r>
+              <w:rPr>
+                <w:rFonts w:ascii="BRH Devanagari Extra" w:hAnsi="BRH Devanagari Extra" w:cs="BRH Devanagari Extra"/>
+                <w:color w:val="000000"/>
+                <w:sz w:val="32"/>
+                <w:szCs w:val="32"/>
+              </w:rPr>
+              <w:t xml:space="preserve"> lÉ pÉÔ</w:t>
+            </w:r>
+            <w:r>
+              <w:rPr>
+                <w:rFonts w:ascii="BRH Malayalam Extra" w:hAnsi="BRH Malayalam Extra" w:cs="BRH Devanagari Extra"/>
+                <w:color w:val="000000"/>
+                <w:szCs w:val="32"/>
+              </w:rPr>
+              <w:t>–</w:t>
+            </w:r>
+            <w:r>
+              <w:rPr>
+                <w:rFonts w:ascii="BRH Devanagari Extra" w:hAnsi="BRH Devanagari Extra" w:cs="BRH Devanagari Extra"/>
+                <w:color w:val="000000"/>
+                <w:sz w:val="32"/>
+                <w:szCs w:val="32"/>
+              </w:rPr>
+              <w:t xml:space="preserve">lÉÉ | </w:t>
+            </w:r>
+          </w:p>
+        </w:tc>
+      </w:tr>
+      <w:tr>
+        <w:trPr>
+          <w:trHeight w:val="1197"/>
+        </w:trPr>
+        <w:tc>
+          <w:tcPr>
+            <w:tcW w:w="7166" w:type="dxa"/>
+            <w:tcBorders>
+              <w:top w:val="single" w:sz="4" w:space="0" w:color="000000"/>
+              <w:left w:val="single" w:sz="4" w:space="0" w:color="000000"/>
+              <w:bottom w:val="single" w:sz="4" w:space="0" w:color="000000"/>
+              <w:right w:val="single" w:sz="4" w:space="0" w:color="000000"/>
+            </w:tcBorders>
+          </w:tcPr>
+          <w:p>
+            <w:pPr>
+              <w:widowControl w:val="0"/>
+              <w:autoSpaceDE w:val="0"/>
+              <w:autoSpaceDN w:val="0"/>
+              <w:adjustRightInd w:val="0"/>
+              <w:spacing w:before="0" w:line="240" w:lineRule="auto"/>
+              <w:rPr>
+                <w:rFonts w:ascii="BRH Devanagari Extra" w:hAnsi="BRH Devanagari Extra" w:cs="BRH Devanagari Extra"/>
+                <w:color w:val="000000"/>
+                <w:sz w:val="32"/>
+                <w:szCs w:val="32"/>
+                <w:lang w:val="it-IT"/>
+              </w:rPr>
+            </w:pPr>
+            <w:r>
+              <w:rPr>
+                <w:rFonts w:ascii="BRH Devanagari Extra" w:hAnsi="BRH Devanagari Extra" w:cs="BRH Devanagari Extra"/>
+                <w:color w:val="000000"/>
+                <w:sz w:val="32"/>
+                <w:szCs w:val="32"/>
+                <w:lang w:val="it-IT"/>
+              </w:rPr>
+              <w:t>(</w:t>
+            </w:r>
+            <w:r>
+              <w:rPr>
+                <w:rFonts w:cs="BRH Devanagari Extra"/>
+                <w:color w:val="000000"/>
+                <w:szCs w:val="32"/>
+                <w:lang w:val="it-IT"/>
+              </w:rPr>
+              <w:t>19</w:t>
+            </w:r>
+            <w:r>
+              <w:rPr>
+                <w:rFonts w:ascii="BRH Devanagari Extra" w:hAnsi="BRH Devanagari Extra" w:cs="BRH Devanagari Extra"/>
+                <w:color w:val="000000"/>
+                <w:sz w:val="32"/>
+                <w:szCs w:val="32"/>
+                <w:lang w:val="it-IT"/>
+              </w:rPr>
+              <w:t>)</w:t>
+            </w:r>
+            <w:r>
+              <w:rPr>
+                <w:rFonts w:cs="BRH Devanagari Extra"/>
+                <w:color w:val="000000"/>
+                <w:szCs w:val="32"/>
+                <w:lang w:val="it-IT"/>
+              </w:rPr>
+              <w:t>[P19</w:t>
+            </w:r>
+            <w:r>
+              <w:rPr>
+                <w:rFonts w:ascii="BRH Devanagari Extra" w:hAnsi="BRH Devanagari Extra" w:cs="BRH Devanagari Extra"/>
+                <w:color w:val="000000"/>
+                <w:sz w:val="32"/>
+                <w:szCs w:val="32"/>
+                <w:lang w:val="it-IT"/>
+              </w:rPr>
+              <w:t xml:space="preserve">] </w:t>
+            </w:r>
+            <w:r>
+              <w:rPr>
+                <w:rFonts w:cs="BRH Devanagari Extra"/>
+                <w:color w:val="000000"/>
+                <w:szCs w:val="32"/>
+                <w:lang w:val="it-IT"/>
+              </w:rPr>
+              <w:t>4</w:t>
+            </w:r>
+            <w:r>
+              <w:rPr>
+                <w:rFonts w:ascii="BRH Devanagari Extra" w:hAnsi="BRH Devanagari Extra" w:cs="BRH Devanagari Extra"/>
+                <w:color w:val="000000"/>
+                <w:sz w:val="32"/>
+                <w:szCs w:val="32"/>
+                <w:lang w:val="it-IT"/>
+              </w:rPr>
+              <w:t>.</w:t>
+            </w:r>
+            <w:r>
+              <w:rPr>
+                <w:rFonts w:cs="BRH Devanagari Extra"/>
+                <w:color w:val="000000"/>
+                <w:szCs w:val="32"/>
+                <w:lang w:val="it-IT"/>
+              </w:rPr>
+              <w:t>6</w:t>
+            </w:r>
+            <w:r>
+              <w:rPr>
+                <w:rFonts w:ascii="BRH Devanagari Extra" w:hAnsi="BRH Devanagari Extra" w:cs="BRH Devanagari Extra"/>
+                <w:color w:val="000000"/>
+                <w:sz w:val="32"/>
+                <w:szCs w:val="32"/>
+                <w:lang w:val="it-IT"/>
+              </w:rPr>
+              <w:t>.</w:t>
+            </w:r>
+            <w:r>
+              <w:rPr>
+                <w:rFonts w:cs="BRH Devanagari Extra"/>
+                <w:color w:val="000000"/>
+                <w:szCs w:val="32"/>
+                <w:lang w:val="it-IT"/>
+              </w:rPr>
+              <w:t>4</w:t>
+            </w:r>
+            <w:r>
+              <w:rPr>
+                <w:rFonts w:ascii="BRH Devanagari Extra" w:hAnsi="BRH Devanagari Extra" w:cs="BRH Devanagari Extra"/>
+                <w:color w:val="000000"/>
+                <w:sz w:val="32"/>
+                <w:szCs w:val="32"/>
+                <w:lang w:val="it-IT"/>
+              </w:rPr>
+              <w:t>.</w:t>
+            </w:r>
+            <w:r>
+              <w:rPr>
+                <w:rFonts w:cs="BRH Devanagari Extra"/>
+                <w:color w:val="000000"/>
+                <w:szCs w:val="32"/>
+                <w:lang w:val="it-IT"/>
+              </w:rPr>
+              <w:t>4</w:t>
+            </w:r>
+            <w:r>
+              <w:rPr>
+                <w:rFonts w:ascii="BRH Devanagari Extra" w:hAnsi="BRH Devanagari Extra" w:cs="BRH Devanagari Extra"/>
+                <w:color w:val="000000"/>
+                <w:sz w:val="32"/>
+                <w:szCs w:val="32"/>
+                <w:lang w:val="it-IT"/>
+              </w:rPr>
+              <w:t>(</w:t>
+            </w:r>
+            <w:r>
+              <w:rPr>
+                <w:rFonts w:cs="BRH Devanagari Extra"/>
+                <w:color w:val="000000"/>
+                <w:szCs w:val="32"/>
+                <w:lang w:val="it-IT"/>
+              </w:rPr>
+              <w:t>17</w:t>
+            </w:r>
+            <w:r>
+              <w:rPr>
+                <w:rFonts w:ascii="BRH Devanagari Extra" w:hAnsi="BRH Devanagari Extra" w:cs="BRH Devanagari Extra"/>
+                <w:color w:val="000000"/>
+                <w:sz w:val="32"/>
+                <w:szCs w:val="32"/>
+                <w:lang w:val="it-IT"/>
+              </w:rPr>
+              <w:t>)-  qÉWûÉ</w:t>
+            </w:r>
+            <w:r>
+              <w:rPr>
+                <w:rFonts w:ascii="BRH Devanagari Extra" w:hAnsi="BRH Devanagari Extra" w:cs="BRH Devanagari Extra"/>
+                <w:color w:val="000000"/>
+                <w:sz w:val="26"/>
+                <w:szCs w:val="32"/>
+                <w:lang w:val="it-IT"/>
+              </w:rPr>
+              <w:t>óè</w:t>
+            </w:r>
+            <w:r>
+              <w:rPr>
+                <w:rFonts w:ascii="BRH Devanagari Extra" w:hAnsi="BRH Devanagari Extra" w:cs="BRH Devanagari Extra"/>
+                <w:color w:val="000000"/>
+                <w:sz w:val="32"/>
+                <w:szCs w:val="32"/>
+                <w:lang w:val="it-IT"/>
+              </w:rPr>
+              <w:t>þÍxÉ ||</w:t>
+            </w:r>
+          </w:p>
+          <w:p>
+            <w:pPr>
+              <w:widowControl w:val="0"/>
+              <w:autoSpaceDE w:val="0"/>
+              <w:autoSpaceDN w:val="0"/>
+              <w:adjustRightInd w:val="0"/>
+              <w:spacing w:before="0" w:line="240" w:lineRule="auto"/>
+              <w:rPr>
+                <w:rFonts w:cs="BRH Malayalam Extra"/>
+                <w:color w:val="FF0000"/>
+                <w:szCs w:val="40"/>
+              </w:rPr>
+            </w:pPr>
+            <w:r>
+              <w:rPr>
+                <w:rFonts w:ascii="BRH Devanagari Extra" w:hAnsi="BRH Devanagari Extra" w:cs="BRH Devanagari Extra"/>
+                <w:color w:val="000000"/>
+                <w:sz w:val="32"/>
+                <w:szCs w:val="32"/>
+                <w:lang w:val="it-IT"/>
+              </w:rPr>
+              <w:t>qÉWûÉ</w:t>
+            </w:r>
+            <w:r>
+              <w:rPr>
+                <w:rFonts w:ascii="BRH Devanagari Extra" w:hAnsi="BRH Devanagari Extra" w:cs="BRH Devanagari Extra"/>
+                <w:color w:val="000000"/>
+                <w:sz w:val="26"/>
+                <w:szCs w:val="32"/>
+                <w:highlight w:val="yellow"/>
+                <w:lang w:val="it-IT"/>
+              </w:rPr>
+              <w:t>ó</w:t>
+            </w:r>
+            <w:r>
+              <w:rPr>
+                <w:rFonts w:ascii="BRH Devanagari Extra" w:hAnsi="BRH Devanagari Extra" w:cs="BRH Devanagari Extra"/>
+                <w:color w:val="000000"/>
+                <w:sz w:val="26"/>
+                <w:szCs w:val="32"/>
+                <w:lang w:val="it-IT"/>
+              </w:rPr>
+              <w:t>è</w:t>
+            </w:r>
+            <w:r>
+              <w:rPr>
+                <w:rFonts w:ascii="BRH Devanagari Extra" w:hAnsi="BRH Devanagari Extra" w:cs="BRH Devanagari Extra"/>
+                <w:color w:val="000000"/>
+                <w:sz w:val="32"/>
+                <w:szCs w:val="32"/>
+                <w:lang w:val="it-IT"/>
+              </w:rPr>
+              <w:t>þxÉÏÌiÉ</w:t>
+            </w:r>
+            <w:r>
+              <w:rPr>
+                <w:rFonts w:ascii="BRH Malayalam Extra" w:hAnsi="BRH Malayalam Extra" w:cs="BRH Devanagari Extra"/>
+                <w:color w:val="000000"/>
+                <w:szCs w:val="32"/>
+                <w:lang w:val="it-IT"/>
+              </w:rPr>
+              <w:t>–</w:t>
+            </w:r>
+            <w:r>
+              <w:rPr>
+                <w:rFonts w:ascii="BRH Devanagari Extra" w:hAnsi="BRH Devanagari Extra" w:cs="BRH Devanagari Extra"/>
+                <w:color w:val="000000"/>
+                <w:sz w:val="32"/>
+                <w:szCs w:val="32"/>
+                <w:lang w:val="it-IT"/>
+              </w:rPr>
+              <w:t xml:space="preserve"> qÉWûÉ</w:t>
+            </w:r>
+            <w:r>
+              <w:rPr>
+                <w:rFonts w:ascii="BRH Devanagari Extra" w:hAnsi="BRH Devanagari Extra" w:cs="BRH Devanagari Extra"/>
+                <w:color w:val="000000"/>
+                <w:sz w:val="26"/>
+                <w:szCs w:val="32"/>
+                <w:lang w:val="it-IT"/>
+              </w:rPr>
+              <w:t>óè</w:t>
+            </w:r>
+            <w:r>
+              <w:rPr>
+                <w:rFonts w:ascii="BRH Devanagari Extra" w:hAnsi="BRH Devanagari Extra" w:cs="BRH Devanagari Extra"/>
+                <w:color w:val="000000"/>
+                <w:sz w:val="32"/>
+                <w:szCs w:val="32"/>
+                <w:lang w:val="it-IT"/>
+              </w:rPr>
+              <w:t xml:space="preserve">þÍxÉ | </w:t>
+            </w:r>
+          </w:p>
+        </w:tc>
+        <w:tc>
+          <w:tcPr>
+            <w:tcW w:w="7371" w:type="dxa"/>
+            <w:tcBorders>
+              <w:top w:val="single" w:sz="4" w:space="0" w:color="000000"/>
+              <w:left w:val="single" w:sz="4" w:space="0" w:color="000000"/>
+              <w:bottom w:val="single" w:sz="4" w:space="0" w:color="000000"/>
+              <w:right w:val="single" w:sz="4" w:space="0" w:color="000000"/>
+            </w:tcBorders>
+          </w:tcPr>
+          <w:p>
+            <w:pPr>
+              <w:widowControl w:val="0"/>
+              <w:autoSpaceDE w:val="0"/>
+              <w:autoSpaceDN w:val="0"/>
+              <w:adjustRightInd w:val="0"/>
+              <w:spacing w:before="0" w:line="240" w:lineRule="auto"/>
+              <w:rPr>
+                <w:rFonts w:ascii="BRH Devanagari Extra" w:hAnsi="BRH Devanagari Extra" w:cs="BRH Devanagari Extra"/>
+                <w:color w:val="000000"/>
+                <w:sz w:val="32"/>
+                <w:szCs w:val="32"/>
+              </w:rPr>
+            </w:pPr>
+            <w:r>
+              <w:rPr>
+                <w:rFonts w:ascii="BRH Devanagari Extra" w:hAnsi="BRH Devanagari Extra" w:cs="BRH Devanagari Extra"/>
+                <w:color w:val="000000"/>
+                <w:sz w:val="32"/>
+                <w:szCs w:val="32"/>
+              </w:rPr>
+              <w:t>(</w:t>
+            </w:r>
+            <w:r>
+              <w:rPr>
+                <w:rFonts w:cs="BRH Devanagari Extra"/>
+                <w:color w:val="000000"/>
+                <w:szCs w:val="32"/>
+              </w:rPr>
+              <w:t>19</w:t>
+            </w:r>
+            <w:r>
+              <w:rPr>
+                <w:rFonts w:ascii="BRH Devanagari Extra" w:hAnsi="BRH Devanagari Extra" w:cs="BRH Devanagari Extra"/>
+                <w:color w:val="000000"/>
+                <w:sz w:val="32"/>
+                <w:szCs w:val="32"/>
+              </w:rPr>
+              <w:t>)</w:t>
+            </w:r>
+            <w:r>
+              <w:rPr>
+                <w:rFonts w:cs="BRH Devanagari Extra"/>
+                <w:color w:val="000000"/>
+                <w:szCs w:val="32"/>
+              </w:rPr>
+              <w:t>[P19</w:t>
+            </w:r>
+            <w:r>
+              <w:rPr>
+                <w:rFonts w:ascii="BRH Devanagari Extra" w:hAnsi="BRH Devanagari Extra" w:cs="BRH Devanagari Extra"/>
+                <w:color w:val="000000"/>
+                <w:sz w:val="32"/>
+                <w:szCs w:val="32"/>
+              </w:rPr>
+              <w:t xml:space="preserve">] </w:t>
+            </w:r>
+            <w:r>
+              <w:rPr>
+                <w:rFonts w:cs="BRH Devanagari Extra"/>
+                <w:color w:val="000000"/>
+                <w:szCs w:val="32"/>
+              </w:rPr>
+              <w:t>4</w:t>
+            </w:r>
+            <w:r>
+              <w:rPr>
+                <w:rFonts w:ascii="BRH Devanagari Extra" w:hAnsi="BRH Devanagari Extra" w:cs="BRH Devanagari Extra"/>
+                <w:color w:val="000000"/>
+                <w:sz w:val="32"/>
+                <w:szCs w:val="32"/>
+              </w:rPr>
+              <w:t>.</w:t>
+            </w:r>
+            <w:r>
+              <w:rPr>
+                <w:rFonts w:cs="BRH Devanagari Extra"/>
+                <w:color w:val="000000"/>
+                <w:szCs w:val="32"/>
+              </w:rPr>
+              <w:t>6</w:t>
+            </w:r>
+            <w:r>
+              <w:rPr>
+                <w:rFonts w:ascii="BRH Devanagari Extra" w:hAnsi="BRH Devanagari Extra" w:cs="BRH Devanagari Extra"/>
+                <w:color w:val="000000"/>
+                <w:sz w:val="32"/>
+                <w:szCs w:val="32"/>
+              </w:rPr>
+              <w:t>.</w:t>
+            </w:r>
+            <w:r>
+              <w:rPr>
+                <w:rFonts w:cs="BRH Devanagari Extra"/>
+                <w:color w:val="000000"/>
+                <w:szCs w:val="32"/>
+              </w:rPr>
+              <w:t>4</w:t>
+            </w:r>
+            <w:r>
+              <w:rPr>
+                <w:rFonts w:ascii="BRH Devanagari Extra" w:hAnsi="BRH Devanagari Extra" w:cs="BRH Devanagari Extra"/>
+                <w:color w:val="000000"/>
+                <w:sz w:val="32"/>
+                <w:szCs w:val="32"/>
+              </w:rPr>
+              <w:t>.</w:t>
+            </w:r>
+            <w:r>
+              <w:rPr>
+                <w:rFonts w:cs="BRH Devanagari Extra"/>
+                <w:color w:val="000000"/>
+                <w:szCs w:val="32"/>
+              </w:rPr>
+              <w:t>4</w:t>
+            </w:r>
+            <w:r>
+              <w:rPr>
+                <w:rFonts w:ascii="BRH Devanagari Extra" w:hAnsi="BRH Devanagari Extra" w:cs="BRH Devanagari Extra"/>
+                <w:color w:val="000000"/>
+                <w:sz w:val="32"/>
+                <w:szCs w:val="32"/>
+              </w:rPr>
+              <w:t>(</w:t>
+            </w:r>
+            <w:r>
+              <w:rPr>
+                <w:rFonts w:cs="BRH Devanagari Extra"/>
+                <w:color w:val="000000"/>
+                <w:szCs w:val="32"/>
+              </w:rPr>
+              <w:t>17</w:t>
+            </w:r>
+            <w:r>
+              <w:rPr>
+                <w:rFonts w:ascii="BRH Devanagari Extra" w:hAnsi="BRH Devanagari Extra" w:cs="BRH Devanagari Extra"/>
+                <w:color w:val="000000"/>
+                <w:sz w:val="32"/>
+                <w:szCs w:val="32"/>
+              </w:rPr>
+              <w:t>)-  qÉWûÉ</w:t>
+            </w:r>
+            <w:r>
+              <w:rPr>
+                <w:rFonts w:ascii="BRH Devanagari Extra" w:hAnsi="BRH Devanagari Extra" w:cs="BRH Devanagari Extra"/>
+                <w:color w:val="000000"/>
+                <w:sz w:val="26"/>
+                <w:szCs w:val="32"/>
+              </w:rPr>
+              <w:t>óè</w:t>
+            </w:r>
+            <w:r>
+              <w:rPr>
+                <w:rFonts w:ascii="BRH Devanagari Extra" w:hAnsi="BRH Devanagari Extra" w:cs="BRH Devanagari Extra"/>
+                <w:color w:val="000000"/>
+                <w:sz w:val="32"/>
+                <w:szCs w:val="32"/>
+              </w:rPr>
+              <w:t>þÍxÉ ||</w:t>
+            </w:r>
+          </w:p>
+          <w:p>
+            <w:pPr>
+              <w:widowControl w:val="0"/>
+              <w:autoSpaceDE w:val="0"/>
+              <w:autoSpaceDN w:val="0"/>
+              <w:adjustRightInd w:val="0"/>
+              <w:spacing w:before="0" w:line="240" w:lineRule="auto"/>
+              <w:rPr>
+                <w:rFonts w:cs="BRH Malayalam Extra"/>
+                <w:color w:val="FF0000"/>
+                <w:szCs w:val="40"/>
+              </w:rPr>
+            </w:pPr>
+            <w:r>
+              <w:rPr>
+                <w:rFonts w:ascii="BRH Devanagari Extra" w:hAnsi="BRH Devanagari Extra" w:cs="BRH Devanagari Extra"/>
+                <w:color w:val="000000"/>
+                <w:sz w:val="32"/>
+                <w:szCs w:val="32"/>
+              </w:rPr>
+              <w:t>qÉ</w:t>
+            </w:r>
+            <w:r>
+              <w:rPr>
+                <w:rFonts w:ascii="BRH Devanagari Extra" w:hAnsi="BRH Devanagari Extra" w:cs="BRH Devanagari Extra"/>
+                <w:color w:val="000000"/>
+                <w:sz w:val="32"/>
+                <w:szCs w:val="32"/>
+                <w:highlight w:val="green"/>
+              </w:rPr>
+              <w:t>WûÉ</w:t>
+            </w:r>
+            <w:r>
+              <w:rPr>
+                <w:rFonts w:ascii="BRH Malayalam Extra" w:hAnsi="BRH Malayalam Extra" w:cs="BRH Devanagari Extra"/>
+                <w:color w:val="000000"/>
+                <w:szCs w:val="32"/>
+                <w:highlight w:val="green"/>
+              </w:rPr>
+              <w:t>–</w:t>
+            </w:r>
+            <w:r>
+              <w:rPr>
+                <w:rFonts w:ascii="BRH Devanagari Extra" w:hAnsi="BRH Devanagari Extra" w:cs="BRH Devanagari Extra"/>
+                <w:color w:val="000000"/>
+                <w:sz w:val="26"/>
+                <w:szCs w:val="32"/>
+                <w:highlight w:val="green"/>
+              </w:rPr>
+              <w:t>óè</w:t>
+            </w:r>
+            <w:r>
+              <w:rPr>
+                <w:rFonts w:ascii="BRH Malayalam Extra" w:hAnsi="BRH Malayalam Extra" w:cs="BRH Devanagari Extra"/>
+                <w:color w:val="000000"/>
+                <w:szCs w:val="32"/>
+              </w:rPr>
+              <w:t>–</w:t>
+            </w:r>
+            <w:r>
+              <w:rPr>
+                <w:rFonts w:ascii="BRH Devanagari Extra" w:hAnsi="BRH Devanagari Extra" w:cs="BRH Devanagari Extra"/>
+                <w:color w:val="000000"/>
+                <w:sz w:val="32"/>
+                <w:szCs w:val="32"/>
+              </w:rPr>
+              <w:t>xÉÏÌiÉ</w:t>
+            </w:r>
+            <w:r>
+              <w:rPr>
+                <w:rFonts w:ascii="BRH Malayalam Extra" w:hAnsi="BRH Malayalam Extra" w:cs="BRH Devanagari Extra"/>
+                <w:color w:val="000000"/>
+                <w:szCs w:val="32"/>
+              </w:rPr>
+              <w:t>–</w:t>
+            </w:r>
+            <w:r>
+              <w:rPr>
+                <w:rFonts w:ascii="BRH Devanagari Extra" w:hAnsi="BRH Devanagari Extra" w:cs="BRH Devanagari Extra"/>
+                <w:color w:val="000000"/>
+                <w:sz w:val="32"/>
+                <w:szCs w:val="32"/>
+              </w:rPr>
+              <w:t xml:space="preserve"> qÉWûÉ</w:t>
+            </w:r>
+            <w:r>
+              <w:rPr>
+                <w:rFonts w:ascii="BRH Devanagari Extra" w:hAnsi="BRH Devanagari Extra" w:cs="BRH Devanagari Extra"/>
+                <w:color w:val="000000"/>
+                <w:sz w:val="26"/>
+                <w:szCs w:val="32"/>
+              </w:rPr>
+              <w:t>óè</w:t>
+            </w:r>
+            <w:r>
+              <w:rPr>
+                <w:rFonts w:ascii="BRH Devanagari Extra" w:hAnsi="BRH Devanagari Extra" w:cs="BRH Devanagari Extra"/>
+                <w:color w:val="000000"/>
+                <w:sz w:val="32"/>
+                <w:szCs w:val="32"/>
+              </w:rPr>
+              <w:t xml:space="preserve">þÍxÉ | </w:t>
+            </w:r>
+          </w:p>
+        </w:tc>
+      </w:tr>
+      <w:tr>
+        <w:trPr>
+          <w:trHeight w:val="1197"/>
+        </w:trPr>
+        <w:tc>
+          <w:tcPr>
+            <w:tcW w:w="7166" w:type="dxa"/>
+            <w:tcBorders>
+              <w:top w:val="single" w:sz="4" w:space="0" w:color="000000"/>
+              <w:left w:val="single" w:sz="4" w:space="0" w:color="000000"/>
+              <w:bottom w:val="single" w:sz="4" w:space="0" w:color="000000"/>
+              <w:right w:val="single" w:sz="4" w:space="0" w:color="000000"/>
+            </w:tcBorders>
+          </w:tcPr>
+          <w:p>
+            <w:pPr>
+              <w:widowControl w:val="0"/>
+              <w:autoSpaceDE w:val="0"/>
+              <w:autoSpaceDN w:val="0"/>
+              <w:adjustRightInd w:val="0"/>
+              <w:spacing w:before="0" w:line="240" w:lineRule="auto"/>
+              <w:rPr>
+                <w:rFonts w:ascii="BRH Devanagari Extra" w:hAnsi="BRH Devanagari Extra" w:cs="BRH Devanagari Extra"/>
+                <w:sz w:val="32"/>
+                <w:szCs w:val="32"/>
+              </w:rPr>
+            </w:pPr>
+            <w:r>
+              <w:rPr>
+                <w:rFonts w:ascii="BRH Devanagari Extra" w:hAnsi="BRH Devanagari Extra" w:cs="BRH Devanagari Extra"/>
+                <w:sz w:val="32"/>
+                <w:szCs w:val="32"/>
+              </w:rPr>
+              <w:lastRenderedPageBreak/>
+              <w:t>(</w:t>
+            </w:r>
+            <w:r>
+              <w:rPr>
+                <w:rFonts w:cs="BRH Devanagari Extra"/>
+                <w:szCs w:val="32"/>
+              </w:rPr>
+              <w:t>37</w:t>
+            </w:r>
+            <w:r>
+              <w:rPr>
+                <w:rFonts w:ascii="BRH Devanagari Extra" w:hAnsi="BRH Devanagari Extra" w:cs="BRH Devanagari Extra"/>
+                <w:sz w:val="32"/>
+                <w:szCs w:val="32"/>
+              </w:rPr>
+              <w:t>)</w:t>
+            </w:r>
+            <w:r>
+              <w:rPr>
+                <w:rFonts w:cs="BRH Devanagari Extra"/>
+                <w:szCs w:val="32"/>
+              </w:rPr>
+              <w:t>[P26</w:t>
+            </w:r>
+            <w:r>
+              <w:rPr>
+                <w:rFonts w:ascii="BRH Devanagari Extra" w:hAnsi="BRH Devanagari Extra" w:cs="BRH Devanagari Extra"/>
+                <w:sz w:val="32"/>
+                <w:szCs w:val="32"/>
+              </w:rPr>
+              <w:t xml:space="preserve">] </w:t>
+            </w:r>
+            <w:r>
+              <w:rPr>
+                <w:rFonts w:cs="BRH Devanagari Extra"/>
+                <w:szCs w:val="32"/>
+              </w:rPr>
+              <w:t>4</w:t>
+            </w:r>
+            <w:r>
+              <w:rPr>
+                <w:rFonts w:ascii="BRH Devanagari Extra" w:hAnsi="BRH Devanagari Extra" w:cs="BRH Devanagari Extra"/>
+                <w:sz w:val="32"/>
+                <w:szCs w:val="32"/>
+              </w:rPr>
+              <w:t>.</w:t>
+            </w:r>
+            <w:r>
+              <w:rPr>
+                <w:rFonts w:cs="BRH Devanagari Extra"/>
+                <w:szCs w:val="32"/>
+              </w:rPr>
+              <w:t>6</w:t>
+            </w:r>
+            <w:r>
+              <w:rPr>
+                <w:rFonts w:ascii="BRH Devanagari Extra" w:hAnsi="BRH Devanagari Extra" w:cs="BRH Devanagari Extra"/>
+                <w:sz w:val="32"/>
+                <w:szCs w:val="32"/>
+              </w:rPr>
+              <w:t>.</w:t>
+            </w:r>
+            <w:r>
+              <w:rPr>
+                <w:rFonts w:cs="BRH Devanagari Extra"/>
+                <w:szCs w:val="32"/>
+              </w:rPr>
+              <w:t>5</w:t>
+            </w:r>
+            <w:r>
+              <w:rPr>
+                <w:rFonts w:ascii="BRH Devanagari Extra" w:hAnsi="BRH Devanagari Extra" w:cs="BRH Devanagari Extra"/>
+                <w:sz w:val="32"/>
+                <w:szCs w:val="32"/>
+              </w:rPr>
+              <w:t>.</w:t>
+            </w:r>
+            <w:r>
+              <w:rPr>
+                <w:rFonts w:cs="BRH Devanagari Extra"/>
+                <w:szCs w:val="32"/>
+              </w:rPr>
+              <w:t>6</w:t>
+            </w:r>
+            <w:r>
+              <w:rPr>
+                <w:rFonts w:ascii="BRH Devanagari Extra" w:hAnsi="BRH Devanagari Extra" w:cs="BRH Devanagari Extra"/>
+                <w:sz w:val="32"/>
+                <w:szCs w:val="32"/>
+              </w:rPr>
+              <w:t>(</w:t>
+            </w:r>
+            <w:r>
+              <w:rPr>
+                <w:rFonts w:cs="BRH Devanagari Extra"/>
+                <w:szCs w:val="32"/>
+              </w:rPr>
+              <w:t>30</w:t>
+            </w:r>
+            <w:r>
+              <w:rPr>
+                <w:rFonts w:ascii="BRH Devanagari Extra" w:hAnsi="BRH Devanagari Extra" w:cs="BRH Devanagari Extra"/>
+                <w:sz w:val="32"/>
+                <w:szCs w:val="32"/>
+              </w:rPr>
+              <w:t>)-  xÉÑ | lÉ</w:t>
+            </w:r>
+            <w:r>
+              <w:rPr>
+                <w:rFonts w:ascii="BRH Malayalam Extra" w:hAnsi="BRH Malayalam Extra" w:cs="BRH Devanagari Extra"/>
+                <w:szCs w:val="32"/>
+              </w:rPr>
+              <w:t>–</w:t>
+            </w:r>
+            <w:r>
+              <w:rPr>
+                <w:rFonts w:ascii="BRH Devanagari Extra" w:hAnsi="BRH Devanagari Extra" w:cs="BRH Devanagari Extra"/>
+                <w:sz w:val="32"/>
+                <w:szCs w:val="32"/>
+              </w:rPr>
+              <w:t xml:space="preserve">È | </w:t>
+            </w:r>
+          </w:p>
+          <w:p>
+            <w:pPr>
+              <w:widowControl w:val="0"/>
+              <w:autoSpaceDE w:val="0"/>
+              <w:autoSpaceDN w:val="0"/>
+              <w:adjustRightInd w:val="0"/>
+              <w:spacing w:before="0" w:line="240" w:lineRule="auto"/>
+              <w:rPr>
+                <w:rFonts w:ascii="BRH Malayalam Extra" w:hAnsi="BRH Malayalam Extra" w:cs="BRH Malayalam Extra"/>
+                <w:sz w:val="32"/>
+                <w:szCs w:val="32"/>
+              </w:rPr>
+            </w:pPr>
+            <w:r>
+              <w:rPr>
+                <w:rFonts w:ascii="BRH Devanagari Extra" w:hAnsi="BRH Devanagari Extra" w:cs="BRH Devanagari Extra"/>
+                <w:sz w:val="32"/>
+                <w:szCs w:val="32"/>
+                <w:highlight w:val="yellow"/>
+              </w:rPr>
+              <w:t>xÉÑ hÉÉåþ</w:t>
+            </w:r>
+            <w:r>
+              <w:rPr>
+                <w:rFonts w:ascii="BRH Devanagari Extra" w:hAnsi="BRH Devanagari Extra" w:cs="BRH Devanagari Extra"/>
+                <w:sz w:val="32"/>
+                <w:szCs w:val="32"/>
+              </w:rPr>
+              <w:t xml:space="preserve"> lÉ</w:t>
+            </w:r>
+            <w:r>
+              <w:rPr>
+                <w:rFonts w:ascii="BRH Malayalam Extra" w:hAnsi="BRH Malayalam Extra" w:cs="BRH Devanagari Extra"/>
+                <w:szCs w:val="32"/>
+              </w:rPr>
+              <w:t>–</w:t>
+            </w:r>
+            <w:r>
+              <w:rPr>
+                <w:rFonts w:ascii="BRH Devanagari Extra" w:hAnsi="BRH Devanagari Extra" w:cs="BRH Devanagari Extra"/>
+                <w:sz w:val="32"/>
+                <w:szCs w:val="32"/>
+              </w:rPr>
+              <w:t xml:space="preserve">È xÉÑ </w:t>
+            </w:r>
+            <w:r>
+              <w:rPr>
+                <w:rFonts w:ascii="BRH Devanagari Extra" w:hAnsi="BRH Devanagari Extra" w:cs="BRH Devanagari Extra"/>
+                <w:sz w:val="32"/>
+                <w:szCs w:val="32"/>
+                <w:highlight w:val="yellow"/>
+              </w:rPr>
+              <w:t>xÉÑ hÉþÈ</w:t>
+            </w:r>
+            <w:r>
+              <w:rPr>
+                <w:rFonts w:ascii="BRH Devanagari Extra" w:hAnsi="BRH Devanagari Extra" w:cs="BRH Devanagari Extra"/>
+                <w:sz w:val="32"/>
+                <w:szCs w:val="32"/>
+              </w:rPr>
+              <w:t xml:space="preserve"> | </w:t>
+            </w:r>
+          </w:p>
+        </w:tc>
+        <w:tc>
+          <w:tcPr>
+            <w:tcW w:w="7371" w:type="dxa"/>
+            <w:tcBorders>
+              <w:top w:val="single" w:sz="4" w:space="0" w:color="000000"/>
+              <w:left w:val="single" w:sz="4" w:space="0" w:color="000000"/>
+              <w:bottom w:val="single" w:sz="4" w:space="0" w:color="000000"/>
+              <w:right w:val="single" w:sz="4" w:space="0" w:color="000000"/>
+            </w:tcBorders>
+          </w:tcPr>
+          <w:p>
+            <w:pPr>
+              <w:widowControl w:val="0"/>
+              <w:autoSpaceDE w:val="0"/>
+              <w:autoSpaceDN w:val="0"/>
+              <w:adjustRightInd w:val="0"/>
+              <w:spacing w:before="0" w:line="240" w:lineRule="auto"/>
+              <w:rPr>
+                <w:rFonts w:ascii="BRH Devanagari Extra" w:hAnsi="BRH Devanagari Extra" w:cs="BRH Devanagari Extra"/>
+                <w:color w:val="000000"/>
+                <w:sz w:val="32"/>
+                <w:szCs w:val="32"/>
+              </w:rPr>
+            </w:pPr>
+            <w:r>
+              <w:rPr>
+                <w:rFonts w:ascii="BRH Devanagari Extra" w:hAnsi="BRH Devanagari Extra" w:cs="BRH Devanagari Extra"/>
+                <w:color w:val="000000"/>
+                <w:sz w:val="32"/>
+                <w:szCs w:val="32"/>
+              </w:rPr>
+              <w:t>(</w:t>
+            </w:r>
+            <w:r>
+              <w:rPr>
+                <w:rFonts w:cs="BRH Devanagari Extra"/>
+                <w:color w:val="000000"/>
+                <w:szCs w:val="32"/>
+              </w:rPr>
+              <w:t>37</w:t>
+            </w:r>
+            <w:r>
+              <w:rPr>
+                <w:rFonts w:ascii="BRH Devanagari Extra" w:hAnsi="BRH Devanagari Extra" w:cs="BRH Devanagari Extra"/>
+                <w:color w:val="000000"/>
+                <w:sz w:val="32"/>
+                <w:szCs w:val="32"/>
+              </w:rPr>
+              <w:t>)</w:t>
+            </w:r>
+            <w:r>
+              <w:rPr>
+                <w:rFonts w:cs="BRH Devanagari Extra"/>
+                <w:color w:val="000000"/>
+                <w:szCs w:val="32"/>
+              </w:rPr>
+              <w:t>[P26</w:t>
+            </w:r>
+            <w:r>
+              <w:rPr>
+                <w:rFonts w:ascii="BRH Devanagari Extra" w:hAnsi="BRH Devanagari Extra" w:cs="BRH Devanagari Extra"/>
+                <w:color w:val="000000"/>
+                <w:sz w:val="32"/>
+                <w:szCs w:val="32"/>
+              </w:rPr>
+              <w:t xml:space="preserve">] </w:t>
+            </w:r>
+            <w:r>
+              <w:rPr>
+                <w:rFonts w:cs="BRH Devanagari Extra"/>
+                <w:color w:val="000000"/>
+                <w:szCs w:val="32"/>
+              </w:rPr>
+              <w:t>4</w:t>
+            </w:r>
+            <w:r>
+              <w:rPr>
+                <w:rFonts w:ascii="BRH Devanagari Extra" w:hAnsi="BRH Devanagari Extra" w:cs="BRH Devanagari Extra"/>
+                <w:color w:val="000000"/>
+                <w:sz w:val="32"/>
+                <w:szCs w:val="32"/>
+              </w:rPr>
+              <w:t>.</w:t>
+            </w:r>
+            <w:r>
+              <w:rPr>
+                <w:rFonts w:cs="BRH Devanagari Extra"/>
+                <w:color w:val="000000"/>
+                <w:szCs w:val="32"/>
+              </w:rPr>
+              <w:t>6</w:t>
+            </w:r>
+            <w:r>
+              <w:rPr>
+                <w:rFonts w:ascii="BRH Devanagari Extra" w:hAnsi="BRH Devanagari Extra" w:cs="BRH Devanagari Extra"/>
+                <w:color w:val="000000"/>
+                <w:sz w:val="32"/>
+                <w:szCs w:val="32"/>
+              </w:rPr>
+              <w:t>.</w:t>
+            </w:r>
+            <w:r>
+              <w:rPr>
+                <w:rFonts w:cs="BRH Devanagari Extra"/>
+                <w:color w:val="000000"/>
+                <w:szCs w:val="32"/>
+              </w:rPr>
+              <w:t>5</w:t>
+            </w:r>
+            <w:r>
+              <w:rPr>
+                <w:rFonts w:ascii="BRH Devanagari Extra" w:hAnsi="BRH Devanagari Extra" w:cs="BRH Devanagari Extra"/>
+                <w:color w:val="000000"/>
+                <w:sz w:val="32"/>
+                <w:szCs w:val="32"/>
+              </w:rPr>
+              <w:t>.</w:t>
+            </w:r>
+            <w:r>
+              <w:rPr>
+                <w:rFonts w:cs="BRH Devanagari Extra"/>
+                <w:color w:val="000000"/>
+                <w:szCs w:val="32"/>
+              </w:rPr>
+              <w:t>6</w:t>
+            </w:r>
+            <w:r>
+              <w:rPr>
+                <w:rFonts w:ascii="BRH Devanagari Extra" w:hAnsi="BRH Devanagari Extra" w:cs="BRH Devanagari Extra"/>
+                <w:color w:val="000000"/>
+                <w:sz w:val="32"/>
+                <w:szCs w:val="32"/>
+              </w:rPr>
+              <w:t>(</w:t>
+            </w:r>
+            <w:r>
+              <w:rPr>
+                <w:rFonts w:cs="BRH Devanagari Extra"/>
+                <w:color w:val="000000"/>
+                <w:szCs w:val="32"/>
+              </w:rPr>
+              <w:t>30</w:t>
+            </w:r>
+            <w:r>
+              <w:rPr>
+                <w:rFonts w:ascii="BRH Devanagari Extra" w:hAnsi="BRH Devanagari Extra" w:cs="BRH Devanagari Extra"/>
+                <w:color w:val="000000"/>
+                <w:sz w:val="32"/>
+                <w:szCs w:val="32"/>
+              </w:rPr>
+              <w:t>)-  xÉÑ | lÉ</w:t>
+            </w:r>
+            <w:r>
+              <w:rPr>
+                <w:rFonts w:ascii="BRH Malayalam Extra" w:hAnsi="BRH Malayalam Extra" w:cs="BRH Devanagari Extra"/>
+                <w:color w:val="000000"/>
+                <w:szCs w:val="32"/>
+              </w:rPr>
+              <w:t>–</w:t>
+            </w:r>
+            <w:r>
+              <w:rPr>
+                <w:rFonts w:ascii="BRH Devanagari Extra" w:hAnsi="BRH Devanagari Extra" w:cs="BRH Devanagari Extra"/>
+                <w:color w:val="000000"/>
+                <w:sz w:val="32"/>
+                <w:szCs w:val="32"/>
+              </w:rPr>
+              <w:t xml:space="preserve">È | </w:t>
+            </w:r>
+          </w:p>
+          <w:p>
+            <w:pPr>
+              <w:widowControl w:val="0"/>
+              <w:autoSpaceDE w:val="0"/>
+              <w:autoSpaceDN w:val="0"/>
+              <w:adjustRightInd w:val="0"/>
+              <w:spacing w:before="0" w:line="240" w:lineRule="auto"/>
+              <w:rPr>
+                <w:rFonts w:ascii="BRH Malayalam Extra" w:hAnsi="BRH Malayalam Extra" w:cs="BRH Malayalam Extra"/>
+                <w:sz w:val="32"/>
+                <w:szCs w:val="32"/>
+              </w:rPr>
+            </w:pPr>
+            <w:r>
+              <w:rPr>
+                <w:rFonts w:ascii="BRH Devanagari Extra" w:hAnsi="BRH Devanagari Extra" w:cs="BRH Devanagari Extra"/>
+                <w:sz w:val="32"/>
+                <w:szCs w:val="32"/>
+              </w:rPr>
+              <w:t xml:space="preserve">xÉÑ </w:t>
+            </w:r>
+            <w:r>
+              <w:rPr>
+                <w:rFonts w:ascii="BRH Devanagari Extra" w:hAnsi="BRH Devanagari Extra" w:cs="BRH Devanagari Extra"/>
+                <w:sz w:val="32"/>
+                <w:szCs w:val="32"/>
+                <w:highlight w:val="green"/>
+              </w:rPr>
+              <w:t>lÉÉåþ</w:t>
+            </w:r>
+            <w:r>
+              <w:rPr>
+                <w:rFonts w:ascii="BRH Devanagari Extra" w:hAnsi="BRH Devanagari Extra" w:cs="BRH Devanagari Extra"/>
+                <w:sz w:val="32"/>
+                <w:szCs w:val="32"/>
+              </w:rPr>
+              <w:t xml:space="preserve"> lÉ</w:t>
+            </w:r>
+            <w:r>
+              <w:rPr>
+                <w:rFonts w:ascii="BRH Malayalam Extra" w:hAnsi="BRH Malayalam Extra" w:cs="BRH Devanagari Extra"/>
+                <w:szCs w:val="32"/>
+              </w:rPr>
+              <w:t>–</w:t>
+            </w:r>
+            <w:r>
+              <w:rPr>
+                <w:rFonts w:ascii="BRH Devanagari Extra" w:hAnsi="BRH Devanagari Extra" w:cs="BRH Devanagari Extra"/>
+                <w:sz w:val="32"/>
+                <w:szCs w:val="32"/>
+              </w:rPr>
+              <w:t xml:space="preserve">È xÉÑ xÉÑ </w:t>
+            </w:r>
+            <w:r>
+              <w:rPr>
+                <w:rFonts w:ascii="BRH Devanagari Extra" w:hAnsi="BRH Devanagari Extra" w:cs="BRH Devanagari Extra"/>
+                <w:sz w:val="32"/>
+                <w:szCs w:val="32"/>
+                <w:highlight w:val="green"/>
+              </w:rPr>
+              <w:t>lÉþÈ</w:t>
+            </w:r>
+            <w:r>
+              <w:rPr>
+                <w:rFonts w:ascii="BRH Devanagari Extra" w:hAnsi="BRH Devanagari Extra" w:cs="BRH Devanagari Extra"/>
+                <w:sz w:val="32"/>
+                <w:szCs w:val="32"/>
+              </w:rPr>
+              <w:t xml:space="preserve"> | </w:t>
+            </w:r>
+          </w:p>
+        </w:tc>
+      </w:tr>
+    </w:tbl>
+    <w:p>
+      <w:pPr>
+        <w:spacing w:before="0" w:line="240" w:lineRule="auto"/>
+        <w:jc w:val="center"/>
+        <w:rPr>
+          <w:b/>
+          <w:bCs/>
+          <w:sz w:val="32"/>
+          <w:szCs w:val="32"/>
+          <w:u w:val="single"/>
+        </w:rPr>
+      </w:pPr>
+      <w:r>
+        <w:rPr>
+          <w:b/>
+          <w:bCs/>
+          <w:sz w:val="32"/>
+          <w:szCs w:val="32"/>
+          <w:u w:val="single"/>
+        </w:rPr>
+        <w:t>================</w:t>
+      </w:r>
+    </w:p>
+    <w:p>
+      <w:pPr>
+        <w:spacing w:before="0" w:line="240" w:lineRule="auto"/>
+        <w:jc w:val="center"/>
+        <w:rPr>
+          <w:b/>
+          <w:bCs/>
+          <w:sz w:val="32"/>
+          <w:szCs w:val="32"/>
+          <w:u w:val="single"/>
+        </w:rPr>
+      </w:pPr>
+    </w:p>
     <w:p>
       <w:pPr>
         <w:spacing w:before="0" w:line="240" w:lineRule="auto"/>
@@ -310,7 +4270,6 @@
               </w:rPr>
               <w:t>(</w:t>
             </w:r>
-            <w:proofErr w:type="gramStart"/>
             <w:r>
               <w:rPr>
                 <w:rFonts w:cs="BRH Devanagari Extra"/>
@@ -334,16 +4293,7 @@
                 <w:color w:val="000000"/>
                 <w:szCs w:val="32"/>
               </w:rPr>
-              <w:t>[</w:t>
-            </w:r>
-            <w:proofErr w:type="gramEnd"/>
-            <w:r>
-              <w:rPr>
-                <w:rFonts w:cs="BRH Devanagari Extra"/>
-                <w:color w:val="000000"/>
-                <w:szCs w:val="32"/>
-              </w:rPr>
-              <w:t>P5</w:t>
+              <w:t>[P5</w:t>
             </w:r>
             <w:r>
               <w:rPr>
@@ -559,7 +4509,6 @@
               </w:rPr>
               <w:t>(</w:t>
             </w:r>
-            <w:proofErr w:type="gramStart"/>
             <w:r>
               <w:rPr>
                 <w:rFonts w:cs="BRH Devanagari Extra"/>
@@ -583,16 +4532,7 @@
                 <w:color w:val="000000"/>
                 <w:szCs w:val="32"/>
               </w:rPr>
-              <w:t>[</w:t>
-            </w:r>
-            <w:proofErr w:type="gramEnd"/>
-            <w:r>
-              <w:rPr>
-                <w:rFonts w:cs="BRH Devanagari Extra"/>
-                <w:color w:val="000000"/>
-                <w:szCs w:val="32"/>
-              </w:rPr>
-              <w:t>P5</w:t>
+              <w:t>[P5</w:t>
             </w:r>
             <w:r>
               <w:rPr>
@@ -797,7 +4737,6 @@
               </w:rPr>
               <w:t>(</w:t>
             </w:r>
-            <w:proofErr w:type="gramStart"/>
             <w:r>
               <w:rPr>
                 <w:rFonts w:cs="BRH Devanagari Extra"/>
@@ -821,16 +4760,7 @@
                 <w:color w:val="000000"/>
                 <w:szCs w:val="32"/>
               </w:rPr>
-              <w:t>[</w:t>
-            </w:r>
-            <w:proofErr w:type="gramEnd"/>
-            <w:r>
-              <w:rPr>
-                <w:rFonts w:cs="BRH Devanagari Extra"/>
-                <w:color w:val="000000"/>
-                <w:szCs w:val="32"/>
-              </w:rPr>
-              <w:t>P6</w:t>
+              <w:t>[P6</w:t>
             </w:r>
             <w:r>
               <w:rPr>
@@ -1095,7 +5025,6 @@
               </w:rPr>
               <w:t>(</w:t>
             </w:r>
-            <w:proofErr w:type="gramStart"/>
             <w:r>
               <w:rPr>
                 <w:rFonts w:cs="BRH Devanagari Extra"/>
@@ -1119,16 +5048,7 @@
                 <w:color w:val="000000"/>
                 <w:szCs w:val="32"/>
               </w:rPr>
-              <w:t>[</w:t>
-            </w:r>
-            <w:proofErr w:type="gramEnd"/>
-            <w:r>
-              <w:rPr>
-                <w:rFonts w:cs="BRH Devanagari Extra"/>
-                <w:color w:val="000000"/>
-                <w:szCs w:val="32"/>
-              </w:rPr>
-              <w:t>P6</w:t>
+              <w:t>[P6</w:t>
             </w:r>
             <w:r>
               <w:rPr>
@@ -1336,7 +5256,6 @@
               </w:rPr>
               <w:t>(</w:t>
             </w:r>
-            <w:proofErr w:type="gramStart"/>
             <w:r>
               <w:rPr>
                 <w:rFonts w:cs="BRH Devanagari Extra"/>
@@ -1360,16 +5279,7 @@
                 <w:color w:val="000000"/>
                 <w:szCs w:val="32"/>
               </w:rPr>
-              <w:t>[</w:t>
-            </w:r>
-            <w:proofErr w:type="gramEnd"/>
-            <w:r>
-              <w:rPr>
-                <w:rFonts w:cs="BRH Devanagari Extra"/>
-                <w:color w:val="000000"/>
-                <w:szCs w:val="32"/>
-              </w:rPr>
-              <w:t>P6</w:t>
+              <w:t>[P6</w:t>
             </w:r>
             <w:r>
               <w:rPr>
@@ -1660,7 +5570,6 @@
               </w:rPr>
               <w:t>(</w:t>
             </w:r>
-            <w:proofErr w:type="gramStart"/>
             <w:r>
               <w:rPr>
                 <w:rFonts w:cs="BRH Devanagari Extra"/>
@@ -1684,16 +5593,7 @@
                 <w:color w:val="000000"/>
                 <w:szCs w:val="32"/>
               </w:rPr>
-              <w:t>[</w:t>
-            </w:r>
-            <w:proofErr w:type="gramEnd"/>
-            <w:r>
-              <w:rPr>
-                <w:rFonts w:cs="BRH Devanagari Extra"/>
-                <w:color w:val="000000"/>
-                <w:szCs w:val="32"/>
-              </w:rPr>
-              <w:t>P6</w:t>
+              <w:t>[P6</w:t>
             </w:r>
             <w:r>
               <w:rPr>
@@ -1915,7 +5815,6 @@
               </w:rPr>
               <w:t>(</w:t>
             </w:r>
-            <w:proofErr w:type="gramStart"/>
             <w:r>
               <w:rPr>
                 <w:rFonts w:cs="BRH Devanagari Extra"/>
@@ -1939,16 +5838,7 @@
                 <w:color w:val="000000"/>
                 <w:szCs w:val="32"/>
               </w:rPr>
-              <w:t>[</w:t>
-            </w:r>
-            <w:proofErr w:type="gramEnd"/>
-            <w:r>
-              <w:rPr>
-                <w:rFonts w:cs="BRH Devanagari Extra"/>
-                <w:color w:val="000000"/>
-                <w:szCs w:val="32"/>
-              </w:rPr>
-              <w:t>P7</w:t>
+              <w:t>[P7</w:t>
             </w:r>
             <w:r>
               <w:rPr>
@@ -2253,7 +6143,6 @@
               </w:rPr>
               <w:t>(</w:t>
             </w:r>
-            <w:proofErr w:type="gramStart"/>
             <w:r>
               <w:rPr>
                 <w:rFonts w:cs="BRH Devanagari Extra"/>
@@ -2277,16 +6166,7 @@
                 <w:color w:val="000000"/>
                 <w:szCs w:val="32"/>
               </w:rPr>
-              <w:t>[</w:t>
-            </w:r>
-            <w:proofErr w:type="gramEnd"/>
-            <w:r>
-              <w:rPr>
-                <w:rFonts w:cs="BRH Devanagari Extra"/>
-                <w:color w:val="000000"/>
-                <w:szCs w:val="32"/>
-              </w:rPr>
-              <w:t>P7</w:t>
+              <w:t>[P7</w:t>
             </w:r>
             <w:r>
               <w:rPr>
@@ -2457,6 +6337,7 @@
                 <w:sz w:val="32"/>
                 <w:szCs w:val="32"/>
               </w:rPr>
+              <w:lastRenderedPageBreak/>
               <w:t>xÉ</w:t>
             </w:r>
             <w:r>
@@ -2625,7 +6506,6 @@
               </w:rPr>
               <w:t>(</w:t>
             </w:r>
-            <w:proofErr w:type="gramStart"/>
             <w:r>
               <w:rPr>
                 <w:rFonts w:cs="BRH Devanagari Extra"/>
@@ -2649,16 +6529,7 @@
                 <w:color w:val="000000"/>
                 <w:szCs w:val="32"/>
               </w:rPr>
-              <w:t>[</w:t>
-            </w:r>
-            <w:proofErr w:type="gramEnd"/>
-            <w:r>
-              <w:rPr>
-                <w:rFonts w:cs="BRH Devanagari Extra"/>
-                <w:color w:val="000000"/>
-                <w:szCs w:val="32"/>
-              </w:rPr>
-              <w:t>P7</w:t>
+              <w:t>[P7</w:t>
             </w:r>
             <w:r>
               <w:rPr>
@@ -2951,9 +6822,9 @@
                 <w:sz w:val="32"/>
                 <w:szCs w:val="32"/>
               </w:rPr>
+              <w:lastRenderedPageBreak/>
               <w:t>(</w:t>
             </w:r>
-            <w:proofErr w:type="gramStart"/>
             <w:r>
               <w:rPr>
                 <w:rFonts w:cs="BRH Devanagari Extra"/>
@@ -2977,16 +6848,7 @@
                 <w:color w:val="000000"/>
                 <w:szCs w:val="32"/>
               </w:rPr>
-              <w:t>[</w:t>
-            </w:r>
-            <w:proofErr w:type="gramEnd"/>
-            <w:r>
-              <w:rPr>
-                <w:rFonts w:cs="BRH Devanagari Extra"/>
-                <w:color w:val="000000"/>
-                <w:szCs w:val="32"/>
-              </w:rPr>
-              <w:t>P7</w:t>
+              <w:t>[P7</w:t>
             </w:r>
             <w:r>
               <w:rPr>
@@ -3310,7 +7172,6 @@
               </w:rPr>
               <w:t>(</w:t>
             </w:r>
-            <w:proofErr w:type="gramStart"/>
             <w:r>
               <w:rPr>
                 <w:rFonts w:cs="BRH Devanagari Extra"/>
@@ -3334,16 +7195,7 @@
                 <w:color w:val="000000"/>
                 <w:szCs w:val="32"/>
               </w:rPr>
-              <w:t>[</w:t>
-            </w:r>
-            <w:proofErr w:type="gramEnd"/>
-            <w:r>
-              <w:rPr>
-                <w:rFonts w:cs="BRH Devanagari Extra"/>
-                <w:color w:val="000000"/>
-                <w:szCs w:val="32"/>
-              </w:rPr>
-              <w:t>P7</w:t>
+              <w:t>[P7</w:t>
             </w:r>
             <w:r>
               <w:rPr>
@@ -3514,6 +7366,7 @@
                 <w:sz w:val="32"/>
                 <w:szCs w:val="32"/>
               </w:rPr>
+              <w:lastRenderedPageBreak/>
               <w:t>xÉ</w:t>
             </w:r>
             <w:r>
@@ -3682,7 +7535,6 @@
               </w:rPr>
               <w:t>(</w:t>
             </w:r>
-            <w:proofErr w:type="gramStart"/>
             <w:r>
               <w:rPr>
                 <w:rFonts w:cs="BRH Devanagari Extra"/>
@@ -3706,16 +7558,7 @@
                 <w:color w:val="000000"/>
                 <w:szCs w:val="32"/>
               </w:rPr>
-              <w:t>[</w:t>
-            </w:r>
-            <w:proofErr w:type="gramEnd"/>
-            <w:r>
-              <w:rPr>
-                <w:rFonts w:cs="BRH Devanagari Extra"/>
-                <w:color w:val="000000"/>
-                <w:szCs w:val="32"/>
-              </w:rPr>
-              <w:t>P7</w:t>
+              <w:t>[P7</w:t>
             </w:r>
             <w:r>
               <w:rPr>
@@ -4042,7 +7885,6 @@
               <w:lastRenderedPageBreak/>
               <w:t>(</w:t>
             </w:r>
-            <w:proofErr w:type="gramStart"/>
             <w:r>
               <w:rPr>
                 <w:rFonts w:cs="BRH Devanagari Extra"/>
@@ -4066,16 +7908,7 @@
                 <w:color w:val="000000"/>
                 <w:szCs w:val="32"/>
               </w:rPr>
-              <w:t>[</w:t>
-            </w:r>
-            <w:proofErr w:type="gramEnd"/>
-            <w:r>
-              <w:rPr>
-                <w:rFonts w:cs="BRH Devanagari Extra"/>
-                <w:color w:val="000000"/>
-                <w:szCs w:val="32"/>
-              </w:rPr>
-              <w:t>P18</w:t>
+              <w:t>[P18</w:t>
             </w:r>
             <w:r>
               <w:rPr>
@@ -4317,7 +8150,6 @@
               </w:rPr>
               <w:t>(</w:t>
             </w:r>
-            <w:proofErr w:type="gramStart"/>
             <w:r>
               <w:rPr>
                 <w:rFonts w:cs="BRH Devanagari Extra"/>
@@ -4341,16 +8173,7 @@
                 <w:color w:val="000000"/>
                 <w:szCs w:val="32"/>
               </w:rPr>
-              <w:t>[</w:t>
-            </w:r>
-            <w:proofErr w:type="gramEnd"/>
-            <w:r>
-              <w:rPr>
-                <w:rFonts w:cs="BRH Devanagari Extra"/>
-                <w:color w:val="000000"/>
-                <w:szCs w:val="32"/>
-              </w:rPr>
-              <w:t>P18</w:t>
+              <w:t>[P18</w:t>
             </w:r>
             <w:r>
               <w:rPr>
@@ -4606,7 +8429,6 @@
               </w:rPr>
               <w:t>(</w:t>
             </w:r>
-            <w:proofErr w:type="gramStart"/>
             <w:r>
               <w:rPr>
                 <w:rFonts w:cs="BRH Devanagari Extra"/>
@@ -4630,16 +8452,7 @@
                 <w:color w:val="000000"/>
                 <w:szCs w:val="32"/>
               </w:rPr>
-              <w:t>[</w:t>
-            </w:r>
-            <w:proofErr w:type="gramEnd"/>
-            <w:r>
-              <w:rPr>
-                <w:rFonts w:cs="BRH Devanagari Extra"/>
-                <w:color w:val="000000"/>
-                <w:szCs w:val="32"/>
-              </w:rPr>
-              <w:t>P19</w:t>
+              <w:t>[P19</w:t>
             </w:r>
             <w:r>
               <w:rPr>
@@ -4958,7 +8771,6 @@
               </w:rPr>
               <w:t>(</w:t>
             </w:r>
-            <w:proofErr w:type="gramStart"/>
             <w:r>
               <w:rPr>
                 <w:rFonts w:cs="BRH Devanagari Extra"/>
@@ -4982,16 +8794,7 @@
                 <w:color w:val="000000"/>
                 <w:szCs w:val="32"/>
               </w:rPr>
-              <w:t>[</w:t>
-            </w:r>
-            <w:proofErr w:type="gramEnd"/>
-            <w:r>
-              <w:rPr>
-                <w:rFonts w:cs="BRH Devanagari Extra"/>
-                <w:color w:val="000000"/>
-                <w:szCs w:val="32"/>
-              </w:rPr>
-              <w:t>P19</w:t>
+              <w:t>[P19</w:t>
             </w:r>
             <w:r>
               <w:rPr>
@@ -5233,7 +9036,6 @@
               </w:rPr>
               <w:t>(</w:t>
             </w:r>
-            <w:proofErr w:type="gramStart"/>
             <w:r>
               <w:rPr>
                 <w:rFonts w:cs="BRH Devanagari Extra"/>
@@ -5257,16 +9059,7 @@
                 <w:color w:val="000000"/>
                 <w:szCs w:val="32"/>
               </w:rPr>
-              <w:t>[</w:t>
-            </w:r>
-            <w:proofErr w:type="gramEnd"/>
-            <w:r>
-              <w:rPr>
-                <w:rFonts w:cs="BRH Devanagari Extra"/>
-                <w:color w:val="000000"/>
-                <w:szCs w:val="32"/>
-              </w:rPr>
-              <w:t>P19</w:t>
+              <w:t>[P19</w:t>
             </w:r>
             <w:r>
               <w:rPr>
@@ -5540,7 +9333,6 @@
               </w:rPr>
               <w:t>(</w:t>
             </w:r>
-            <w:proofErr w:type="gramStart"/>
             <w:r>
               <w:rPr>
                 <w:rFonts w:cs="BRH Devanagari Extra"/>
@@ -5564,16 +9356,7 @@
                 <w:color w:val="000000"/>
                 <w:szCs w:val="32"/>
               </w:rPr>
-              <w:t>[</w:t>
-            </w:r>
-            <w:proofErr w:type="gramEnd"/>
-            <w:r>
-              <w:rPr>
-                <w:rFonts w:cs="BRH Devanagari Extra"/>
-                <w:color w:val="000000"/>
-                <w:szCs w:val="32"/>
-              </w:rPr>
-              <w:t>P19</w:t>
+              <w:t>[P19</w:t>
             </w:r>
             <w:r>
               <w:rPr>
@@ -5803,7 +9586,6 @@
               </w:rPr>
               <w:t>(</w:t>
             </w:r>
-            <w:proofErr w:type="gramStart"/>
             <w:r>
               <w:rPr>
                 <w:rFonts w:cs="BRH Devanagari Extra"/>
@@ -5827,16 +9609,7 @@
                 <w:color w:val="000000"/>
                 <w:szCs w:val="32"/>
               </w:rPr>
-              <w:t>[</w:t>
-            </w:r>
-            <w:proofErr w:type="gramEnd"/>
-            <w:r>
-              <w:rPr>
-                <w:rFonts w:cs="BRH Devanagari Extra"/>
-                <w:color w:val="000000"/>
-                <w:szCs w:val="32"/>
-              </w:rPr>
-              <w:t>P24</w:t>
+              <w:t>[P24</w:t>
             </w:r>
             <w:r>
               <w:rPr>
@@ -6147,7 +9920,6 @@
               </w:rPr>
               <w:t>(</w:t>
             </w:r>
-            <w:proofErr w:type="gramStart"/>
             <w:r>
               <w:rPr>
                 <w:rFonts w:cs="BRH Devanagari Extra"/>
@@ -6171,16 +9943,7 @@
                 <w:color w:val="000000"/>
                 <w:szCs w:val="32"/>
               </w:rPr>
-              <w:t>[</w:t>
-            </w:r>
-            <w:proofErr w:type="gramEnd"/>
-            <w:r>
-              <w:rPr>
-                <w:rFonts w:cs="BRH Devanagari Extra"/>
-                <w:color w:val="000000"/>
-                <w:szCs w:val="32"/>
-              </w:rPr>
-              <w:t>P24</w:t>
+              <w:t>[P24</w:t>
             </w:r>
             <w:r>
               <w:rPr>
@@ -6432,7 +10195,6 @@
               </w:rPr>
               <w:t>(</w:t>
             </w:r>
-            <w:proofErr w:type="gramStart"/>
             <w:r>
               <w:rPr>
                 <w:rFonts w:cs="BRH Devanagari Extra"/>
@@ -6456,16 +10218,7 @@
                 <w:color w:val="000000"/>
                 <w:szCs w:val="32"/>
               </w:rPr>
-              <w:t>[</w:t>
-            </w:r>
-            <w:proofErr w:type="gramEnd"/>
-            <w:r>
-              <w:rPr>
-                <w:rFonts w:cs="BRH Devanagari Extra"/>
-                <w:color w:val="000000"/>
-                <w:szCs w:val="32"/>
-              </w:rPr>
-              <w:t>P27</w:t>
+              <w:t>[P27</w:t>
             </w:r>
             <w:r>
               <w:rPr>
@@ -6733,9 +10486,9 @@
                 <w:sz w:val="32"/>
                 <w:szCs w:val="32"/>
               </w:rPr>
+              <w:lastRenderedPageBreak/>
               <w:t>(</w:t>
             </w:r>
-            <w:proofErr w:type="gramStart"/>
             <w:r>
               <w:rPr>
                 <w:rFonts w:cs="BRH Devanagari Extra"/>
@@ -6759,16 +10512,7 @@
                 <w:color w:val="000000"/>
                 <w:szCs w:val="32"/>
               </w:rPr>
-              <w:t>[</w:t>
-            </w:r>
-            <w:proofErr w:type="gramEnd"/>
-            <w:r>
-              <w:rPr>
-                <w:rFonts w:cs="BRH Devanagari Extra"/>
-                <w:color w:val="000000"/>
-                <w:szCs w:val="32"/>
-              </w:rPr>
-              <w:t>P27</w:t>
+              <w:t>[P27</w:t>
             </w:r>
             <w:r>
               <w:rPr>
@@ -7073,9 +10817,9 @@
                 <w:sz w:val="32"/>
                 <w:szCs w:val="32"/>
               </w:rPr>
+              <w:lastRenderedPageBreak/>
               <w:t>(</w:t>
             </w:r>
-            <w:proofErr w:type="gramStart"/>
             <w:r>
               <w:rPr>
                 <w:rFonts w:cs="BRH Devanagari Extra"/>
@@ -7099,16 +10843,7 @@
                 <w:color w:val="000000"/>
                 <w:szCs w:val="32"/>
               </w:rPr>
-              <w:t>[</w:t>
-            </w:r>
-            <w:proofErr w:type="gramEnd"/>
-            <w:r>
-              <w:rPr>
-                <w:rFonts w:cs="BRH Devanagari Extra"/>
-                <w:color w:val="000000"/>
-                <w:szCs w:val="32"/>
-              </w:rPr>
-              <w:t>P27</w:t>
+              <w:t>[P27</w:t>
             </w:r>
             <w:r>
               <w:rPr>
@@ -7379,9 +11114,9 @@
                 <w:sz w:val="32"/>
                 <w:szCs w:val="32"/>
               </w:rPr>
+              <w:lastRenderedPageBreak/>
               <w:t>(</w:t>
             </w:r>
-            <w:proofErr w:type="gramStart"/>
             <w:r>
               <w:rPr>
                 <w:rFonts w:cs="BRH Devanagari Extra"/>
@@ -7405,16 +11140,7 @@
                 <w:color w:val="000000"/>
                 <w:szCs w:val="32"/>
               </w:rPr>
-              <w:t>[</w:t>
-            </w:r>
-            <w:proofErr w:type="gramEnd"/>
-            <w:r>
-              <w:rPr>
-                <w:rFonts w:cs="BRH Devanagari Extra"/>
-                <w:color w:val="000000"/>
-                <w:szCs w:val="32"/>
-              </w:rPr>
-              <w:t>P27</w:t>
+              <w:t>[P27</w:t>
             </w:r>
             <w:r>
               <w:rPr>
@@ -7884,7 +11610,6 @@
               <w:lastRenderedPageBreak/>
               <w:t>(</w:t>
             </w:r>
-            <w:proofErr w:type="gramStart"/>
             <w:r>
               <w:rPr>
                 <w:rFonts w:cs="BRH Devanagari Extra"/>
@@ -7908,16 +11633,7 @@
                 <w:color w:val="000000"/>
                 <w:szCs w:val="32"/>
               </w:rPr>
-              <w:t>[</w:t>
-            </w:r>
-            <w:proofErr w:type="gramEnd"/>
-            <w:r>
-              <w:rPr>
-                <w:rFonts w:cs="BRH Devanagari Extra"/>
-                <w:color w:val="000000"/>
-                <w:szCs w:val="32"/>
-              </w:rPr>
-              <w:t>P28</w:t>
+              <w:t>[P28</w:t>
             </w:r>
             <w:r>
               <w:rPr>
@@ -8245,7 +11961,6 @@
               </w:rPr>
               <w:t>(</w:t>
             </w:r>
-            <w:proofErr w:type="gramStart"/>
             <w:r>
               <w:rPr>
                 <w:rFonts w:cs="BRH Devanagari Extra"/>
@@ -8269,16 +11984,7 @@
                 <w:color w:val="000000"/>
                 <w:szCs w:val="32"/>
               </w:rPr>
-              <w:t>[</w:t>
-            </w:r>
-            <w:proofErr w:type="gramEnd"/>
-            <w:r>
-              <w:rPr>
-                <w:rFonts w:cs="BRH Devanagari Extra"/>
-                <w:color w:val="000000"/>
-                <w:szCs w:val="32"/>
-              </w:rPr>
-              <w:t>P28</w:t>
+              <w:t>[P28</w:t>
             </w:r>
             <w:r>
               <w:rPr>
@@ -8612,7 +12318,6 @@
               </w:rPr>
               <w:t>(</w:t>
             </w:r>
-            <w:proofErr w:type="gramStart"/>
             <w:r>
               <w:rPr>
                 <w:rFonts w:cs="BRH Devanagari Extra"/>
@@ -8636,16 +12341,7 @@
                 <w:color w:val="000000"/>
                 <w:szCs w:val="32"/>
               </w:rPr>
-              <w:t>[</w:t>
-            </w:r>
-            <w:proofErr w:type="gramEnd"/>
-            <w:r>
-              <w:rPr>
-                <w:rFonts w:cs="BRH Devanagari Extra"/>
-                <w:color w:val="000000"/>
-                <w:szCs w:val="32"/>
-              </w:rPr>
-              <w:t>P30</w:t>
+              <w:t>[P30</w:t>
             </w:r>
             <w:r>
               <w:rPr>
@@ -8904,7 +12600,6 @@
               </w:rPr>
               <w:t>(</w:t>
             </w:r>
-            <w:proofErr w:type="gramStart"/>
             <w:r>
               <w:rPr>
                 <w:rFonts w:cs="BRH Devanagari Extra"/>
@@ -8928,16 +12623,7 @@
                 <w:color w:val="000000"/>
                 <w:szCs w:val="32"/>
               </w:rPr>
-              <w:t>[</w:t>
-            </w:r>
-            <w:proofErr w:type="gramEnd"/>
-            <w:r>
-              <w:rPr>
-                <w:rFonts w:cs="BRH Devanagari Extra"/>
-                <w:color w:val="000000"/>
-                <w:szCs w:val="32"/>
-              </w:rPr>
-              <w:t>P30</w:t>
+              <w:t>[P30</w:t>
             </w:r>
             <w:r>
               <w:rPr>
@@ -11159,6 +14845,7 @@
                 <w:szCs w:val="32"/>
                 <w:lang w:val="it-IT"/>
               </w:rPr>
+              <w:lastRenderedPageBreak/>
               <w:t>(</w:t>
             </w:r>
             <w:r>
@@ -11778,7 +15465,6 @@
                 <w:szCs w:val="32"/>
                 <w:lang w:val="it-IT"/>
               </w:rPr>
-              <w:lastRenderedPageBreak/>
               <w:t>(</w:t>
             </w:r>
             <w:r>
@@ -12793,7 +16479,6 @@
               </w:rPr>
               <w:t>(</w:t>
             </w:r>
-            <w:proofErr w:type="gramStart"/>
             <w:r>
               <w:rPr>
                 <w:rFonts w:cs="BRH Devanagari Extra"/>
@@ -12817,16 +16502,7 @@
                 <w:color w:val="000000"/>
                 <w:szCs w:val="32"/>
               </w:rPr>
-              <w:t>[</w:t>
-            </w:r>
-            <w:proofErr w:type="gramEnd"/>
-            <w:r>
-              <w:rPr>
-                <w:rFonts w:cs="BRH Devanagari Extra"/>
-                <w:color w:val="000000"/>
-                <w:szCs w:val="32"/>
-              </w:rPr>
-              <w:t>P46</w:t>
+              <w:t>[P46</w:t>
             </w:r>
             <w:r>
               <w:rPr>
@@ -13034,7 +16710,6 @@
               </w:rPr>
               <w:t>(</w:t>
             </w:r>
-            <w:proofErr w:type="gramStart"/>
             <w:r>
               <w:rPr>
                 <w:rFonts w:cs="BRH Devanagari Extra"/>
@@ -13058,16 +16733,7 @@
                 <w:color w:val="000000"/>
                 <w:szCs w:val="32"/>
               </w:rPr>
-              <w:t>[</w:t>
-            </w:r>
-            <w:proofErr w:type="gramEnd"/>
-            <w:r>
-              <w:rPr>
-                <w:rFonts w:cs="BRH Devanagari Extra"/>
-                <w:color w:val="000000"/>
-                <w:szCs w:val="32"/>
-              </w:rPr>
-              <w:t>P46</w:t>
+              <w:t>[P46</w:t>
             </w:r>
             <w:r>
               <w:rPr>
@@ -13289,32 +16955,6 @@
           <w:u w:val="single"/>
         </w:rPr>
       </w:pPr>
-    </w:p>
-    <w:p>
-      <w:pPr>
-        <w:spacing w:before="0" w:line="240" w:lineRule="auto"/>
-        <w:jc w:val="center"/>
-        <w:rPr>
-          <w:b/>
-          <w:bCs/>
-          <w:sz w:val="32"/>
-          <w:szCs w:val="32"/>
-          <w:u w:val="single"/>
-        </w:rPr>
-      </w:pPr>
-    </w:p>
-    <w:p>
-      <w:pPr>
-        <w:spacing w:before="0" w:line="240" w:lineRule="auto"/>
-        <w:jc w:val="center"/>
-        <w:rPr>
-          <w:b/>
-          <w:bCs/>
-          <w:sz w:val="32"/>
-          <w:szCs w:val="32"/>
-          <w:u w:val="single"/>
-        </w:rPr>
-      </w:pPr>
       <w:r>
         <w:rPr>
           <w:b/>
@@ -13325,7 +16965,6 @@
         </w:rPr>
         <w:t xml:space="preserve">TS </w:t>
       </w:r>
-      <w:proofErr w:type="gramStart"/>
       <w:r>
         <w:rPr>
           <w:b/>
@@ -13354,18 +16993,7 @@
           <w:szCs w:val="32"/>
           <w:u w:val="single"/>
         </w:rPr>
-        <w:t>–</w:t>
-      </w:r>
-      <w:proofErr w:type="gramEnd"/>
-      <w:r>
-        <w:rPr>
-          <w:b/>
-          <w:bCs/>
-          <w:sz w:val="32"/>
-          <w:szCs w:val="32"/>
-          <w:u w:val="single"/>
-        </w:rPr>
-        <w:t xml:space="preserve"> TS </w:t>
+        <w:t xml:space="preserve">– TS </w:t>
       </w:r>
       <w:r>
         <w:rPr>
@@ -13770,7 +17398,7 @@
 </file>
 
 <file path=word/endnotes.xml><?xml version="1.0" encoding="utf-8"?>
-<w:endnotes xmlns:wpc="http://schemas.microsoft.com/office/word/2010/wordprocessingCanvas" xmlns:cx="http://schemas.microsoft.com/office/drawing/2014/chartex" xmlns:cx1="http://schemas.microsoft.com/office/drawing/2015/9/8/chartex" xmlns:cx2="http://schemas.microsoft.com/office/drawing/2015/10/21/chartex" xmlns:cx3="http://schemas.microsoft.com/office/drawing/2016/5/9/chartex" xmlns:cx4="http://schemas.microsoft.com/office/drawing/2016/5/10/chartex" xmlns:cx5="http://schemas.microsoft.com/office/drawing/2016/5/11/chartex" xmlns:cx6="http://schemas.microsoft.com/office/drawing/2016/5/12/chartex" xmlns:cx7="http://schemas.microsoft.com/office/drawing/2016/5/13/chartex" xmlns:cx8="http://schemas.microsoft.com/office/drawing/2016/5/14/chartex" xmlns:mc="http://schemas.openxmlformats.org/markup-compatibility/2006" xmlns:aink="http://schemas.microsoft.com/office/drawing/2016/ink" xmlns:am3d="http://schemas.microsoft.com/office/drawing/2017/model3d" xmlns:o="urn:schemas-microsoft-com:office:office" xmlns:oel="http://schemas.microsoft.com/office/2019/extlst" xmlns:r="http://schemas.openxmlformats.org/officeDocument/2006/relationships" xmlns:m="http://schemas.openxmlformats.org/officeDocument/2006/math" xmlns:v="urn:schemas-microsoft-com:vml" xmlns:wp14="http://schemas.microsoft.com/office/word/2010/wordprocessingDrawing" xmlns:wp="http://schemas.openxmlformats.org/drawingml/2006/wordprocessingDrawing" xmlns:w10="urn:schemas-microsoft-com:office:word" xmlns:w="http://schemas.openxmlformats.org/wordprocessingml/2006/main" xmlns:w14="http://schemas.microsoft.com/office/word/2010/wordml" xmlns:w15="http://schemas.microsoft.com/office/word/2012/wordml" xmlns:w16cex="http://schemas.microsoft.com/office/word/2018/wordml/cex" xmlns:w16cid="http://schemas.microsoft.com/office/word/2016/wordml/cid" xmlns:w16="http://schemas.microsoft.com/office/word/2018/wordml" xmlns:w16du="http://schemas.microsoft.com/office/word/2023/wordml/word16du" xmlns:w16sdtdh="http://schemas.microsoft.com/office/word/2020/wordml/sdtdatahash" xmlns:w16se="http://schemas.microsoft.com/office/word/2015/wordml/symex" xmlns:wpg="http://schemas.microsoft.com/office/word/2010/wordprocessingGroup" xmlns:wpi="http://schemas.microsoft.com/office/word/2010/wordprocessingInk" xmlns:wne="http://schemas.microsoft.com/office/word/2006/wordml" xmlns:wps="http://schemas.microsoft.com/office/word/2010/wordprocessingShape" mc:Ignorable="w14 w15 w16se w16cid w16 w16cex w16sdtdh w16du wp14">
+<w:endnotes xmlns:wpc="http://schemas.microsoft.com/office/word/2010/wordprocessingCanvas" xmlns:cx="http://schemas.microsoft.com/office/drawing/2014/chartex" xmlns:cx1="http://schemas.microsoft.com/office/drawing/2015/9/8/chartex" xmlns:cx2="http://schemas.microsoft.com/office/drawing/2015/10/21/chartex" xmlns:cx3="http://schemas.microsoft.com/office/drawing/2016/5/9/chartex" xmlns:cx4="http://schemas.microsoft.com/office/drawing/2016/5/10/chartex" xmlns:cx5="http://schemas.microsoft.com/office/drawing/2016/5/11/chartex" xmlns:cx6="http://schemas.microsoft.com/office/drawing/2016/5/12/chartex" xmlns:cx7="http://schemas.microsoft.com/office/drawing/2016/5/13/chartex" xmlns:cx8="http://schemas.microsoft.com/office/drawing/2016/5/14/chartex" xmlns:mc="http://schemas.openxmlformats.org/markup-compatibility/2006" xmlns:aink="http://schemas.microsoft.com/office/drawing/2016/ink" xmlns:am3d="http://schemas.microsoft.com/office/drawing/2017/model3d" xmlns:o="urn:schemas-microsoft-com:office:office" xmlns:oel="http://schemas.microsoft.com/office/2019/extlst" xmlns:r="http://schemas.openxmlformats.org/officeDocument/2006/relationships" xmlns:m="http://schemas.openxmlformats.org/officeDocument/2006/math" xmlns:v="urn:schemas-microsoft-com:vml" xmlns:wp14="http://schemas.microsoft.com/office/word/2010/wordprocessingDrawing" xmlns:wp="http://schemas.openxmlformats.org/drawingml/2006/wordprocessingDrawing" xmlns:w10="urn:schemas-microsoft-com:office:word" xmlns:w="http://schemas.openxmlformats.org/wordprocessingml/2006/main" xmlns:w14="http://schemas.microsoft.com/office/word/2010/wordml" xmlns:w15="http://schemas.microsoft.com/office/word/2012/wordml" xmlns:w16cex="http://schemas.microsoft.com/office/word/2018/wordml/cex" xmlns:w16cid="http://schemas.microsoft.com/office/word/2016/wordml/cid" xmlns:w16="http://schemas.microsoft.com/office/word/2018/wordml" xmlns:w16du="http://schemas.microsoft.com/office/word/2023/wordml/word16du" xmlns:w16sdtdh="http://schemas.microsoft.com/office/word/2020/wordml/sdtdatahash" xmlns:w16sdtfl="http://schemas.microsoft.com/office/word/2024/wordml/sdtformatlock" xmlns:w16se="http://schemas.microsoft.com/office/word/2015/wordml/symex" xmlns:wpg="http://schemas.microsoft.com/office/word/2010/wordprocessingGroup" xmlns:wpi="http://schemas.microsoft.com/office/word/2010/wordprocessingInk" xmlns:wne="http://schemas.microsoft.com/office/word/2006/wordml" xmlns:wps="http://schemas.microsoft.com/office/word/2010/wordprocessingShape" mc:Ignorable="w14 w15 w16se w16cid w16 w16cex w16sdtdh w16sdtfl w16du wp14">
   <w:endnote w:type="separator" w:id="-1">
     <w:p>
       <w:pPr>
@@ -13795,7 +17423,7 @@
 </file>
 
 <file path=word/footer1.xml><?xml version="1.0" encoding="utf-8"?>
-<w:ftr xmlns:wpc="http://schemas.microsoft.com/office/word/2010/wordprocessingCanvas" xmlns:cx="http://schemas.microsoft.com/office/drawing/2014/chartex" xmlns:cx1="http://schemas.microsoft.com/office/drawing/2015/9/8/chartex" xmlns:cx2="http://schemas.microsoft.com/office/drawing/2015/10/21/chartex" xmlns:cx3="http://schemas.microsoft.com/office/drawing/2016/5/9/chartex" xmlns:cx4="http://schemas.microsoft.com/office/drawing/2016/5/10/chartex" xmlns:cx5="http://schemas.microsoft.com/office/drawing/2016/5/11/chartex" xmlns:cx6="http://schemas.microsoft.com/office/drawing/2016/5/12/chartex" xmlns:cx7="http://schemas.microsoft.com/office/drawing/2016/5/13/chartex" xmlns:cx8="http://schemas.microsoft.com/office/drawing/2016/5/14/chartex" xmlns:mc="http://schemas.openxmlformats.org/markup-compatibility/2006" xmlns:aink="http://schemas.microsoft.com/office/drawing/2016/ink" xmlns:am3d="http://schemas.microsoft.com/office/drawing/2017/model3d" xmlns:o="urn:schemas-microsoft-com:office:office" xmlns:oel="http://schemas.microsoft.com/office/2019/extlst" xmlns:r="http://schemas.openxmlformats.org/officeDocument/2006/relationships" xmlns:m="http://schemas.openxmlformats.org/officeDocument/2006/math" xmlns:v="urn:schemas-microsoft-com:vml" xmlns:wp14="http://schemas.microsoft.com/office/word/2010/wordprocessingDrawing" xmlns:wp="http://schemas.openxmlformats.org/drawingml/2006/wordprocessingDrawing" xmlns:w10="urn:schemas-microsoft-com:office:word" xmlns:w="http://schemas.openxmlformats.org/wordprocessingml/2006/main" xmlns:w14="http://schemas.microsoft.com/office/word/2010/wordml" xmlns:w15="http://schemas.microsoft.com/office/word/2012/wordml" xmlns:w16cex="http://schemas.microsoft.com/office/word/2018/wordml/cex" xmlns:w16cid="http://schemas.microsoft.com/office/word/2016/wordml/cid" xmlns:w16="http://schemas.microsoft.com/office/word/2018/wordml" xmlns:w16du="http://schemas.microsoft.com/office/word/2023/wordml/word16du" xmlns:w16sdtdh="http://schemas.microsoft.com/office/word/2020/wordml/sdtdatahash" xmlns:w16se="http://schemas.microsoft.com/office/word/2015/wordml/symex" xmlns:wpg="http://schemas.microsoft.com/office/word/2010/wordprocessingGroup" xmlns:wpi="http://schemas.microsoft.com/office/word/2010/wordprocessingInk" xmlns:wne="http://schemas.microsoft.com/office/word/2006/wordml" xmlns:wps="http://schemas.microsoft.com/office/word/2010/wordprocessingShape" mc:Ignorable="w14 w15 w16se w16cid w16 w16cex w16sdtdh w16du wp14">
+<w:ftr xmlns:wpc="http://schemas.microsoft.com/office/word/2010/wordprocessingCanvas" xmlns:cx="http://schemas.microsoft.com/office/drawing/2014/chartex" xmlns:cx1="http://schemas.microsoft.com/office/drawing/2015/9/8/chartex" xmlns:cx2="http://schemas.microsoft.com/office/drawing/2015/10/21/chartex" xmlns:cx3="http://schemas.microsoft.com/office/drawing/2016/5/9/chartex" xmlns:cx4="http://schemas.microsoft.com/office/drawing/2016/5/10/chartex" xmlns:cx5="http://schemas.microsoft.com/office/drawing/2016/5/11/chartex" xmlns:cx6="http://schemas.microsoft.com/office/drawing/2016/5/12/chartex" xmlns:cx7="http://schemas.microsoft.com/office/drawing/2016/5/13/chartex" xmlns:cx8="http://schemas.microsoft.com/office/drawing/2016/5/14/chartex" xmlns:mc="http://schemas.openxmlformats.org/markup-compatibility/2006" xmlns:aink="http://schemas.microsoft.com/office/drawing/2016/ink" xmlns:am3d="http://schemas.microsoft.com/office/drawing/2017/model3d" xmlns:o="urn:schemas-microsoft-com:office:office" xmlns:oel="http://schemas.microsoft.com/office/2019/extlst" xmlns:r="http://schemas.openxmlformats.org/officeDocument/2006/relationships" xmlns:m="http://schemas.openxmlformats.org/officeDocument/2006/math" xmlns:v="urn:schemas-microsoft-com:vml" xmlns:wp14="http://schemas.microsoft.com/office/word/2010/wordprocessingDrawing" xmlns:wp="http://schemas.openxmlformats.org/drawingml/2006/wordprocessingDrawing" xmlns:w10="urn:schemas-microsoft-com:office:word" xmlns:w="http://schemas.openxmlformats.org/wordprocessingml/2006/main" xmlns:w14="http://schemas.microsoft.com/office/word/2010/wordml" xmlns:w15="http://schemas.microsoft.com/office/word/2012/wordml" xmlns:w16cex="http://schemas.microsoft.com/office/word/2018/wordml/cex" xmlns:w16cid="http://schemas.microsoft.com/office/word/2016/wordml/cid" xmlns:w16="http://schemas.microsoft.com/office/word/2018/wordml" xmlns:w16du="http://schemas.microsoft.com/office/word/2023/wordml/word16du" xmlns:w16sdtdh="http://schemas.microsoft.com/office/word/2020/wordml/sdtdatahash" xmlns:w16sdtfl="http://schemas.microsoft.com/office/word/2024/wordml/sdtformatlock" xmlns:w16se="http://schemas.microsoft.com/office/word/2015/wordml/symex" xmlns:wpg="http://schemas.microsoft.com/office/word/2010/wordprocessingGroup" xmlns:wpi="http://schemas.microsoft.com/office/word/2010/wordprocessingInk" xmlns:wne="http://schemas.microsoft.com/office/word/2006/wordml" xmlns:wps="http://schemas.microsoft.com/office/word/2010/wordprocessingShape" mc:Ignorable="w14 w15 w16se w16cid w16 w16cex w16sdtdh w16sdtfl w16du wp14">
   <w:p>
     <w:pPr>
       <w:pBdr>
@@ -13977,7 +17605,7 @@
 </file>
 
 <file path=word/footer2.xml><?xml version="1.0" encoding="utf-8"?>
-<w:ftr xmlns:wpc="http://schemas.microsoft.com/office/word/2010/wordprocessingCanvas" xmlns:cx="http://schemas.microsoft.com/office/drawing/2014/chartex" xmlns:cx1="http://schemas.microsoft.com/office/drawing/2015/9/8/chartex" xmlns:cx2="http://schemas.microsoft.com/office/drawing/2015/10/21/chartex" xmlns:cx3="http://schemas.microsoft.com/office/drawing/2016/5/9/chartex" xmlns:cx4="http://schemas.microsoft.com/office/drawing/2016/5/10/chartex" xmlns:cx5="http://schemas.microsoft.com/office/drawing/2016/5/11/chartex" xmlns:cx6="http://schemas.microsoft.com/office/drawing/2016/5/12/chartex" xmlns:cx7="http://schemas.microsoft.com/office/drawing/2016/5/13/chartex" xmlns:cx8="http://schemas.microsoft.com/office/drawing/2016/5/14/chartex" xmlns:mc="http://schemas.openxmlformats.org/markup-compatibility/2006" xmlns:aink="http://schemas.microsoft.com/office/drawing/2016/ink" xmlns:am3d="http://schemas.microsoft.com/office/drawing/2017/model3d" xmlns:o="urn:schemas-microsoft-com:office:office" xmlns:oel="http://schemas.microsoft.com/office/2019/extlst" xmlns:r="http://schemas.openxmlformats.org/officeDocument/2006/relationships" xmlns:m="http://schemas.openxmlformats.org/officeDocument/2006/math" xmlns:v="urn:schemas-microsoft-com:vml" xmlns:wp14="http://schemas.microsoft.com/office/word/2010/wordprocessingDrawing" xmlns:wp="http://schemas.openxmlformats.org/drawingml/2006/wordprocessingDrawing" xmlns:w10="urn:schemas-microsoft-com:office:word" xmlns:w="http://schemas.openxmlformats.org/wordprocessingml/2006/main" xmlns:w14="http://schemas.microsoft.com/office/word/2010/wordml" xmlns:w15="http://schemas.microsoft.com/office/word/2012/wordml" xmlns:w16cex="http://schemas.microsoft.com/office/word/2018/wordml/cex" xmlns:w16cid="http://schemas.microsoft.com/office/word/2016/wordml/cid" xmlns:w16="http://schemas.microsoft.com/office/word/2018/wordml" xmlns:w16du="http://schemas.microsoft.com/office/word/2023/wordml/word16du" xmlns:w16sdtdh="http://schemas.microsoft.com/office/word/2020/wordml/sdtdatahash" xmlns:w16se="http://schemas.microsoft.com/office/word/2015/wordml/symex" xmlns:wpg="http://schemas.microsoft.com/office/word/2010/wordprocessingGroup" xmlns:wpi="http://schemas.microsoft.com/office/word/2010/wordprocessingInk" xmlns:wne="http://schemas.microsoft.com/office/word/2006/wordml" xmlns:wps="http://schemas.microsoft.com/office/word/2010/wordprocessingShape" mc:Ignorable="w14 w15 w16se w16cid w16 w16cex w16sdtdh w16du wp14">
+<w:ftr xmlns:wpc="http://schemas.microsoft.com/office/word/2010/wordprocessingCanvas" xmlns:cx="http://schemas.microsoft.com/office/drawing/2014/chartex" xmlns:cx1="http://schemas.microsoft.com/office/drawing/2015/9/8/chartex" xmlns:cx2="http://schemas.microsoft.com/office/drawing/2015/10/21/chartex" xmlns:cx3="http://schemas.microsoft.com/office/drawing/2016/5/9/chartex" xmlns:cx4="http://schemas.microsoft.com/office/drawing/2016/5/10/chartex" xmlns:cx5="http://schemas.microsoft.com/office/drawing/2016/5/11/chartex" xmlns:cx6="http://schemas.microsoft.com/office/drawing/2016/5/12/chartex" xmlns:cx7="http://schemas.microsoft.com/office/drawing/2016/5/13/chartex" xmlns:cx8="http://schemas.microsoft.com/office/drawing/2016/5/14/chartex" xmlns:mc="http://schemas.openxmlformats.org/markup-compatibility/2006" xmlns:aink="http://schemas.microsoft.com/office/drawing/2016/ink" xmlns:am3d="http://schemas.microsoft.com/office/drawing/2017/model3d" xmlns:o="urn:schemas-microsoft-com:office:office" xmlns:oel="http://schemas.microsoft.com/office/2019/extlst" xmlns:r="http://schemas.openxmlformats.org/officeDocument/2006/relationships" xmlns:m="http://schemas.openxmlformats.org/officeDocument/2006/math" xmlns:v="urn:schemas-microsoft-com:vml" xmlns:wp14="http://schemas.microsoft.com/office/word/2010/wordprocessingDrawing" xmlns:wp="http://schemas.openxmlformats.org/drawingml/2006/wordprocessingDrawing" xmlns:w10="urn:schemas-microsoft-com:office:word" xmlns:w="http://schemas.openxmlformats.org/wordprocessingml/2006/main" xmlns:w14="http://schemas.microsoft.com/office/word/2010/wordml" xmlns:w15="http://schemas.microsoft.com/office/word/2012/wordml" xmlns:w16cex="http://schemas.microsoft.com/office/word/2018/wordml/cex" xmlns:w16cid="http://schemas.microsoft.com/office/word/2016/wordml/cid" xmlns:w16="http://schemas.microsoft.com/office/word/2018/wordml" xmlns:w16du="http://schemas.microsoft.com/office/word/2023/wordml/word16du" xmlns:w16sdtdh="http://schemas.microsoft.com/office/word/2020/wordml/sdtdatahash" xmlns:w16sdtfl="http://schemas.microsoft.com/office/word/2024/wordml/sdtformatlock" xmlns:w16se="http://schemas.microsoft.com/office/word/2015/wordml/symex" xmlns:wpg="http://schemas.microsoft.com/office/word/2010/wordprocessingGroup" xmlns:wpi="http://schemas.microsoft.com/office/word/2010/wordprocessingInk" xmlns:wne="http://schemas.microsoft.com/office/word/2006/wordml" xmlns:wps="http://schemas.microsoft.com/office/word/2010/wordprocessingShape" mc:Ignorable="w14 w15 w16se w16cid w16 w16cex w16sdtdh w16sdtfl w16du wp14">
   <w:p>
     <w:pPr>
       <w:pBdr>
@@ -14183,7 +17811,7 @@
 </file>
 
 <file path=word/footnotes.xml><?xml version="1.0" encoding="utf-8"?>
-<w:footnotes xmlns:wpc="http://schemas.microsoft.com/office/word/2010/wordprocessingCanvas" xmlns:cx="http://schemas.microsoft.com/office/drawing/2014/chartex" xmlns:cx1="http://schemas.microsoft.com/office/drawing/2015/9/8/chartex" xmlns:cx2="http://schemas.microsoft.com/office/drawing/2015/10/21/chartex" xmlns:cx3="http://schemas.microsoft.com/office/drawing/2016/5/9/chartex" xmlns:cx4="http://schemas.microsoft.com/office/drawing/2016/5/10/chartex" xmlns:cx5="http://schemas.microsoft.com/office/drawing/2016/5/11/chartex" xmlns:cx6="http://schemas.microsoft.com/office/drawing/2016/5/12/chartex" xmlns:cx7="http://schemas.microsoft.com/office/drawing/2016/5/13/chartex" xmlns:cx8="http://schemas.microsoft.com/office/drawing/2016/5/14/chartex" xmlns:mc="http://schemas.openxmlformats.org/markup-compatibility/2006" xmlns:aink="http://schemas.microsoft.com/office/drawing/2016/ink" xmlns:am3d="http://schemas.microsoft.com/office/drawing/2017/model3d" xmlns:o="urn:schemas-microsoft-com:office:office" xmlns:oel="http://schemas.microsoft.com/office/2019/extlst" xmlns:r="http://schemas.openxmlformats.org/officeDocument/2006/relationships" xmlns:m="http://schemas.openxmlformats.org/officeDocument/2006/math" xmlns:v="urn:schemas-microsoft-com:vml" xmlns:wp14="http://schemas.microsoft.com/office/word/2010/wordprocessingDrawing" xmlns:wp="http://schemas.openxmlformats.org/drawingml/2006/wordprocessingDrawing" xmlns:w10="urn:schemas-microsoft-com:office:word" xmlns:w="http://schemas.openxmlformats.org/wordprocessingml/2006/main" xmlns:w14="http://schemas.microsoft.com/office/word/2010/wordml" xmlns:w15="http://schemas.microsoft.com/office/word/2012/wordml" xmlns:w16cex="http://schemas.microsoft.com/office/word/2018/wordml/cex" xmlns:w16cid="http://schemas.microsoft.com/office/word/2016/wordml/cid" xmlns:w16="http://schemas.microsoft.com/office/word/2018/wordml" xmlns:w16du="http://schemas.microsoft.com/office/word/2023/wordml/word16du" xmlns:w16sdtdh="http://schemas.microsoft.com/office/word/2020/wordml/sdtdatahash" xmlns:w16se="http://schemas.microsoft.com/office/word/2015/wordml/symex" xmlns:wpg="http://schemas.microsoft.com/office/word/2010/wordprocessingGroup" xmlns:wpi="http://schemas.microsoft.com/office/word/2010/wordprocessingInk" xmlns:wne="http://schemas.microsoft.com/office/word/2006/wordml" xmlns:wps="http://schemas.microsoft.com/office/word/2010/wordprocessingShape" mc:Ignorable="w14 w15 w16se w16cid w16 w16cex w16sdtdh w16du wp14">
+<w:footnotes xmlns:wpc="http://schemas.microsoft.com/office/word/2010/wordprocessingCanvas" xmlns:cx="http://schemas.microsoft.com/office/drawing/2014/chartex" xmlns:cx1="http://schemas.microsoft.com/office/drawing/2015/9/8/chartex" xmlns:cx2="http://schemas.microsoft.com/office/drawing/2015/10/21/chartex" xmlns:cx3="http://schemas.microsoft.com/office/drawing/2016/5/9/chartex" xmlns:cx4="http://schemas.microsoft.com/office/drawing/2016/5/10/chartex" xmlns:cx5="http://schemas.microsoft.com/office/drawing/2016/5/11/chartex" xmlns:cx6="http://schemas.microsoft.com/office/drawing/2016/5/12/chartex" xmlns:cx7="http://schemas.microsoft.com/office/drawing/2016/5/13/chartex" xmlns:cx8="http://schemas.microsoft.com/office/drawing/2016/5/14/chartex" xmlns:mc="http://schemas.openxmlformats.org/markup-compatibility/2006" xmlns:aink="http://schemas.microsoft.com/office/drawing/2016/ink" xmlns:am3d="http://schemas.microsoft.com/office/drawing/2017/model3d" xmlns:o="urn:schemas-microsoft-com:office:office" xmlns:oel="http://schemas.microsoft.com/office/2019/extlst" xmlns:r="http://schemas.openxmlformats.org/officeDocument/2006/relationships" xmlns:m="http://schemas.openxmlformats.org/officeDocument/2006/math" xmlns:v="urn:schemas-microsoft-com:vml" xmlns:wp14="http://schemas.microsoft.com/office/word/2010/wordprocessingDrawing" xmlns:wp="http://schemas.openxmlformats.org/drawingml/2006/wordprocessingDrawing" xmlns:w10="urn:schemas-microsoft-com:office:word" xmlns:w="http://schemas.openxmlformats.org/wordprocessingml/2006/main" xmlns:w14="http://schemas.microsoft.com/office/word/2010/wordml" xmlns:w15="http://schemas.microsoft.com/office/word/2012/wordml" xmlns:w16cex="http://schemas.microsoft.com/office/word/2018/wordml/cex" xmlns:w16cid="http://schemas.microsoft.com/office/word/2016/wordml/cid" xmlns:w16="http://schemas.microsoft.com/office/word/2018/wordml" xmlns:w16du="http://schemas.microsoft.com/office/word/2023/wordml/word16du" xmlns:w16sdtdh="http://schemas.microsoft.com/office/word/2020/wordml/sdtdatahash" xmlns:w16sdtfl="http://schemas.microsoft.com/office/word/2024/wordml/sdtformatlock" xmlns:w16se="http://schemas.microsoft.com/office/word/2015/wordml/symex" xmlns:wpg="http://schemas.microsoft.com/office/word/2010/wordprocessingGroup" xmlns:wpi="http://schemas.microsoft.com/office/word/2010/wordprocessingInk" xmlns:wne="http://schemas.microsoft.com/office/word/2006/wordml" xmlns:wps="http://schemas.microsoft.com/office/word/2010/wordprocessingShape" mc:Ignorable="w14 w15 w16se w16cid w16 w16cex w16sdtdh w16sdtfl w16du wp14">
   <w:footnote w:type="separator" w:id="-1">
     <w:p>
       <w:pPr>
@@ -14208,7 +17836,7 @@
 </file>
 
 <file path=word/header1.xml><?xml version="1.0" encoding="utf-8"?>
-<w:hdr xmlns:wpc="http://schemas.microsoft.com/office/word/2010/wordprocessingCanvas" xmlns:cx="http://schemas.microsoft.com/office/drawing/2014/chartex" xmlns:cx1="http://schemas.microsoft.com/office/drawing/2015/9/8/chartex" xmlns:cx2="http://schemas.microsoft.com/office/drawing/2015/10/21/chartex" xmlns:cx3="http://schemas.microsoft.com/office/drawing/2016/5/9/chartex" xmlns:cx4="http://schemas.microsoft.com/office/drawing/2016/5/10/chartex" xmlns:cx5="http://schemas.microsoft.com/office/drawing/2016/5/11/chartex" xmlns:cx6="http://schemas.microsoft.com/office/drawing/2016/5/12/chartex" xmlns:cx7="http://schemas.microsoft.com/office/drawing/2016/5/13/chartex" xmlns:cx8="http://schemas.microsoft.com/office/drawing/2016/5/14/chartex" xmlns:mc="http://schemas.openxmlformats.org/markup-compatibility/2006" xmlns:aink="http://schemas.microsoft.com/office/drawing/2016/ink" xmlns:am3d="http://schemas.microsoft.com/office/drawing/2017/model3d" xmlns:o="urn:schemas-microsoft-com:office:office" xmlns:oel="http://schemas.microsoft.com/office/2019/extlst" xmlns:r="http://schemas.openxmlformats.org/officeDocument/2006/relationships" xmlns:m="http://schemas.openxmlformats.org/officeDocument/2006/math" xmlns:v="urn:schemas-microsoft-com:vml" xmlns:wp14="http://schemas.microsoft.com/office/word/2010/wordprocessingDrawing" xmlns:wp="http://schemas.openxmlformats.org/drawingml/2006/wordprocessingDrawing" xmlns:w10="urn:schemas-microsoft-com:office:word" xmlns:w="http://schemas.openxmlformats.org/wordprocessingml/2006/main" xmlns:w14="http://schemas.microsoft.com/office/word/2010/wordml" xmlns:w15="http://schemas.microsoft.com/office/word/2012/wordml" xmlns:w16cex="http://schemas.microsoft.com/office/word/2018/wordml/cex" xmlns:w16cid="http://schemas.microsoft.com/office/word/2016/wordml/cid" xmlns:w16="http://schemas.microsoft.com/office/word/2018/wordml" xmlns:w16du="http://schemas.microsoft.com/office/word/2023/wordml/word16du" xmlns:w16sdtdh="http://schemas.microsoft.com/office/word/2020/wordml/sdtdatahash" xmlns:w16se="http://schemas.microsoft.com/office/word/2015/wordml/symex" xmlns:wpg="http://schemas.microsoft.com/office/word/2010/wordprocessingGroup" xmlns:wpi="http://schemas.microsoft.com/office/word/2010/wordprocessingInk" xmlns:wne="http://schemas.microsoft.com/office/word/2006/wordml" xmlns:wps="http://schemas.microsoft.com/office/word/2010/wordprocessingShape" mc:Ignorable="w14 w15 w16se w16cid w16 w16cex w16sdtdh w16du wp14">
+<w:hdr xmlns:wpc="http://schemas.microsoft.com/office/word/2010/wordprocessingCanvas" xmlns:cx="http://schemas.microsoft.com/office/drawing/2014/chartex" xmlns:cx1="http://schemas.microsoft.com/office/drawing/2015/9/8/chartex" xmlns:cx2="http://schemas.microsoft.com/office/drawing/2015/10/21/chartex" xmlns:cx3="http://schemas.microsoft.com/office/drawing/2016/5/9/chartex" xmlns:cx4="http://schemas.microsoft.com/office/drawing/2016/5/10/chartex" xmlns:cx5="http://schemas.microsoft.com/office/drawing/2016/5/11/chartex" xmlns:cx6="http://schemas.microsoft.com/office/drawing/2016/5/12/chartex" xmlns:cx7="http://schemas.microsoft.com/office/drawing/2016/5/13/chartex" xmlns:cx8="http://schemas.microsoft.com/office/drawing/2016/5/14/chartex" xmlns:mc="http://schemas.openxmlformats.org/markup-compatibility/2006" xmlns:aink="http://schemas.microsoft.com/office/drawing/2016/ink" xmlns:am3d="http://schemas.microsoft.com/office/drawing/2017/model3d" xmlns:o="urn:schemas-microsoft-com:office:office" xmlns:oel="http://schemas.microsoft.com/office/2019/extlst" xmlns:r="http://schemas.openxmlformats.org/officeDocument/2006/relationships" xmlns:m="http://schemas.openxmlformats.org/officeDocument/2006/math" xmlns:v="urn:schemas-microsoft-com:vml" xmlns:wp14="http://schemas.microsoft.com/office/word/2010/wordprocessingDrawing" xmlns:wp="http://schemas.openxmlformats.org/drawingml/2006/wordprocessingDrawing" xmlns:w10="urn:schemas-microsoft-com:office:word" xmlns:w="http://schemas.openxmlformats.org/wordprocessingml/2006/main" xmlns:w14="http://schemas.microsoft.com/office/word/2010/wordml" xmlns:w15="http://schemas.microsoft.com/office/word/2012/wordml" xmlns:w16cex="http://schemas.microsoft.com/office/word/2018/wordml/cex" xmlns:w16cid="http://schemas.microsoft.com/office/word/2016/wordml/cid" xmlns:w16="http://schemas.microsoft.com/office/word/2018/wordml" xmlns:w16du="http://schemas.microsoft.com/office/word/2023/wordml/word16du" xmlns:w16sdtdh="http://schemas.microsoft.com/office/word/2020/wordml/sdtdatahash" xmlns:w16sdtfl="http://schemas.microsoft.com/office/word/2024/wordml/sdtformatlock" xmlns:w16se="http://schemas.microsoft.com/office/word/2015/wordml/symex" xmlns:wpg="http://schemas.microsoft.com/office/word/2010/wordprocessingGroup" xmlns:wpi="http://schemas.microsoft.com/office/word/2010/wordprocessingInk" xmlns:wne="http://schemas.microsoft.com/office/word/2006/wordml" xmlns:wps="http://schemas.microsoft.com/office/word/2010/wordprocessingShape" mc:Ignorable="w14 w15 w16se w16cid w16 w16cex w16sdtdh w16sdtfl w16du wp14">
   <w:p>
     <w:pPr>
       <w:pStyle w:val="Header"/>
@@ -14229,7 +17857,7 @@
 </file>
 
 <file path=word/header2.xml><?xml version="1.0" encoding="utf-8"?>
-<w:hdr xmlns:wpc="http://schemas.microsoft.com/office/word/2010/wordprocessingCanvas" xmlns:cx="http://schemas.microsoft.com/office/drawing/2014/chartex" xmlns:cx1="http://schemas.microsoft.com/office/drawing/2015/9/8/chartex" xmlns:cx2="http://schemas.microsoft.com/office/drawing/2015/10/21/chartex" xmlns:cx3="http://schemas.microsoft.com/office/drawing/2016/5/9/chartex" xmlns:cx4="http://schemas.microsoft.com/office/drawing/2016/5/10/chartex" xmlns:cx5="http://schemas.microsoft.com/office/drawing/2016/5/11/chartex" xmlns:cx6="http://schemas.microsoft.com/office/drawing/2016/5/12/chartex" xmlns:cx7="http://schemas.microsoft.com/office/drawing/2016/5/13/chartex" xmlns:cx8="http://schemas.microsoft.com/office/drawing/2016/5/14/chartex" xmlns:mc="http://schemas.openxmlformats.org/markup-compatibility/2006" xmlns:aink="http://schemas.microsoft.com/office/drawing/2016/ink" xmlns:am3d="http://schemas.microsoft.com/office/drawing/2017/model3d" xmlns:o="urn:schemas-microsoft-com:office:office" xmlns:oel="http://schemas.microsoft.com/office/2019/extlst" xmlns:r="http://schemas.openxmlformats.org/officeDocument/2006/relationships" xmlns:m="http://schemas.openxmlformats.org/officeDocument/2006/math" xmlns:v="urn:schemas-microsoft-com:vml" xmlns:wp14="http://schemas.microsoft.com/office/word/2010/wordprocessingDrawing" xmlns:wp="http://schemas.openxmlformats.org/drawingml/2006/wordprocessingDrawing" xmlns:w10="urn:schemas-microsoft-com:office:word" xmlns:w="http://schemas.openxmlformats.org/wordprocessingml/2006/main" xmlns:w14="http://schemas.microsoft.com/office/word/2010/wordml" xmlns:w15="http://schemas.microsoft.com/office/word/2012/wordml" xmlns:w16cex="http://schemas.microsoft.com/office/word/2018/wordml/cex" xmlns:w16cid="http://schemas.microsoft.com/office/word/2016/wordml/cid" xmlns:w16="http://schemas.microsoft.com/office/word/2018/wordml" xmlns:w16du="http://schemas.microsoft.com/office/word/2023/wordml/word16du" xmlns:w16sdtdh="http://schemas.microsoft.com/office/word/2020/wordml/sdtdatahash" xmlns:w16se="http://schemas.microsoft.com/office/word/2015/wordml/symex" xmlns:wpg="http://schemas.microsoft.com/office/word/2010/wordprocessingGroup" xmlns:wpi="http://schemas.microsoft.com/office/word/2010/wordprocessingInk" xmlns:wne="http://schemas.microsoft.com/office/word/2006/wordml" xmlns:wps="http://schemas.microsoft.com/office/word/2010/wordprocessingShape" mc:Ignorable="w14 w15 w16se w16cid w16 w16cex w16sdtdh w16du wp14">
+<w:hdr xmlns:wpc="http://schemas.microsoft.com/office/word/2010/wordprocessingCanvas" xmlns:cx="http://schemas.microsoft.com/office/drawing/2014/chartex" xmlns:cx1="http://schemas.microsoft.com/office/drawing/2015/9/8/chartex" xmlns:cx2="http://schemas.microsoft.com/office/drawing/2015/10/21/chartex" xmlns:cx3="http://schemas.microsoft.com/office/drawing/2016/5/9/chartex" xmlns:cx4="http://schemas.microsoft.com/office/drawing/2016/5/10/chartex" xmlns:cx5="http://schemas.microsoft.com/office/drawing/2016/5/11/chartex" xmlns:cx6="http://schemas.microsoft.com/office/drawing/2016/5/12/chartex" xmlns:cx7="http://schemas.microsoft.com/office/drawing/2016/5/13/chartex" xmlns:cx8="http://schemas.microsoft.com/office/drawing/2016/5/14/chartex" xmlns:mc="http://schemas.openxmlformats.org/markup-compatibility/2006" xmlns:aink="http://schemas.microsoft.com/office/drawing/2016/ink" xmlns:am3d="http://schemas.microsoft.com/office/drawing/2017/model3d" xmlns:o="urn:schemas-microsoft-com:office:office" xmlns:oel="http://schemas.microsoft.com/office/2019/extlst" xmlns:r="http://schemas.openxmlformats.org/officeDocument/2006/relationships" xmlns:m="http://schemas.openxmlformats.org/officeDocument/2006/math" xmlns:v="urn:schemas-microsoft-com:vml" xmlns:wp14="http://schemas.microsoft.com/office/word/2010/wordprocessingDrawing" xmlns:wp="http://schemas.openxmlformats.org/drawingml/2006/wordprocessingDrawing" xmlns:w10="urn:schemas-microsoft-com:office:word" xmlns:w="http://schemas.openxmlformats.org/wordprocessingml/2006/main" xmlns:w14="http://schemas.microsoft.com/office/word/2010/wordml" xmlns:w15="http://schemas.microsoft.com/office/word/2012/wordml" xmlns:w16cex="http://schemas.microsoft.com/office/word/2018/wordml/cex" xmlns:w16cid="http://schemas.microsoft.com/office/word/2016/wordml/cid" xmlns:w16="http://schemas.microsoft.com/office/word/2018/wordml" xmlns:w16du="http://schemas.microsoft.com/office/word/2023/wordml/word16du" xmlns:w16sdtdh="http://schemas.microsoft.com/office/word/2020/wordml/sdtdatahash" xmlns:w16sdtfl="http://schemas.microsoft.com/office/word/2024/wordml/sdtformatlock" xmlns:w16se="http://schemas.microsoft.com/office/word/2015/wordml/symex" xmlns:wpg="http://schemas.microsoft.com/office/word/2010/wordprocessingGroup" xmlns:wpi="http://schemas.microsoft.com/office/word/2010/wordprocessingInk" xmlns:wne="http://schemas.microsoft.com/office/word/2006/wordml" xmlns:wps="http://schemas.microsoft.com/office/word/2010/wordprocessingShape" mc:Ignorable="w14 w15 w16se w16cid w16 w16cex w16sdtdh w16sdtfl w16du wp14">
   <w:p>
     <w:pPr>
       <w:pStyle w:val="Header"/>
@@ -14242,7 +17870,7 @@
 </file>
 
 <file path=word/styles.xml><?xml version="1.0" encoding="utf-8"?>
-<w:styles xmlns:mc="http://schemas.openxmlformats.org/markup-compatibility/2006" xmlns:r="http://schemas.openxmlformats.org/officeDocument/2006/relationships" xmlns:w="http://schemas.openxmlformats.org/wordprocessingml/2006/main" xmlns:w14="http://schemas.microsoft.com/office/word/2010/wordml" xmlns:w15="http://schemas.microsoft.com/office/word/2012/wordml" xmlns:w16cex="http://schemas.microsoft.com/office/word/2018/wordml/cex" xmlns:w16cid="http://schemas.microsoft.com/office/word/2016/wordml/cid" xmlns:w16="http://schemas.microsoft.com/office/word/2018/wordml" xmlns:w16du="http://schemas.microsoft.com/office/word/2023/wordml/word16du" xmlns:w16sdtdh="http://schemas.microsoft.com/office/word/2020/wordml/sdtdatahash" xmlns:w16se="http://schemas.microsoft.com/office/word/2015/wordml/symex" mc:Ignorable="w14 w15 w16se w16cid w16 w16cex w16sdtdh w16du">
+<w:styles xmlns:mc="http://schemas.openxmlformats.org/markup-compatibility/2006" xmlns:r="http://schemas.openxmlformats.org/officeDocument/2006/relationships" xmlns:w="http://schemas.openxmlformats.org/wordprocessingml/2006/main" xmlns:w14="http://schemas.microsoft.com/office/word/2010/wordml" xmlns:w15="http://schemas.microsoft.com/office/word/2012/wordml" xmlns:w16cex="http://schemas.microsoft.com/office/word/2018/wordml/cex" xmlns:w16cid="http://schemas.microsoft.com/office/word/2016/wordml/cid" xmlns:w16="http://schemas.microsoft.com/office/word/2018/wordml" xmlns:w16du="http://schemas.microsoft.com/office/word/2023/wordml/word16du" xmlns:w16sdtdh="http://schemas.microsoft.com/office/word/2020/wordml/sdtdatahash" xmlns:w16sdtfl="http://schemas.microsoft.com/office/word/2024/wordml/sdtformatlock" xmlns:w16se="http://schemas.microsoft.com/office/word/2015/wordml/symex" mc:Ignorable="w14 w15 w16se w16cid w16 w16cex w16sdtdh w16sdtfl w16du">
   <w:docDefaults>
     <w:rPrDefault>
       <w:rPr>
